--- a/bao-cao-do-an-PTPMNM.docx
+++ b/bao-cao-do-an-PTPMNM.docx
@@ -1183,6 +1183,7 @@
     <w:p>
       <w:pPr>
         <w:numPr>
+          <w:ilvl w:val="0"/>
           <w:numId w:val="0"/>
         </w:numPr>
         <w:ind w:left="75" w:leftChars="0"/>
@@ -1205,6 +1206,7 @@
     </w:p>
     <w:tbl>
       <w:tblPr>
+        <w:tblStyle w:val="3"/>
         <w:tblW w:w="0" w:type="auto"/>
         <w:tblCellSpacing w:w="15" w:type="dxa"/>
         <w:tblInd w:w="0" w:type="dxa"/>
@@ -1216,7 +1218,7 @@
           <w:insideH w:val="none" w:color="auto" w:sz="0" w:space="0"/>
           <w:insideV w:val="none" w:color="auto" w:sz="0" w:space="0"/>
         </w:tblBorders>
-        <w:shd w:val="clear"/>
+        <w:shd w:val="clear" w:color="auto" w:fill="auto"/>
         <w:tblLayout w:type="autofit"/>
         <w:tblCellMar>
           <w:top w:w="15" w:type="dxa"/>
@@ -1240,6 +1242,7 @@
             <w:insideH w:val="none" w:color="auto" w:sz="0" w:space="0"/>
             <w:insideV w:val="none" w:color="auto" w:sz="0" w:space="0"/>
           </w:tblBorders>
+          <w:shd w:val="clear" w:color="auto" w:fill="auto"/>
           <w:tblCellMar>
             <w:top w:w="15" w:type="dxa"/>
             <w:left w:w="15" w:type="dxa"/>
@@ -1254,7 +1257,7 @@
         <w:tc>
           <w:tcPr>
             <w:tcW w:w="0" w:type="auto"/>
-            <w:shd w:val="clear"/>
+            <w:shd w:val="clear" w:color="auto" w:fill="auto"/>
             <w:vAlign w:val="center"/>
           </w:tcPr>
           <w:p>
@@ -1287,7 +1290,7 @@
         <w:tc>
           <w:tcPr>
             <w:tcW w:w="0" w:type="auto"/>
-            <w:shd w:val="clear"/>
+            <w:shd w:val="clear" w:color="auto" w:fill="auto"/>
             <w:vAlign w:val="center"/>
           </w:tcPr>
           <w:p>
@@ -1320,7 +1323,7 @@
         <w:tc>
           <w:tcPr>
             <w:tcW w:w="0" w:type="auto"/>
-            <w:shd w:val="clear"/>
+            <w:shd w:val="clear" w:color="auto" w:fill="auto"/>
             <w:vAlign w:val="center"/>
           </w:tcPr>
           <w:p>
@@ -1361,6 +1364,7 @@
             <w:insideH w:val="none" w:color="auto" w:sz="0" w:space="0"/>
             <w:insideV w:val="none" w:color="auto" w:sz="0" w:space="0"/>
           </w:tblBorders>
+          <w:shd w:val="clear" w:color="auto" w:fill="auto"/>
           <w:tblCellMar>
             <w:top w:w="15" w:type="dxa"/>
             <w:left w:w="15" w:type="dxa"/>
@@ -1374,7 +1378,7 @@
         <w:tc>
           <w:tcPr>
             <w:tcW w:w="0" w:type="auto"/>
-            <w:shd w:val="clear"/>
+            <w:shd w:val="clear" w:color="auto" w:fill="auto"/>
             <w:vAlign w:val="center"/>
           </w:tcPr>
           <w:p>
@@ -1404,7 +1408,7 @@
         <w:tc>
           <w:tcPr>
             <w:tcW w:w="0" w:type="auto"/>
-            <w:shd w:val="clear"/>
+            <w:shd w:val="clear" w:color="auto" w:fill="auto"/>
             <w:vAlign w:val="center"/>
           </w:tcPr>
           <w:p>
@@ -1433,7 +1437,7 @@
         <w:tc>
           <w:tcPr>
             <w:tcW w:w="0" w:type="auto"/>
-            <w:shd w:val="clear"/>
+            <w:shd w:val="clear" w:color="auto" w:fill="auto"/>
             <w:vAlign w:val="center"/>
           </w:tcPr>
           <w:p>
@@ -1481,6 +1485,7 @@
             <w:insideH w:val="none" w:color="auto" w:sz="0" w:space="0"/>
             <w:insideV w:val="none" w:color="auto" w:sz="0" w:space="0"/>
           </w:tblBorders>
+          <w:shd w:val="clear" w:color="auto" w:fill="auto"/>
           <w:tblCellMar>
             <w:top w:w="15" w:type="dxa"/>
             <w:left w:w="15" w:type="dxa"/>
@@ -1494,7 +1499,7 @@
         <w:tc>
           <w:tcPr>
             <w:tcW w:w="0" w:type="auto"/>
-            <w:shd w:val="clear"/>
+            <w:shd w:val="clear" w:color="auto" w:fill="auto"/>
             <w:vAlign w:val="center"/>
           </w:tcPr>
           <w:p>
@@ -1524,7 +1529,7 @@
         <w:tc>
           <w:tcPr>
             <w:tcW w:w="0" w:type="auto"/>
-            <w:shd w:val="clear"/>
+            <w:shd w:val="clear" w:color="auto" w:fill="auto"/>
             <w:vAlign w:val="center"/>
           </w:tcPr>
           <w:p>
@@ -1553,7 +1558,7 @@
         <w:tc>
           <w:tcPr>
             <w:tcW w:w="0" w:type="auto"/>
-            <w:shd w:val="clear"/>
+            <w:shd w:val="clear" w:color="auto" w:fill="auto"/>
             <w:vAlign w:val="center"/>
           </w:tcPr>
           <w:p>
@@ -1603,7 +1608,7 @@
         <w:tc>
           <w:tcPr>
             <w:tcW w:w="0" w:type="auto"/>
-            <w:shd w:val="clear"/>
+            <w:shd w:val="clear" w:color="auto" w:fill="auto"/>
             <w:vAlign w:val="center"/>
           </w:tcPr>
           <w:p>
@@ -1633,7 +1638,7 @@
         <w:tc>
           <w:tcPr>
             <w:tcW w:w="0" w:type="auto"/>
-            <w:shd w:val="clear"/>
+            <w:shd w:val="clear" w:color="auto" w:fill="auto"/>
             <w:vAlign w:val="center"/>
           </w:tcPr>
           <w:p>
@@ -1662,7 +1667,7 @@
         <w:tc>
           <w:tcPr>
             <w:tcW w:w="0" w:type="auto"/>
-            <w:shd w:val="clear"/>
+            <w:shd w:val="clear" w:color="auto" w:fill="auto"/>
             <w:vAlign w:val="center"/>
           </w:tcPr>
           <w:p>
@@ -1710,7 +1715,6 @@
             <w:insideH w:val="none" w:color="auto" w:sz="0" w:space="0"/>
             <w:insideV w:val="none" w:color="auto" w:sz="0" w:space="0"/>
           </w:tblBorders>
-          <w:shd w:val="clear"/>
           <w:tblCellMar>
             <w:top w:w="15" w:type="dxa"/>
             <w:left w:w="15" w:type="dxa"/>
@@ -1724,7 +1728,7 @@
         <w:tc>
           <w:tcPr>
             <w:tcW w:w="0" w:type="auto"/>
-            <w:shd w:val="clear"/>
+            <w:shd w:val="clear" w:color="auto" w:fill="auto"/>
             <w:vAlign w:val="center"/>
           </w:tcPr>
           <w:p>
@@ -1754,7 +1758,7 @@
         <w:tc>
           <w:tcPr>
             <w:tcW w:w="0" w:type="auto"/>
-            <w:shd w:val="clear"/>
+            <w:shd w:val="clear" w:color="auto" w:fill="auto"/>
             <w:vAlign w:val="center"/>
           </w:tcPr>
           <w:p>
@@ -1783,7 +1787,7 @@
         <w:tc>
           <w:tcPr>
             <w:tcW w:w="0" w:type="auto"/>
-            <w:shd w:val="clear"/>
+            <w:shd w:val="clear" w:color="auto" w:fill="auto"/>
             <w:vAlign w:val="center"/>
           </w:tcPr>
           <w:p>
@@ -1831,7 +1835,7 @@
             <w:insideH w:val="none" w:color="auto" w:sz="0" w:space="0"/>
             <w:insideV w:val="none" w:color="auto" w:sz="0" w:space="0"/>
           </w:tblBorders>
-          <w:shd w:val="clear"/>
+          <w:shd w:val="clear" w:color="auto" w:fill="auto"/>
           <w:tblCellMar>
             <w:top w:w="15" w:type="dxa"/>
             <w:left w:w="15" w:type="dxa"/>
@@ -1845,7 +1849,7 @@
         <w:tc>
           <w:tcPr>
             <w:tcW w:w="0" w:type="auto"/>
-            <w:shd w:val="clear"/>
+            <w:shd w:val="clear" w:color="auto" w:fill="auto"/>
             <w:vAlign w:val="center"/>
           </w:tcPr>
           <w:p>
@@ -1875,7 +1879,7 @@
         <w:tc>
           <w:tcPr>
             <w:tcW w:w="0" w:type="auto"/>
-            <w:shd w:val="clear"/>
+            <w:shd w:val="clear" w:color="auto" w:fill="auto"/>
             <w:vAlign w:val="center"/>
           </w:tcPr>
           <w:p>
@@ -1904,7 +1908,7 @@
         <w:tc>
           <w:tcPr>
             <w:tcW w:w="0" w:type="auto"/>
-            <w:shd w:val="clear"/>
+            <w:shd w:val="clear" w:color="auto" w:fill="auto"/>
             <w:vAlign w:val="center"/>
           </w:tcPr>
           <w:p>
@@ -1952,7 +1956,6 @@
             <w:insideH w:val="none" w:color="auto" w:sz="0" w:space="0"/>
             <w:insideV w:val="none" w:color="auto" w:sz="0" w:space="0"/>
           </w:tblBorders>
-          <w:shd w:val="clear"/>
           <w:tblCellMar>
             <w:top w:w="15" w:type="dxa"/>
             <w:left w:w="15" w:type="dxa"/>
@@ -1966,7 +1969,7 @@
         <w:tc>
           <w:tcPr>
             <w:tcW w:w="0" w:type="auto"/>
-            <w:shd w:val="clear"/>
+            <w:shd w:val="clear" w:color="auto" w:fill="auto"/>
             <w:vAlign w:val="center"/>
           </w:tcPr>
           <w:p>
@@ -1996,7 +1999,7 @@
         <w:tc>
           <w:tcPr>
             <w:tcW w:w="0" w:type="auto"/>
-            <w:shd w:val="clear"/>
+            <w:shd w:val="clear" w:color="auto" w:fill="auto"/>
             <w:vAlign w:val="center"/>
           </w:tcPr>
           <w:p>
@@ -2025,7 +2028,7 @@
         <w:tc>
           <w:tcPr>
             <w:tcW w:w="0" w:type="auto"/>
-            <w:shd w:val="clear"/>
+            <w:shd w:val="clear" w:color="auto" w:fill="auto"/>
             <w:vAlign w:val="center"/>
           </w:tcPr>
           <w:p>
@@ -2073,7 +2076,6 @@
             <w:insideH w:val="none" w:color="auto" w:sz="0" w:space="0"/>
             <w:insideV w:val="none" w:color="auto" w:sz="0" w:space="0"/>
           </w:tblBorders>
-          <w:shd w:val="clear"/>
           <w:tblCellMar>
             <w:top w:w="15" w:type="dxa"/>
             <w:left w:w="15" w:type="dxa"/>
@@ -2087,7 +2089,7 @@
         <w:tc>
           <w:tcPr>
             <w:tcW w:w="0" w:type="auto"/>
-            <w:shd w:val="clear"/>
+            <w:shd w:val="clear" w:color="auto" w:fill="auto"/>
             <w:vAlign w:val="center"/>
           </w:tcPr>
           <w:p>
@@ -2117,7 +2119,7 @@
         <w:tc>
           <w:tcPr>
             <w:tcW w:w="0" w:type="auto"/>
-            <w:shd w:val="clear"/>
+            <w:shd w:val="clear" w:color="auto" w:fill="auto"/>
             <w:vAlign w:val="center"/>
           </w:tcPr>
           <w:p>
@@ -2146,7 +2148,7 @@
         <w:tc>
           <w:tcPr>
             <w:tcW w:w="0" w:type="auto"/>
-            <w:shd w:val="clear"/>
+            <w:shd w:val="clear" w:color="auto" w:fill="auto"/>
             <w:vAlign w:val="center"/>
           </w:tcPr>
           <w:p>
@@ -2209,6 +2211,7 @@
     <w:p>
       <w:pPr>
         <w:numPr>
+          <w:ilvl w:val="0"/>
           <w:numId w:val="0"/>
         </w:numPr>
         <w:ind w:left="75" w:leftChars="0"/>
@@ -2442,6 +2445,9 @@
         <w:ind w:left="720" w:hanging="360"/>
         <w:rPr>
           <w:rFonts w:hint="default" w:ascii="Times New Roman" w:hAnsi="Times New Roman" w:cs="Times New Roman"/>
+          <w:sz w:val="30"/>
+          <w:szCs w:val="30"/>
+          <w:lang w:val="vi-VN"/>
         </w:rPr>
       </w:pPr>
       <w:r>
@@ -2450,236 +2456,6 @@
         </w:rPr>
         <w:t>Xử lý lỗi cơ bản (duplicate ID, giỏ hàng trống, đăng nhập sai…).</w:t>
       </w:r>
-    </w:p>
-    <w:p>
-      <w:pPr>
-        <w:pStyle w:val="11"/>
-        <w:keepNext w:val="0"/>
-        <w:keepLines w:val="0"/>
-        <w:widowControl/>
-        <w:suppressLineNumbers w:val="0"/>
-        <w:rPr>
-          <w:rFonts w:hint="default" w:ascii="Times New Roman" w:hAnsi="Times New Roman" w:cs="Times New Roman"/>
-        </w:rPr>
-      </w:pPr>
-      <w:r>
-        <w:rPr>
-          <w:rStyle w:val="12"/>
-          <w:rFonts w:hint="default" w:ascii="Times New Roman" w:hAnsi="Times New Roman" w:cs="Times New Roman"/>
-          <w:lang w:val="vi-VN"/>
-        </w:rPr>
-        <w:t>b</w:t>
-      </w:r>
-      <w:r>
-        <w:rPr>
-          <w:rStyle w:val="12"/>
-          <w:rFonts w:hint="default" w:ascii="Times New Roman" w:hAnsi="Times New Roman" w:cs="Times New Roman"/>
-        </w:rPr>
-        <w:t>. Hướng phát triển:</w:t>
-      </w:r>
-    </w:p>
-    <w:p>
-      <w:pPr>
-        <w:keepNext w:val="0"/>
-        <w:keepLines w:val="0"/>
-        <w:widowControl/>
-        <w:numPr>
-          <w:ilvl w:val="0"/>
-          <w:numId w:val="7"/>
-        </w:numPr>
-        <w:suppressLineNumbers w:val="0"/>
-        <w:spacing w:before="0" w:beforeAutospacing="1" w:after="0" w:afterAutospacing="1"/>
-        <w:ind w:left="720" w:hanging="360"/>
-        <w:rPr>
-          <w:rFonts w:hint="default" w:ascii="Times New Roman" w:hAnsi="Times New Roman" w:cs="Times New Roman"/>
-        </w:rPr>
-      </w:pPr>
-      <w:r>
-        <w:rPr>
-          <w:rFonts w:hint="default" w:ascii="Times New Roman" w:hAnsi="Times New Roman" w:cs="Times New Roman"/>
-        </w:rPr>
-        <w:t>Chuyển sang sử dụng framework (Laravel hoặc CodeIgniter) để code sạch hơn, bảo mật tốt hơn và dễ bảo trì.</w:t>
-      </w:r>
-    </w:p>
-    <w:p>
-      <w:pPr>
-        <w:keepNext w:val="0"/>
-        <w:keepLines w:val="0"/>
-        <w:widowControl/>
-        <w:numPr>
-          <w:ilvl w:val="0"/>
-          <w:numId w:val="7"/>
-        </w:numPr>
-        <w:suppressLineNumbers w:val="0"/>
-        <w:spacing w:before="0" w:beforeAutospacing="1" w:after="0" w:afterAutospacing="1"/>
-        <w:ind w:left="720" w:hanging="360"/>
-        <w:rPr>
-          <w:rFonts w:hint="default" w:ascii="Times New Roman" w:hAnsi="Times New Roman" w:cs="Times New Roman"/>
-        </w:rPr>
-      </w:pPr>
-      <w:r>
-        <w:rPr>
-          <w:rFonts w:hint="default" w:ascii="Times New Roman" w:hAnsi="Times New Roman" w:cs="Times New Roman"/>
-        </w:rPr>
-        <w:t>Thêm tính năng đánh giá sản phẩm, bình luận.</w:t>
-      </w:r>
-    </w:p>
-    <w:p>
-      <w:pPr>
-        <w:keepNext w:val="0"/>
-        <w:keepLines w:val="0"/>
-        <w:widowControl/>
-        <w:numPr>
-          <w:ilvl w:val="0"/>
-          <w:numId w:val="7"/>
-        </w:numPr>
-        <w:suppressLineNumbers w:val="0"/>
-        <w:spacing w:before="0" w:beforeAutospacing="1" w:after="0" w:afterAutospacing="1"/>
-        <w:ind w:left="720" w:hanging="360"/>
-        <w:rPr>
-          <w:rFonts w:hint="default" w:ascii="Times New Roman" w:hAnsi="Times New Roman" w:cs="Times New Roman"/>
-        </w:rPr>
-      </w:pPr>
-      <w:r>
-        <w:rPr>
-          <w:rFonts w:hint="default" w:ascii="Times New Roman" w:hAnsi="Times New Roman" w:cs="Times New Roman"/>
-        </w:rPr>
-        <w:t>Tích hợp thanh toán trực tuyến (Momo, VNPay, PayPal).</w:t>
-      </w:r>
-    </w:p>
-    <w:p>
-      <w:pPr>
-        <w:keepNext w:val="0"/>
-        <w:keepLines w:val="0"/>
-        <w:widowControl/>
-        <w:numPr>
-          <w:ilvl w:val="0"/>
-          <w:numId w:val="7"/>
-        </w:numPr>
-        <w:suppressLineNumbers w:val="0"/>
-        <w:spacing w:before="0" w:beforeAutospacing="1" w:after="0" w:afterAutospacing="1"/>
-        <w:ind w:left="720" w:hanging="360"/>
-        <w:rPr>
-          <w:rFonts w:hint="default" w:ascii="Times New Roman" w:hAnsi="Times New Roman" w:cs="Times New Roman"/>
-        </w:rPr>
-      </w:pPr>
-      <w:r>
-        <w:rPr>
-          <w:rFonts w:hint="default" w:ascii="Times New Roman" w:hAnsi="Times New Roman" w:cs="Times New Roman"/>
-        </w:rPr>
-        <w:t>Thêm quản lý danh mục sản phẩm thực thụ thay vì chỉ dùng tag.</w:t>
-      </w:r>
-    </w:p>
-    <w:p>
-      <w:pPr>
-        <w:keepNext w:val="0"/>
-        <w:keepLines w:val="0"/>
-        <w:widowControl/>
-        <w:numPr>
-          <w:ilvl w:val="0"/>
-          <w:numId w:val="7"/>
-        </w:numPr>
-        <w:suppressLineNumbers w:val="0"/>
-        <w:spacing w:before="0" w:beforeAutospacing="1" w:after="0" w:afterAutospacing="1"/>
-        <w:ind w:left="720" w:hanging="360"/>
-        <w:rPr>
-          <w:rFonts w:hint="default" w:ascii="Times New Roman" w:hAnsi="Times New Roman" w:cs="Times New Roman"/>
-        </w:rPr>
-      </w:pPr>
-      <w:r>
-        <w:rPr>
-          <w:rFonts w:hint="default" w:ascii="Times New Roman" w:hAnsi="Times New Roman" w:cs="Times New Roman"/>
-        </w:rPr>
-        <w:t>Xây dựng phiên bản mobile app (React Native hoặc Flutter).</w:t>
-      </w:r>
-    </w:p>
-    <w:p>
-      <w:pPr>
-        <w:keepNext w:val="0"/>
-        <w:keepLines w:val="0"/>
-        <w:widowControl/>
-        <w:numPr>
-          <w:ilvl w:val="0"/>
-          <w:numId w:val="7"/>
-        </w:numPr>
-        <w:suppressLineNumbers w:val="0"/>
-        <w:spacing w:before="0" w:beforeAutospacing="1" w:after="0" w:afterAutospacing="1"/>
-        <w:ind w:left="720" w:hanging="360"/>
-        <w:rPr>
-          <w:rFonts w:hint="default" w:ascii="Times New Roman" w:hAnsi="Times New Roman" w:cs="Times New Roman"/>
-        </w:rPr>
-      </w:pPr>
-      <w:r>
-        <w:rPr>
-          <w:rFonts w:hint="default" w:ascii="Times New Roman" w:hAnsi="Times New Roman" w:cs="Times New Roman"/>
-        </w:rPr>
-        <w:t>Tối ưu SEO, thêm blog/tin tức thời trang.</w:t>
-      </w:r>
-    </w:p>
-    <w:p>
-      <w:pPr>
-        <w:keepNext w:val="0"/>
-        <w:keepLines w:val="0"/>
-        <w:widowControl/>
-        <w:numPr>
-          <w:ilvl w:val="0"/>
-          <w:numId w:val="7"/>
-        </w:numPr>
-        <w:suppressLineNumbers w:val="0"/>
-        <w:spacing w:before="0" w:beforeAutospacing="1" w:after="0" w:afterAutospacing="1"/>
-        <w:ind w:left="720" w:hanging="360"/>
-        <w:rPr>
-          <w:rFonts w:hint="default" w:ascii="Times New Roman" w:hAnsi="Times New Roman" w:cs="Times New Roman"/>
-        </w:rPr>
-      </w:pPr>
-      <w:r>
-        <w:rPr>
-          <w:rFonts w:hint="default" w:ascii="Times New Roman" w:hAnsi="Times New Roman" w:cs="Times New Roman"/>
-        </w:rPr>
-        <w:t>Triển khai lên hosting thực tế, sử dụng HTTPS.</w:t>
-      </w:r>
-    </w:p>
-    <w:p>
-      <w:pPr>
-        <w:numPr>
-          <w:numId w:val="0"/>
-        </w:numPr>
-        <w:ind w:left="75" w:leftChars="0"/>
-        <w:rPr>
-          <w:rFonts w:hint="default" w:ascii="Times New Roman" w:hAnsi="Times New Roman" w:cs="Times New Roman"/>
-          <w:sz w:val="30"/>
-          <w:szCs w:val="30"/>
-          <w:lang w:val="vi-VN"/>
-        </w:rPr>
-      </w:pPr>
-    </w:p>
-    <w:p>
-      <w:pPr>
-        <w:numPr>
-          <w:numId w:val="0"/>
-        </w:numPr>
-        <w:ind w:left="75" w:leftChars="0"/>
-        <w:rPr>
-          <w:rFonts w:hint="default" w:ascii="Times New Roman" w:hAnsi="Times New Roman" w:cs="Times New Roman"/>
-          <w:sz w:val="30"/>
-          <w:szCs w:val="30"/>
-          <w:lang w:val="vi-VN"/>
-        </w:rPr>
-      </w:pPr>
-    </w:p>
-    <w:p>
-      <w:pPr>
-        <w:numPr>
-          <w:numId w:val="0"/>
-        </w:numPr>
-        <w:ind w:left="75" w:leftChars="0"/>
-        <w:rPr>
-          <w:rFonts w:hint="default" w:ascii="Times New Roman" w:hAnsi="Times New Roman" w:cs="Times New Roman"/>
-          <w:sz w:val="30"/>
-          <w:szCs w:val="30"/>
-          <w:lang w:val="vi-VN"/>
-        </w:rPr>
-      </w:pPr>
     </w:p>
     <w:p>
       <w:pPr>
@@ -3243,7 +3019,96 @@
       <w:pPr>
         <w:numPr>
           <w:ilvl w:val="0"/>
-          <w:numId w:val="8"/>
+          <w:numId w:val="0"/>
+        </w:numPr>
+        <w:ind w:left="720" w:leftChars="0"/>
+        <w:rPr>
+          <w:rFonts w:hint="default" w:cs="Times New Roman"/>
+          <w:b w:val="0"/>
+          <w:bCs w:val="0"/>
+          <w:sz w:val="30"/>
+          <w:szCs w:val="30"/>
+          <w:lang w:val="vi-VN"/>
+        </w:rPr>
+      </w:pPr>
+      <w:r>
+        <w:rPr>
+          <w:rFonts w:hint="default" w:cs="Times New Roman"/>
+          <w:b w:val="0"/>
+          <w:bCs w:val="0"/>
+          <w:sz w:val="30"/>
+          <w:szCs w:val="30"/>
+          <w:lang w:val="vi-VN"/>
+        </w:rPr>
+        <w:t>-Về cách xử lý quản lý code trên github của nhóm, mỗi thành viên sau khi nhận được chức năng mình phải xử lý thì lập trình sau đó tạo ra 1 branch mới để chứa code, sau dó thì commit lên, người phụ trách dự án sẽ kiểm tra( nếu ổn và phù hợp thì sẽ thực hiện pull request, còn không thì sẽ từ chối), sau khi pull xong thì thực hiện merge với nhánh chính</w:t>
+      </w:r>
+      <w:r>
+        <w:rPr>
+          <w:rFonts w:hint="default" w:cs="Times New Roman"/>
+          <w:b w:val="0"/>
+          <w:bCs w:val="0"/>
+          <w:sz w:val="30"/>
+          <w:szCs w:val="30"/>
+          <w:lang w:val="vi-VN"/>
+        </w:rPr>
+        <w:br w:type="textWrapping"/>
+      </w:r>
+      <w:r>
+        <w:rPr>
+          <w:rFonts w:hint="default" w:cs="Times New Roman"/>
+          <w:b w:val="0"/>
+          <w:bCs w:val="0"/>
+          <w:sz w:val="30"/>
+          <w:szCs w:val="30"/>
+          <w:lang w:val="vi-VN"/>
+        </w:rPr>
+        <w:t>Tóm tắt:</w:t>
+      </w:r>
+    </w:p>
+    <w:p>
+      <w:pPr>
+        <w:numPr>
+          <w:ilvl w:val="0"/>
+          <w:numId w:val="0"/>
+        </w:numPr>
+        <w:ind w:left="720" w:leftChars="0"/>
+        <w:rPr>
+          <w:rFonts w:hint="default" w:cs="Times New Roman"/>
+          <w:b w:val="0"/>
+          <w:bCs w:val="0"/>
+          <w:sz w:val="30"/>
+          <w:szCs w:val="30"/>
+          <w:lang w:val="vi-VN"/>
+        </w:rPr>
+      </w:pPr>
+      <w:r>
+        <w:rPr>
+          <w:rFonts w:hint="default" w:cs="Times New Roman"/>
+          <w:b w:val="0"/>
+          <w:bCs w:val="0"/>
+          <w:sz w:val="30"/>
+          <w:szCs w:val="30"/>
+          <w:lang w:val="vi-VN"/>
+        </w:rPr>
+        <w:tab/>
+      </w:r>
+      <w:r>
+        <w:rPr>
+          <w:rFonts w:hint="default" w:cs="Times New Roman"/>
+          <w:b w:val="0"/>
+          <w:bCs w:val="0"/>
+          <w:sz w:val="30"/>
+          <w:szCs w:val="30"/>
+          <w:lang w:val="vi-VN"/>
+        </w:rPr>
+        <w:t>Mỗi dòng code mới thì tự mỗi thành viên tự tạo một branch mới -&gt; phụ trách dự án đọc và quyết định có merge hay không.</w:t>
+      </w:r>
+    </w:p>
+    <w:p>
+      <w:pPr>
+        <w:numPr>
+          <w:ilvl w:val="0"/>
+          <w:numId w:val="7"/>
         </w:numPr>
         <w:ind w:left="720" w:leftChars="0" w:firstLine="0" w:firstLineChars="0"/>
         <w:rPr>
@@ -3270,6 +3135,7 @@
     <w:p>
       <w:pPr>
         <w:numPr>
+          <w:ilvl w:val="0"/>
           <w:numId w:val="0"/>
         </w:numPr>
         <w:ind w:left="720" w:leftChars="0"/>
@@ -3308,6 +3174,7 @@
     <w:p>
       <w:pPr>
         <w:numPr>
+          <w:ilvl w:val="0"/>
           <w:numId w:val="0"/>
         </w:numPr>
         <w:ind w:left="720" w:leftChars="0"/>
@@ -3330,24 +3197,34 @@
           <w:lang w:val="vi-VN"/>
         </w:rPr>
         <w:tab/>
-        <w:t/>
-      </w:r>
-      <w:r>
-        <w:rPr>
-          <w:rFonts w:hint="default" w:ascii="Times New Roman" w:hAnsi="Times New Roman" w:cs="Times New Roman"/>
-          <w:b w:val="0"/>
-          <w:bCs w:val="0"/>
-          <w:sz w:val="30"/>
-          <w:szCs w:val="30"/>
-          <w:lang w:val="vi-VN"/>
-        </w:rPr>
-        <w:tab/>
+      </w:r>
+      <w:r>
+        <w:rPr>
+          <w:rFonts w:hint="default" w:ascii="Times New Roman" w:hAnsi="Times New Roman" w:cs="Times New Roman"/>
+          <w:b w:val="0"/>
+          <w:bCs w:val="0"/>
+          <w:sz w:val="30"/>
+          <w:szCs w:val="30"/>
+          <w:lang w:val="vi-VN"/>
+        </w:rPr>
+        <w:tab/>
+      </w:r>
+      <w:r>
+        <w:rPr>
+          <w:rFonts w:hint="default" w:ascii="Times New Roman" w:hAnsi="Times New Roman" w:cs="Times New Roman"/>
+          <w:b w:val="0"/>
+          <w:bCs w:val="0"/>
+          <w:sz w:val="30"/>
+          <w:szCs w:val="30"/>
+          <w:lang w:val="vi-VN"/>
+        </w:rPr>
         <w:t>Chỉ hình thành các giao diện cho trang web:</w:t>
       </w:r>
     </w:p>
     <w:p>
       <w:pPr>
         <w:numPr>
+          <w:ilvl w:val="0"/>
           <w:numId w:val="0"/>
         </w:numPr>
         <w:ind w:left="720" w:leftChars="0" w:firstLine="720" w:firstLineChars="0"/>
@@ -3375,6 +3252,7 @@
     <w:p>
       <w:pPr>
         <w:numPr>
+          <w:ilvl w:val="0"/>
           <w:numId w:val="0"/>
         </w:numPr>
         <w:ind w:left="1440" w:leftChars="0" w:firstLine="720" w:firstLineChars="0"/>
@@ -3402,6 +3280,7 @@
     <w:p>
       <w:pPr>
         <w:numPr>
+          <w:ilvl w:val="0"/>
           <w:numId w:val="0"/>
         </w:numPr>
         <w:ind w:left="720" w:leftChars="0"/>
@@ -3435,7 +3314,6 @@
           <w:lang w:val="vi-VN"/>
         </w:rPr>
         <w:tab/>
-        <w:t/>
       </w:r>
       <w:r>
         <w:rPr>
@@ -3463,6 +3341,7 @@
     <w:p>
       <w:pPr>
         <w:numPr>
+          <w:ilvl w:val="0"/>
           <w:numId w:val="0"/>
         </w:numPr>
         <w:ind w:left="720" w:leftChars="0"/>
@@ -3496,7 +3375,6 @@
           <w:lang w:val="vi-VN"/>
         </w:rPr>
         <w:tab/>
-        <w:t/>
       </w:r>
       <w:r>
         <w:rPr>
@@ -3524,6 +3402,7 @@
     <w:p>
       <w:pPr>
         <w:numPr>
+          <w:ilvl w:val="0"/>
           <w:numId w:val="0"/>
         </w:numPr>
         <w:ind w:left="720" w:leftChars="0"/>
@@ -3557,7 +3436,6 @@
           <w:lang w:val="vi-VN"/>
         </w:rPr>
         <w:tab/>
-        <w:t/>
       </w:r>
       <w:r>
         <w:rPr>
@@ -3585,6 +3463,7 @@
     <w:p>
       <w:pPr>
         <w:numPr>
+          <w:ilvl w:val="0"/>
           <w:numId w:val="0"/>
         </w:numPr>
         <w:ind w:left="720" w:leftChars="0"/>
@@ -3618,7 +3497,6 @@
           <w:lang w:val="vi-VN"/>
         </w:rPr>
         <w:tab/>
-        <w:t/>
       </w:r>
       <w:r>
         <w:rPr>
@@ -3646,6 +3524,7 @@
     <w:p>
       <w:pPr>
         <w:numPr>
+          <w:ilvl w:val="0"/>
           <w:numId w:val="0"/>
         </w:numPr>
         <w:ind w:left="1440" w:leftChars="0" w:firstLine="720" w:firstLineChars="0"/>
@@ -3668,6 +3547,16 @@
           <w:lang w:val="vi-VN"/>
         </w:rPr>
         <w:tab/>
+      </w:r>
+      <w:r>
+        <w:rPr>
+          <w:rFonts w:hint="default" w:ascii="Times New Roman" w:hAnsi="Times New Roman" w:cs="Times New Roman"/>
+          <w:b w:val="0"/>
+          <w:bCs w:val="0"/>
+          <w:sz w:val="30"/>
+          <w:szCs w:val="30"/>
+          <w:lang w:val="vi-VN"/>
+        </w:rPr>
         <w:t>...</w:t>
       </w:r>
     </w:p>
@@ -3675,7 +3564,7 @@
       <w:pPr>
         <w:numPr>
           <w:ilvl w:val="0"/>
-          <w:numId w:val="8"/>
+          <w:numId w:val="7"/>
         </w:numPr>
         <w:ind w:left="720" w:leftChars="0" w:firstLine="0" w:firstLineChars="0"/>
         <w:rPr>
@@ -3702,6 +3591,7 @@
     <w:p>
       <w:pPr>
         <w:numPr>
+          <w:ilvl w:val="0"/>
           <w:numId w:val="0"/>
         </w:numPr>
         <w:ind w:left="720" w:leftChars="0"/>
@@ -3740,6 +3630,7 @@
     <w:p>
       <w:pPr>
         <w:numPr>
+          <w:ilvl w:val="0"/>
           <w:numId w:val="0"/>
         </w:numPr>
         <w:ind w:left="720" w:leftChars="0" w:firstLine="720" w:firstLineChars="0"/>
@@ -3767,6 +3658,7 @@
     <w:p>
       <w:pPr>
         <w:numPr>
+          <w:ilvl w:val="0"/>
           <w:numId w:val="0"/>
         </w:numPr>
         <w:ind w:left="720" w:leftChars="0"/>
@@ -3816,6 +3708,7 @@
     <w:p>
       <w:pPr>
         <w:numPr>
+          <w:ilvl w:val="0"/>
           <w:numId w:val="0"/>
         </w:numPr>
         <w:ind w:left="720" w:leftChars="0"/>
@@ -3838,7 +3731,6 @@
           <w:lang w:val="vi-VN"/>
         </w:rPr>
         <w:tab/>
-        <w:t/>
       </w:r>
       <w:r>
         <w:rPr>
@@ -3877,6 +3769,7 @@
     <w:p>
       <w:pPr>
         <w:numPr>
+          <w:ilvl w:val="0"/>
           <w:numId w:val="0"/>
         </w:numPr>
         <w:ind w:left="720" w:leftChars="0"/>
@@ -3899,45 +3792,67 @@
           <w:lang w:val="vi-VN"/>
         </w:rPr>
         <w:tab/>
-        <w:t/>
-      </w:r>
-      <w:r>
-        <w:rPr>
-          <w:rFonts w:hint="default" w:ascii="Times New Roman" w:hAnsi="Times New Roman" w:cs="Times New Roman"/>
-          <w:b w:val="0"/>
-          <w:bCs w:val="0"/>
-          <w:sz w:val="30"/>
-          <w:szCs w:val="30"/>
-          <w:lang w:val="vi-VN"/>
-        </w:rPr>
-        <w:tab/>
-      </w:r>
-      <w:r>
-        <w:rPr>
-          <w:rFonts w:hint="default" w:cs="Times New Roman"/>
-          <w:b w:val="0"/>
-          <w:bCs w:val="0"/>
-          <w:sz w:val="30"/>
-          <w:szCs w:val="30"/>
-          <w:lang w:val="vi-VN"/>
-        </w:rPr>
-        <w:tab/>
-      </w:r>
-      <w:r>
-        <w:rPr>
-          <w:rFonts w:hint="default" w:ascii="Times New Roman" w:hAnsi="Times New Roman" w:cs="Times New Roman"/>
-          <w:b w:val="0"/>
-          <w:bCs w:val="0"/>
-          <w:sz w:val="30"/>
-          <w:szCs w:val="30"/>
-          <w:lang w:val="vi-VN"/>
-        </w:rPr>
-        <w:t>-Đăng ký khách hàng</w:t>
-      </w:r>
-    </w:p>
-    <w:p>
-      <w:pPr>
-        <w:numPr>
+      </w:r>
+      <w:r>
+        <w:rPr>
+          <w:rFonts w:hint="default" w:ascii="Times New Roman" w:hAnsi="Times New Roman" w:cs="Times New Roman"/>
+          <w:b w:val="0"/>
+          <w:bCs w:val="0"/>
+          <w:sz w:val="30"/>
+          <w:szCs w:val="30"/>
+          <w:lang w:val="vi-VN"/>
+        </w:rPr>
+        <w:tab/>
+      </w:r>
+      <w:r>
+        <w:rPr>
+          <w:rFonts w:hint="default" w:cs="Times New Roman"/>
+          <w:b w:val="0"/>
+          <w:bCs w:val="0"/>
+          <w:sz w:val="30"/>
+          <w:szCs w:val="30"/>
+          <w:lang w:val="vi-VN"/>
+        </w:rPr>
+        <w:tab/>
+      </w:r>
+      <w:r>
+        <w:rPr>
+          <w:rFonts w:hint="default" w:ascii="Times New Roman" w:hAnsi="Times New Roman" w:cs="Times New Roman"/>
+          <w:b w:val="0"/>
+          <w:bCs w:val="0"/>
+          <w:sz w:val="30"/>
+          <w:szCs w:val="30"/>
+          <w:lang w:val="vi-VN"/>
+        </w:rPr>
+        <w:t>-Đăn</w:t>
+      </w:r>
+      <w:r>
+        <w:rPr>
+          <w:rFonts w:hint="default" w:cs="Times New Roman"/>
+          <w:b w:val="0"/>
+          <w:bCs w:val="0"/>
+          <w:sz w:val="30"/>
+          <w:szCs w:val="30"/>
+          <w:lang w:val="vi-VN"/>
+        </w:rPr>
+        <w:t>g nhập/đăng ký/đăng xuất</w:t>
+      </w:r>
+      <w:r>
+        <w:rPr>
+          <w:rFonts w:hint="default" w:ascii="Times New Roman" w:hAnsi="Times New Roman" w:cs="Times New Roman"/>
+          <w:b w:val="0"/>
+          <w:bCs w:val="0"/>
+          <w:sz w:val="30"/>
+          <w:szCs w:val="30"/>
+          <w:lang w:val="vi-VN"/>
+        </w:rPr>
+        <w:t xml:space="preserve"> khách hàng</w:t>
+      </w:r>
+    </w:p>
+    <w:p>
+      <w:pPr>
+        <w:numPr>
+          <w:ilvl w:val="0"/>
           <w:numId w:val="0"/>
         </w:numPr>
         <w:ind w:left="720" w:leftChars="0"/>
@@ -3960,7 +3875,6 @@
           <w:lang w:val="vi-VN"/>
         </w:rPr>
         <w:tab/>
-        <w:t/>
       </w:r>
       <w:r>
         <w:rPr>
@@ -3999,6 +3913,7 @@
     <w:p>
       <w:pPr>
         <w:numPr>
+          <w:ilvl w:val="0"/>
           <w:numId w:val="0"/>
         </w:numPr>
         <w:ind w:left="720" w:leftChars="0"/>
@@ -4021,12 +3936,23 @@
           <w:lang w:val="vi-VN"/>
         </w:rPr>
         <w:tab/>
+      </w:r>
+      <w:r>
+        <w:rPr>
+          <w:rFonts w:hint="default" w:ascii="Times New Roman" w:hAnsi="Times New Roman" w:cs="Times New Roman"/>
+          <w:b w:val="0"/>
+          <w:bCs w:val="0"/>
+          <w:sz w:val="30"/>
+          <w:szCs w:val="30"/>
+          <w:lang w:val="vi-VN"/>
+        </w:rPr>
         <w:t>Lê Trần Đình Khang:</w:t>
       </w:r>
     </w:p>
     <w:p>
       <w:pPr>
         <w:numPr>
+          <w:ilvl w:val="0"/>
           <w:numId w:val="0"/>
         </w:numPr>
         <w:ind w:left="720" w:leftChars="0"/>
@@ -4049,7 +3975,6 @@
           <w:lang w:val="vi-VN"/>
         </w:rPr>
         <w:tab/>
-        <w:t/>
       </w:r>
       <w:r>
         <w:rPr>
@@ -4088,6 +4013,7 @@
     <w:p>
       <w:pPr>
         <w:numPr>
+          <w:ilvl w:val="0"/>
           <w:numId w:val="0"/>
         </w:numPr>
         <w:ind w:left="720" w:leftChars="0"/>
@@ -4110,45 +4036,45 @@
           <w:lang w:val="vi-VN"/>
         </w:rPr>
         <w:tab/>
-        <w:t/>
-      </w:r>
-      <w:r>
-        <w:rPr>
-          <w:rFonts w:hint="default" w:ascii="Times New Roman" w:hAnsi="Times New Roman" w:cs="Times New Roman"/>
-          <w:b w:val="0"/>
-          <w:bCs w:val="0"/>
-          <w:sz w:val="30"/>
-          <w:szCs w:val="30"/>
-          <w:lang w:val="vi-VN"/>
-        </w:rPr>
-        <w:tab/>
-      </w:r>
-      <w:r>
-        <w:rPr>
-          <w:rFonts w:hint="default" w:cs="Times New Roman"/>
-          <w:b w:val="0"/>
-          <w:bCs w:val="0"/>
-          <w:sz w:val="30"/>
-          <w:szCs w:val="30"/>
-          <w:lang w:val="vi-VN"/>
-        </w:rPr>
-        <w:tab/>
-      </w:r>
-      <w:r>
-        <w:rPr>
-          <w:rFonts w:hint="default" w:ascii="Times New Roman" w:hAnsi="Times New Roman" w:cs="Times New Roman"/>
-          <w:b w:val="0"/>
-          <w:bCs w:val="0"/>
-          <w:sz w:val="30"/>
-          <w:szCs w:val="30"/>
-          <w:lang w:val="vi-VN"/>
-        </w:rPr>
-        <w:t>-Đăng nhập đăng xuất user</w:t>
-      </w:r>
-    </w:p>
-    <w:p>
-      <w:pPr>
-        <w:numPr>
+      </w:r>
+      <w:r>
+        <w:rPr>
+          <w:rFonts w:hint="default" w:ascii="Times New Roman" w:hAnsi="Times New Roman" w:cs="Times New Roman"/>
+          <w:b w:val="0"/>
+          <w:bCs w:val="0"/>
+          <w:sz w:val="30"/>
+          <w:szCs w:val="30"/>
+          <w:lang w:val="vi-VN"/>
+        </w:rPr>
+        <w:tab/>
+      </w:r>
+      <w:r>
+        <w:rPr>
+          <w:rFonts w:hint="default" w:cs="Times New Roman"/>
+          <w:b w:val="0"/>
+          <w:bCs w:val="0"/>
+          <w:sz w:val="30"/>
+          <w:szCs w:val="30"/>
+          <w:lang w:val="vi-VN"/>
+        </w:rPr>
+        <w:tab/>
+      </w:r>
+      <w:r>
+        <w:rPr>
+          <w:rFonts w:hint="default" w:ascii="Times New Roman" w:hAnsi="Times New Roman" w:cs="Times New Roman"/>
+          <w:b w:val="0"/>
+          <w:bCs w:val="0"/>
+          <w:sz w:val="30"/>
+          <w:szCs w:val="30"/>
+          <w:lang w:val="vi-VN"/>
+        </w:rPr>
+        <w:t>-CSS</w:t>
+      </w:r>
+    </w:p>
+    <w:p>
+      <w:pPr>
+        <w:numPr>
+          <w:ilvl w:val="0"/>
           <w:numId w:val="0"/>
         </w:numPr>
         <w:ind w:left="720" w:leftChars="0"/>
@@ -4171,132 +4097,55 @@
           <w:lang w:val="vi-VN"/>
         </w:rPr>
         <w:tab/>
-        <w:t/>
-      </w:r>
-      <w:r>
-        <w:rPr>
-          <w:rFonts w:hint="default" w:ascii="Times New Roman" w:hAnsi="Times New Roman" w:cs="Times New Roman"/>
-          <w:b w:val="0"/>
-          <w:bCs w:val="0"/>
-          <w:sz w:val="30"/>
-          <w:szCs w:val="30"/>
-          <w:lang w:val="vi-VN"/>
-        </w:rPr>
-        <w:tab/>
-      </w:r>
-      <w:r>
-        <w:rPr>
-          <w:rFonts w:hint="default" w:cs="Times New Roman"/>
-          <w:b w:val="0"/>
-          <w:bCs w:val="0"/>
-          <w:sz w:val="30"/>
-          <w:szCs w:val="30"/>
-          <w:lang w:val="vi-VN"/>
-        </w:rPr>
-        <w:tab/>
-      </w:r>
-      <w:r>
-        <w:rPr>
-          <w:rFonts w:hint="default" w:ascii="Times New Roman" w:hAnsi="Times New Roman" w:cs="Times New Roman"/>
-          <w:b w:val="0"/>
-          <w:bCs w:val="0"/>
-          <w:sz w:val="30"/>
-          <w:szCs w:val="30"/>
-          <w:lang w:val="vi-VN"/>
-        </w:rPr>
-        <w:t>-CSS</w:t>
-      </w:r>
-    </w:p>
-    <w:p>
-      <w:pPr>
-        <w:numPr>
-          <w:numId w:val="0"/>
-        </w:numPr>
-        <w:ind w:left="720" w:leftChars="0"/>
-        <w:rPr>
-          <w:rFonts w:hint="default" w:ascii="Times New Roman" w:hAnsi="Times New Roman" w:cs="Times New Roman"/>
-          <w:b w:val="0"/>
-          <w:bCs w:val="0"/>
-          <w:sz w:val="30"/>
-          <w:szCs w:val="30"/>
-          <w:lang w:val="vi-VN"/>
-        </w:rPr>
-      </w:pPr>
-      <w:r>
-        <w:rPr>
-          <w:rFonts w:hint="default" w:ascii="Times New Roman" w:hAnsi="Times New Roman" w:cs="Times New Roman"/>
-          <w:b w:val="0"/>
-          <w:bCs w:val="0"/>
-          <w:sz w:val="30"/>
-          <w:szCs w:val="30"/>
-          <w:lang w:val="vi-VN"/>
-        </w:rPr>
-        <w:tab/>
-      </w:r>
-      <w:r>
-        <w:rPr>
-          <w:rFonts w:hint="default" w:cs="Times New Roman"/>
-          <w:b w:val="0"/>
-          <w:bCs w:val="0"/>
-          <w:sz w:val="30"/>
-          <w:szCs w:val="30"/>
-          <w:lang w:val="vi-VN"/>
-        </w:rPr>
-        <w:tab/>
-      </w:r>
-      <w:r>
-        <w:rPr>
-          <w:rFonts w:hint="default" w:ascii="Times New Roman" w:hAnsi="Times New Roman" w:cs="Times New Roman"/>
-          <w:b w:val="0"/>
-          <w:bCs w:val="0"/>
-          <w:sz w:val="30"/>
-          <w:szCs w:val="30"/>
-          <w:lang w:val="vi-VN"/>
-        </w:rPr>
-        <w:tab/>
+      </w:r>
+      <w:r>
+        <w:rPr>
+          <w:rFonts w:hint="default" w:cs="Times New Roman"/>
+          <w:b w:val="0"/>
+          <w:bCs w:val="0"/>
+          <w:sz w:val="30"/>
+          <w:szCs w:val="30"/>
+          <w:lang w:val="vi-VN"/>
+        </w:rPr>
+        <w:tab/>
+      </w:r>
+      <w:r>
+        <w:rPr>
+          <w:rFonts w:hint="default" w:ascii="Times New Roman" w:hAnsi="Times New Roman" w:cs="Times New Roman"/>
+          <w:b w:val="0"/>
+          <w:bCs w:val="0"/>
+          <w:sz w:val="30"/>
+          <w:szCs w:val="30"/>
+          <w:lang w:val="vi-VN"/>
+        </w:rPr>
+        <w:tab/>
+      </w:r>
+      <w:r>
+        <w:rPr>
+          <w:rFonts w:hint="default" w:ascii="Times New Roman" w:hAnsi="Times New Roman" w:cs="Times New Roman"/>
+          <w:b w:val="0"/>
+          <w:bCs w:val="0"/>
+          <w:sz w:val="30"/>
+          <w:szCs w:val="30"/>
+          <w:lang w:val="vi-VN"/>
+        </w:rPr>
         <w:t>-Trang adminpage</w:t>
       </w:r>
     </w:p>
     <w:p>
       <w:pPr>
         <w:numPr>
-          <w:numId w:val="0"/>
-        </w:numPr>
-        <w:ind w:left="720" w:leftChars="0"/>
-        <w:rPr>
-          <w:rFonts w:hint="default" w:ascii="Times New Roman" w:hAnsi="Times New Roman" w:cs="Times New Roman"/>
-          <w:b w:val="0"/>
-          <w:bCs w:val="0"/>
-          <w:sz w:val="30"/>
-          <w:szCs w:val="30"/>
-          <w:lang w:val="vi-VN"/>
-        </w:rPr>
-      </w:pPr>
-      <w:r>
-        <w:rPr>
-          <w:rFonts w:hint="default" w:ascii="Times New Roman" w:hAnsi="Times New Roman" w:cs="Times New Roman"/>
-          <w:b w:val="0"/>
-          <w:bCs w:val="0"/>
-          <w:sz w:val="30"/>
-          <w:szCs w:val="30"/>
-          <w:lang w:val="vi-VN"/>
-        </w:rPr>
-        <w:t>Những lỗi phát sinh:</w:t>
-      </w:r>
-    </w:p>
-    <w:p>
-      <w:pPr>
-        <w:numPr>
-          <w:numId w:val="0"/>
-        </w:numPr>
-        <w:ind w:left="720" w:leftChars="0"/>
+          <w:ilvl w:val="0"/>
+          <w:numId w:val="7"/>
+        </w:numPr>
+        <w:ind w:left="720" w:leftChars="0" w:firstLine="0" w:firstLineChars="0"/>
         <w:rPr>
           <w:rFonts w:hint="default" w:ascii="Times New Roman" w:hAnsi="Times New Roman" w:cs="Times New Roman"/>
           <w:b/>
           <w:bCs/>
           <w:sz w:val="30"/>
           <w:szCs w:val="30"/>
-          <w:lang w:val="en-US"/>
+          <w:lang w:val="vi-VN"/>
         </w:rPr>
       </w:pPr>
       <w:r>
@@ -4308,8 +4157,25 @@
           <w:szCs w:val="30"/>
           <w:lang w:val="vi-VN"/>
         </w:rPr>
-        <w:t xml:space="preserve"> </w:t>
-      </w:r>
+        <w:t>Version: v1.1.1</w:t>
+      </w:r>
+    </w:p>
+    <w:p>
+      <w:pPr>
+        <w:numPr>
+          <w:ilvl w:val="0"/>
+          <w:numId w:val="0"/>
+        </w:numPr>
+        <w:ind w:left="720" w:leftChars="0"/>
+        <w:rPr>
+          <w:rFonts w:hint="default" w:ascii="Times New Roman" w:hAnsi="Times New Roman" w:cs="Times New Roman"/>
+          <w:b w:val="0"/>
+          <w:bCs w:val="0"/>
+          <w:sz w:val="30"/>
+          <w:szCs w:val="30"/>
+          <w:lang w:val="vi-VN"/>
+        </w:rPr>
+      </w:pPr>
       <w:r>
         <w:rPr>
           <w:rFonts w:hint="default" w:ascii="Times New Roman" w:hAnsi="Times New Roman" w:cs="Times New Roman"/>
@@ -4317,38 +4183,621 @@
           <w:bCs/>
           <w:sz w:val="30"/>
           <w:szCs w:val="30"/>
-          <w:lang w:val="vi-VN"/>
-        </w:rPr>
-        <w:tab/>
-      </w:r>
-      <w:r>
-        <w:rPr>
-          <w:rFonts w:hint="default" w:cs="Times New Roman"/>
-          <w:b w:val="0"/>
-          <w:bCs w:val="0"/>
-          <w:sz w:val="30"/>
-          <w:szCs w:val="30"/>
-          <w:lang w:val="vi-VN"/>
-        </w:rPr>
-        <w:t>S</w:t>
-      </w:r>
-      <w:r>
-        <w:rPr>
-          <w:rFonts w:hint="default" w:ascii="Times New Roman" w:hAnsi="Times New Roman" w:cs="Times New Roman"/>
-          <w:b w:val="0"/>
-          <w:bCs w:val="0"/>
-          <w:sz w:val="30"/>
-          <w:szCs w:val="30"/>
-          <w:lang w:val="vi-VN"/>
-        </w:rPr>
-        <w:t>au khi kiểm tra thì phần đăng ký khách hàng của Nguyễn Văn A, khi ấn vào nút đăng ký những lỗi sql phát sinh và đã được sửa.</w:t>
-      </w:r>
-    </w:p>
-    <w:p>
-      <w:pPr>
-        <w:numPr>
-          <w:ilvl w:val="0"/>
-          <w:numId w:val="8"/>
+          <w:lang w:val="en-US"/>
+        </w:rPr>
+        <w:tab/>
+      </w:r>
+      <w:r>
+        <w:rPr>
+          <w:rFonts w:hint="default" w:ascii="Times New Roman" w:hAnsi="Times New Roman" w:cs="Times New Roman"/>
+          <w:b w:val="0"/>
+          <w:bCs w:val="0"/>
+          <w:sz w:val="30"/>
+          <w:szCs w:val="30"/>
+          <w:lang w:val="en-US"/>
+        </w:rPr>
+        <w:t>B</w:t>
+      </w:r>
+      <w:r>
+        <w:rPr>
+          <w:rFonts w:hint="default" w:ascii="Times New Roman" w:hAnsi="Times New Roman" w:cs="Times New Roman"/>
+          <w:b w:val="0"/>
+          <w:bCs w:val="0"/>
+          <w:sz w:val="30"/>
+          <w:szCs w:val="30"/>
+          <w:lang w:val="vi-VN"/>
+        </w:rPr>
+        <w:t>ổ sung thêm:</w:t>
+      </w:r>
+    </w:p>
+    <w:p>
+      <w:pPr>
+        <w:numPr>
+          <w:ilvl w:val="0"/>
+          <w:numId w:val="0"/>
+        </w:numPr>
+        <w:ind w:left="720" w:leftChars="0"/>
+        <w:rPr>
+          <w:rFonts w:hint="default" w:ascii="Times New Roman" w:hAnsi="Times New Roman" w:cs="Times New Roman"/>
+          <w:b w:val="0"/>
+          <w:bCs w:val="0"/>
+          <w:sz w:val="30"/>
+          <w:szCs w:val="30"/>
+          <w:lang w:val="vi-VN"/>
+        </w:rPr>
+      </w:pPr>
+      <w:r>
+        <w:rPr>
+          <w:rFonts w:hint="default" w:ascii="Times New Roman" w:hAnsi="Times New Roman" w:cs="Times New Roman"/>
+          <w:b w:val="0"/>
+          <w:bCs w:val="0"/>
+          <w:sz w:val="30"/>
+          <w:szCs w:val="30"/>
+          <w:lang w:val="vi-VN"/>
+        </w:rPr>
+        <w:tab/>
+      </w:r>
+      <w:r>
+        <w:rPr>
+          <w:rFonts w:hint="default" w:ascii="Times New Roman" w:hAnsi="Times New Roman" w:cs="Times New Roman"/>
+          <w:b w:val="0"/>
+          <w:bCs w:val="0"/>
+          <w:sz w:val="30"/>
+          <w:szCs w:val="30"/>
+          <w:lang w:val="vi-VN"/>
+        </w:rPr>
+        <w:tab/>
+      </w:r>
+      <w:r>
+        <w:rPr>
+          <w:rFonts w:hint="default" w:ascii="Times New Roman" w:hAnsi="Times New Roman" w:cs="Times New Roman"/>
+          <w:b w:val="0"/>
+          <w:bCs w:val="0"/>
+          <w:sz w:val="30"/>
+          <w:szCs w:val="30"/>
+          <w:lang w:val="vi-VN"/>
+        </w:rPr>
+        <w:t>-Trang quản lý user của admin</w:t>
+      </w:r>
+    </w:p>
+    <w:p>
+      <w:pPr>
+        <w:numPr>
+          <w:ilvl w:val="0"/>
+          <w:numId w:val="0"/>
+        </w:numPr>
+        <w:ind w:left="720" w:leftChars="0"/>
+        <w:rPr>
+          <w:rFonts w:hint="default" w:ascii="Times New Roman" w:hAnsi="Times New Roman" w:cs="Times New Roman"/>
+          <w:b w:val="0"/>
+          <w:bCs w:val="0"/>
+          <w:sz w:val="30"/>
+          <w:szCs w:val="30"/>
+          <w:lang w:val="vi-VN"/>
+        </w:rPr>
+      </w:pPr>
+      <w:r>
+        <w:rPr>
+          <w:rFonts w:hint="default" w:ascii="Times New Roman" w:hAnsi="Times New Roman" w:cs="Times New Roman"/>
+          <w:b w:val="0"/>
+          <w:bCs w:val="0"/>
+          <w:sz w:val="30"/>
+          <w:szCs w:val="30"/>
+          <w:lang w:val="vi-VN"/>
+        </w:rPr>
+        <w:tab/>
+      </w:r>
+      <w:r>
+        <w:rPr>
+          <w:rFonts w:hint="default" w:ascii="Times New Roman" w:hAnsi="Times New Roman" w:cs="Times New Roman"/>
+          <w:b w:val="0"/>
+          <w:bCs w:val="0"/>
+          <w:sz w:val="30"/>
+          <w:szCs w:val="30"/>
+          <w:lang w:val="vi-VN"/>
+        </w:rPr>
+        <w:tab/>
+      </w:r>
+      <w:r>
+        <w:rPr>
+          <w:rFonts w:hint="default" w:ascii="Times New Roman" w:hAnsi="Times New Roman" w:cs="Times New Roman"/>
+          <w:b w:val="0"/>
+          <w:bCs w:val="0"/>
+          <w:sz w:val="30"/>
+          <w:szCs w:val="30"/>
+          <w:lang w:val="vi-VN"/>
+        </w:rPr>
+        <w:t>-Chức năng update của sản phẩm</w:t>
+      </w:r>
+    </w:p>
+    <w:p>
+      <w:pPr>
+        <w:numPr>
+          <w:ilvl w:val="0"/>
+          <w:numId w:val="0"/>
+        </w:numPr>
+        <w:ind w:left="720" w:leftChars="0"/>
+        <w:rPr>
+          <w:rFonts w:hint="default" w:ascii="Times New Roman" w:hAnsi="Times New Roman" w:cs="Times New Roman"/>
+          <w:b w:val="0"/>
+          <w:bCs w:val="0"/>
+          <w:sz w:val="30"/>
+          <w:szCs w:val="30"/>
+          <w:lang w:val="vi-VN"/>
+        </w:rPr>
+      </w:pPr>
+      <w:r>
+        <w:rPr>
+          <w:rFonts w:hint="default" w:ascii="Times New Roman" w:hAnsi="Times New Roman" w:cs="Times New Roman"/>
+          <w:b w:val="0"/>
+          <w:bCs w:val="0"/>
+          <w:sz w:val="30"/>
+          <w:szCs w:val="30"/>
+          <w:lang w:val="vi-VN"/>
+        </w:rPr>
+        <w:tab/>
+      </w:r>
+      <w:r>
+        <w:rPr>
+          <w:rFonts w:hint="default" w:ascii="Times New Roman" w:hAnsi="Times New Roman" w:cs="Times New Roman"/>
+          <w:b w:val="0"/>
+          <w:bCs w:val="0"/>
+          <w:sz w:val="30"/>
+          <w:szCs w:val="30"/>
+          <w:lang w:val="vi-VN"/>
+        </w:rPr>
+        <w:tab/>
+      </w:r>
+      <w:r>
+        <w:rPr>
+          <w:rFonts w:hint="default" w:ascii="Times New Roman" w:hAnsi="Times New Roman" w:cs="Times New Roman"/>
+          <w:b w:val="0"/>
+          <w:bCs w:val="0"/>
+          <w:sz w:val="30"/>
+          <w:szCs w:val="30"/>
+          <w:lang w:val="vi-VN"/>
+        </w:rPr>
+        <w:t>-Chức năng update của user</w:t>
+      </w:r>
+    </w:p>
+    <w:p>
+      <w:pPr>
+        <w:numPr>
+          <w:ilvl w:val="0"/>
+          <w:numId w:val="0"/>
+        </w:numPr>
+        <w:ind w:left="720" w:leftChars="0"/>
+        <w:rPr>
+          <w:rFonts w:hint="default" w:ascii="Times New Roman" w:hAnsi="Times New Roman" w:cs="Times New Roman"/>
+          <w:b w:val="0"/>
+          <w:bCs w:val="0"/>
+          <w:sz w:val="30"/>
+          <w:szCs w:val="30"/>
+          <w:lang w:val="vi-VN"/>
+        </w:rPr>
+      </w:pPr>
+      <w:r>
+        <w:rPr>
+          <w:rFonts w:hint="default" w:ascii="Times New Roman" w:hAnsi="Times New Roman" w:cs="Times New Roman"/>
+          <w:b w:val="0"/>
+          <w:bCs w:val="0"/>
+          <w:sz w:val="30"/>
+          <w:szCs w:val="30"/>
+          <w:lang w:val="vi-VN"/>
+        </w:rPr>
+        <w:tab/>
+      </w:r>
+      <w:r>
+        <w:rPr>
+          <w:rFonts w:hint="default" w:ascii="Times New Roman" w:hAnsi="Times New Roman" w:cs="Times New Roman"/>
+          <w:b w:val="0"/>
+          <w:bCs w:val="0"/>
+          <w:sz w:val="30"/>
+          <w:szCs w:val="30"/>
+          <w:lang w:val="vi-VN"/>
+        </w:rPr>
+        <w:tab/>
+      </w:r>
+      <w:r>
+        <w:rPr>
+          <w:rFonts w:hint="default" w:ascii="Times New Roman" w:hAnsi="Times New Roman" w:cs="Times New Roman"/>
+          <w:b w:val="0"/>
+          <w:bCs w:val="0"/>
+          <w:sz w:val="30"/>
+          <w:szCs w:val="30"/>
+          <w:lang w:val="vi-VN"/>
+        </w:rPr>
+        <w:t>-Bổ sung thêm CSS cho các trang</w:t>
+      </w:r>
+    </w:p>
+    <w:p>
+      <w:pPr>
+        <w:numPr>
+          <w:ilvl w:val="0"/>
+          <w:numId w:val="0"/>
+        </w:numPr>
+        <w:ind w:left="720" w:leftChars="0"/>
+        <w:rPr>
+          <w:rFonts w:hint="default" w:ascii="Times New Roman" w:hAnsi="Times New Roman" w:cs="Times New Roman"/>
+          <w:b w:val="0"/>
+          <w:bCs w:val="0"/>
+          <w:sz w:val="30"/>
+          <w:szCs w:val="30"/>
+          <w:lang w:val="vi-VN"/>
+        </w:rPr>
+      </w:pPr>
+      <w:r>
+        <w:rPr>
+          <w:rFonts w:hint="default" w:ascii="Times New Roman" w:hAnsi="Times New Roman" w:cs="Times New Roman"/>
+          <w:b w:val="0"/>
+          <w:bCs w:val="0"/>
+          <w:sz w:val="30"/>
+          <w:szCs w:val="30"/>
+          <w:lang w:val="vi-VN"/>
+        </w:rPr>
+        <w:tab/>
+      </w:r>
+      <w:r>
+        <w:rPr>
+          <w:rFonts w:hint="default" w:ascii="Times New Roman" w:hAnsi="Times New Roman" w:cs="Times New Roman"/>
+          <w:b w:val="0"/>
+          <w:bCs w:val="0"/>
+          <w:sz w:val="30"/>
+          <w:szCs w:val="30"/>
+          <w:lang w:val="vi-VN"/>
+        </w:rPr>
+        <w:t>Người phụ trách:</w:t>
+      </w:r>
+    </w:p>
+    <w:p>
+      <w:pPr>
+        <w:numPr>
+          <w:ilvl w:val="0"/>
+          <w:numId w:val="0"/>
+        </w:numPr>
+        <w:ind w:left="720" w:leftChars="0"/>
+        <w:rPr>
+          <w:rFonts w:hint="default" w:ascii="Times New Roman" w:hAnsi="Times New Roman" w:cs="Times New Roman"/>
+          <w:b w:val="0"/>
+          <w:bCs w:val="0"/>
+          <w:sz w:val="30"/>
+          <w:szCs w:val="30"/>
+          <w:lang w:val="vi-VN"/>
+        </w:rPr>
+      </w:pPr>
+      <w:r>
+        <w:rPr>
+          <w:rFonts w:hint="default" w:ascii="Times New Roman" w:hAnsi="Times New Roman" w:cs="Times New Roman"/>
+          <w:b w:val="0"/>
+          <w:bCs w:val="0"/>
+          <w:sz w:val="30"/>
+          <w:szCs w:val="30"/>
+          <w:lang w:val="vi-VN"/>
+        </w:rPr>
+        <w:tab/>
+      </w:r>
+      <w:r>
+        <w:rPr>
+          <w:rFonts w:hint="default" w:ascii="Times New Roman" w:hAnsi="Times New Roman" w:cs="Times New Roman"/>
+          <w:b w:val="0"/>
+          <w:bCs w:val="0"/>
+          <w:sz w:val="30"/>
+          <w:szCs w:val="30"/>
+          <w:lang w:val="vi-VN"/>
+        </w:rPr>
+        <w:tab/>
+      </w:r>
+      <w:r>
+        <w:rPr>
+          <w:rFonts w:hint="default" w:ascii="Times New Roman" w:hAnsi="Times New Roman" w:cs="Times New Roman"/>
+          <w:b w:val="0"/>
+          <w:bCs w:val="0"/>
+          <w:sz w:val="30"/>
+          <w:szCs w:val="30"/>
+          <w:lang w:val="vi-VN"/>
+        </w:rPr>
+        <w:t>Nguyễn Văn A:</w:t>
+      </w:r>
+    </w:p>
+    <w:p>
+      <w:pPr>
+        <w:numPr>
+          <w:ilvl w:val="0"/>
+          <w:numId w:val="0"/>
+        </w:numPr>
+        <w:ind w:left="720" w:leftChars="0"/>
+        <w:rPr>
+          <w:rFonts w:hint="default" w:ascii="Times New Roman" w:hAnsi="Times New Roman" w:cs="Times New Roman"/>
+          <w:b w:val="0"/>
+          <w:bCs w:val="0"/>
+          <w:sz w:val="30"/>
+          <w:szCs w:val="30"/>
+          <w:lang w:val="vi-VN"/>
+        </w:rPr>
+      </w:pPr>
+      <w:r>
+        <w:rPr>
+          <w:rFonts w:hint="default" w:ascii="Times New Roman" w:hAnsi="Times New Roman" w:cs="Times New Roman"/>
+          <w:b w:val="0"/>
+          <w:bCs w:val="0"/>
+          <w:sz w:val="30"/>
+          <w:szCs w:val="30"/>
+          <w:lang w:val="vi-VN"/>
+        </w:rPr>
+        <w:tab/>
+      </w:r>
+      <w:r>
+        <w:rPr>
+          <w:rFonts w:hint="default" w:ascii="Times New Roman" w:hAnsi="Times New Roman" w:cs="Times New Roman"/>
+          <w:b w:val="0"/>
+          <w:bCs w:val="0"/>
+          <w:sz w:val="30"/>
+          <w:szCs w:val="30"/>
+          <w:lang w:val="vi-VN"/>
+        </w:rPr>
+        <w:tab/>
+      </w:r>
+      <w:r>
+        <w:rPr>
+          <w:rFonts w:hint="default" w:ascii="Times New Roman" w:hAnsi="Times New Roman" w:cs="Times New Roman"/>
+          <w:b w:val="0"/>
+          <w:bCs w:val="0"/>
+          <w:sz w:val="30"/>
+          <w:szCs w:val="30"/>
+          <w:lang w:val="vi-VN"/>
+        </w:rPr>
+        <w:tab/>
+      </w:r>
+      <w:r>
+        <w:rPr>
+          <w:rFonts w:hint="default" w:ascii="Times New Roman" w:hAnsi="Times New Roman" w:cs="Times New Roman"/>
+          <w:b w:val="0"/>
+          <w:bCs w:val="0"/>
+          <w:sz w:val="30"/>
+          <w:szCs w:val="30"/>
+          <w:lang w:val="vi-VN"/>
+        </w:rPr>
+        <w:t>-Trang quản lý user của admin</w:t>
+      </w:r>
+    </w:p>
+    <w:p>
+      <w:pPr>
+        <w:numPr>
+          <w:ilvl w:val="0"/>
+          <w:numId w:val="0"/>
+        </w:numPr>
+        <w:ind w:left="720" w:leftChars="0"/>
+        <w:rPr>
+          <w:rFonts w:hint="default" w:ascii="Times New Roman" w:hAnsi="Times New Roman" w:cs="Times New Roman"/>
+          <w:b w:val="0"/>
+          <w:bCs w:val="0"/>
+          <w:sz w:val="30"/>
+          <w:szCs w:val="30"/>
+          <w:lang w:val="vi-VN"/>
+        </w:rPr>
+      </w:pPr>
+      <w:r>
+        <w:rPr>
+          <w:rFonts w:hint="default" w:ascii="Times New Roman" w:hAnsi="Times New Roman" w:cs="Times New Roman"/>
+          <w:b w:val="0"/>
+          <w:bCs w:val="0"/>
+          <w:sz w:val="30"/>
+          <w:szCs w:val="30"/>
+          <w:lang w:val="vi-VN"/>
+        </w:rPr>
+        <w:tab/>
+      </w:r>
+      <w:r>
+        <w:rPr>
+          <w:rFonts w:hint="default" w:ascii="Times New Roman" w:hAnsi="Times New Roman" w:cs="Times New Roman"/>
+          <w:b w:val="0"/>
+          <w:bCs w:val="0"/>
+          <w:sz w:val="30"/>
+          <w:szCs w:val="30"/>
+          <w:lang w:val="vi-VN"/>
+        </w:rPr>
+        <w:tab/>
+      </w:r>
+      <w:r>
+        <w:rPr>
+          <w:rFonts w:hint="default" w:ascii="Times New Roman" w:hAnsi="Times New Roman" w:cs="Times New Roman"/>
+          <w:b w:val="0"/>
+          <w:bCs w:val="0"/>
+          <w:sz w:val="30"/>
+          <w:szCs w:val="30"/>
+          <w:lang w:val="vi-VN"/>
+        </w:rPr>
+        <w:tab/>
+      </w:r>
+      <w:r>
+        <w:rPr>
+          <w:rFonts w:hint="default" w:ascii="Times New Roman" w:hAnsi="Times New Roman" w:cs="Times New Roman"/>
+          <w:b w:val="0"/>
+          <w:bCs w:val="0"/>
+          <w:sz w:val="30"/>
+          <w:szCs w:val="30"/>
+          <w:lang w:val="vi-VN"/>
+        </w:rPr>
+        <w:t>-Chức năng update của sản phẩm</w:t>
+      </w:r>
+    </w:p>
+    <w:p>
+      <w:pPr>
+        <w:numPr>
+          <w:ilvl w:val="0"/>
+          <w:numId w:val="0"/>
+        </w:numPr>
+        <w:ind w:left="720" w:leftChars="0"/>
+        <w:rPr>
+          <w:rFonts w:hint="default" w:ascii="Times New Roman" w:hAnsi="Times New Roman" w:cs="Times New Roman"/>
+          <w:b w:val="0"/>
+          <w:bCs w:val="0"/>
+          <w:sz w:val="30"/>
+          <w:szCs w:val="30"/>
+          <w:lang w:val="vi-VN"/>
+        </w:rPr>
+      </w:pPr>
+      <w:r>
+        <w:rPr>
+          <w:rFonts w:hint="default" w:ascii="Times New Roman" w:hAnsi="Times New Roman" w:cs="Times New Roman"/>
+          <w:b w:val="0"/>
+          <w:bCs w:val="0"/>
+          <w:sz w:val="30"/>
+          <w:szCs w:val="30"/>
+          <w:lang w:val="vi-VN"/>
+        </w:rPr>
+        <w:tab/>
+      </w:r>
+      <w:r>
+        <w:rPr>
+          <w:rFonts w:hint="default" w:ascii="Times New Roman" w:hAnsi="Times New Roman" w:cs="Times New Roman"/>
+          <w:b w:val="0"/>
+          <w:bCs w:val="0"/>
+          <w:sz w:val="30"/>
+          <w:szCs w:val="30"/>
+          <w:lang w:val="vi-VN"/>
+        </w:rPr>
+        <w:tab/>
+      </w:r>
+      <w:r>
+        <w:rPr>
+          <w:rFonts w:hint="default" w:ascii="Times New Roman" w:hAnsi="Times New Roman" w:cs="Times New Roman"/>
+          <w:b w:val="0"/>
+          <w:bCs w:val="0"/>
+          <w:sz w:val="30"/>
+          <w:szCs w:val="30"/>
+          <w:lang w:val="vi-VN"/>
+        </w:rPr>
+        <w:t>Lê Trần Đình Khang:</w:t>
+      </w:r>
+    </w:p>
+    <w:p>
+      <w:pPr>
+        <w:numPr>
+          <w:ilvl w:val="0"/>
+          <w:numId w:val="0"/>
+        </w:numPr>
+        <w:ind w:left="720" w:leftChars="0"/>
+        <w:rPr>
+          <w:rFonts w:hint="default" w:ascii="Times New Roman" w:hAnsi="Times New Roman" w:cs="Times New Roman"/>
+          <w:b w:val="0"/>
+          <w:bCs w:val="0"/>
+          <w:sz w:val="30"/>
+          <w:szCs w:val="30"/>
+          <w:lang w:val="vi-VN"/>
+        </w:rPr>
+      </w:pPr>
+      <w:r>
+        <w:rPr>
+          <w:rFonts w:hint="default" w:ascii="Times New Roman" w:hAnsi="Times New Roman" w:cs="Times New Roman"/>
+          <w:b w:val="0"/>
+          <w:bCs w:val="0"/>
+          <w:sz w:val="30"/>
+          <w:szCs w:val="30"/>
+          <w:lang w:val="vi-VN"/>
+        </w:rPr>
+        <w:tab/>
+      </w:r>
+      <w:r>
+        <w:rPr>
+          <w:rFonts w:hint="default" w:ascii="Times New Roman" w:hAnsi="Times New Roman" w:cs="Times New Roman"/>
+          <w:b w:val="0"/>
+          <w:bCs w:val="0"/>
+          <w:sz w:val="30"/>
+          <w:szCs w:val="30"/>
+          <w:lang w:val="vi-VN"/>
+        </w:rPr>
+        <w:tab/>
+      </w:r>
+      <w:r>
+        <w:rPr>
+          <w:rFonts w:hint="default" w:ascii="Times New Roman" w:hAnsi="Times New Roman" w:cs="Times New Roman"/>
+          <w:b w:val="0"/>
+          <w:bCs w:val="0"/>
+          <w:sz w:val="30"/>
+          <w:szCs w:val="30"/>
+          <w:lang w:val="vi-VN"/>
+        </w:rPr>
+        <w:tab/>
+      </w:r>
+      <w:r>
+        <w:rPr>
+          <w:rFonts w:hint="default" w:ascii="Times New Roman" w:hAnsi="Times New Roman" w:cs="Times New Roman"/>
+          <w:b w:val="0"/>
+          <w:bCs w:val="0"/>
+          <w:sz w:val="30"/>
+          <w:szCs w:val="30"/>
+          <w:lang w:val="vi-VN"/>
+        </w:rPr>
+        <w:t>-Chức năng update của user</w:t>
+      </w:r>
+    </w:p>
+    <w:p>
+      <w:pPr>
+        <w:numPr>
+          <w:ilvl w:val="0"/>
+          <w:numId w:val="0"/>
+        </w:numPr>
+        <w:ind w:left="720" w:leftChars="0"/>
+        <w:rPr>
+          <w:rFonts w:hint="default" w:ascii="Times New Roman" w:hAnsi="Times New Roman" w:cs="Times New Roman"/>
+          <w:b w:val="0"/>
+          <w:bCs w:val="0"/>
+          <w:sz w:val="30"/>
+          <w:szCs w:val="30"/>
+          <w:lang w:val="vi-VN"/>
+        </w:rPr>
+      </w:pPr>
+      <w:r>
+        <w:rPr>
+          <w:rFonts w:hint="default" w:ascii="Times New Roman" w:hAnsi="Times New Roman" w:cs="Times New Roman"/>
+          <w:b w:val="0"/>
+          <w:bCs w:val="0"/>
+          <w:sz w:val="30"/>
+          <w:szCs w:val="30"/>
+          <w:lang w:val="vi-VN"/>
+        </w:rPr>
+        <w:tab/>
+      </w:r>
+      <w:r>
+        <w:rPr>
+          <w:rFonts w:hint="default" w:ascii="Times New Roman" w:hAnsi="Times New Roman" w:cs="Times New Roman"/>
+          <w:b w:val="0"/>
+          <w:bCs w:val="0"/>
+          <w:sz w:val="30"/>
+          <w:szCs w:val="30"/>
+          <w:lang w:val="vi-VN"/>
+        </w:rPr>
+        <w:tab/>
+      </w:r>
+      <w:r>
+        <w:rPr>
+          <w:rFonts w:hint="default" w:ascii="Times New Roman" w:hAnsi="Times New Roman" w:cs="Times New Roman"/>
+          <w:b w:val="0"/>
+          <w:bCs w:val="0"/>
+          <w:sz w:val="30"/>
+          <w:szCs w:val="30"/>
+          <w:lang w:val="vi-VN"/>
+        </w:rPr>
+        <w:tab/>
+      </w:r>
+      <w:r>
+        <w:rPr>
+          <w:rFonts w:hint="default" w:ascii="Times New Roman" w:hAnsi="Times New Roman" w:cs="Times New Roman"/>
+          <w:b w:val="0"/>
+          <w:bCs w:val="0"/>
+          <w:sz w:val="30"/>
+          <w:szCs w:val="30"/>
+          <w:lang w:val="vi-VN"/>
+        </w:rPr>
+        <w:t>-Bổ sung thêm CSS cho các trang</w:t>
+      </w:r>
+    </w:p>
+    <w:p>
+      <w:pPr>
+        <w:numPr>
+          <w:ilvl w:val="0"/>
+          <w:numId w:val="7"/>
         </w:numPr>
         <w:ind w:left="720" w:leftChars="0" w:firstLine="0" w:firstLineChars="0"/>
         <w:rPr>
@@ -4369,12 +4818,13 @@
           <w:szCs w:val="30"/>
           <w:lang w:val="vi-VN"/>
         </w:rPr>
-        <w:t>Version: v1.1.1</w:t>
-      </w:r>
-    </w:p>
-    <w:p>
-      <w:pPr>
-        <w:numPr>
+        <w:t>Version: v1.1.2</w:t>
+      </w:r>
+    </w:p>
+    <w:p>
+      <w:pPr>
+        <w:numPr>
+          <w:ilvl w:val="0"/>
           <w:numId w:val="0"/>
         </w:numPr>
         <w:ind w:left="720" w:leftChars="0"/>
@@ -4394,36 +4844,26 @@
           <w:bCs/>
           <w:sz w:val="30"/>
           <w:szCs w:val="30"/>
-          <w:lang w:val="en-US"/>
-        </w:rPr>
-        <w:tab/>
-      </w:r>
-      <w:r>
-        <w:rPr>
-          <w:rFonts w:hint="default" w:ascii="Times New Roman" w:hAnsi="Times New Roman" w:cs="Times New Roman"/>
-          <w:b w:val="0"/>
-          <w:bCs w:val="0"/>
-          <w:sz w:val="30"/>
-          <w:szCs w:val="30"/>
-          <w:lang w:val="en-US"/>
-        </w:rPr>
-        <w:t>B</w:t>
-      </w:r>
-      <w:r>
-        <w:rPr>
-          <w:rFonts w:hint="default" w:ascii="Times New Roman" w:hAnsi="Times New Roman" w:cs="Times New Roman"/>
-          <w:b w:val="0"/>
-          <w:bCs w:val="0"/>
-          <w:sz w:val="30"/>
-          <w:szCs w:val="30"/>
-          <w:lang w:val="vi-VN"/>
-        </w:rPr>
-        <w:t>ổ sung thêm:</w:t>
-      </w:r>
-    </w:p>
-    <w:p>
-      <w:pPr>
-        <w:numPr>
+          <w:lang w:val="vi-VN"/>
+        </w:rPr>
+        <w:tab/>
+      </w:r>
+      <w:r>
+        <w:rPr>
+          <w:rFonts w:hint="default" w:ascii="Times New Roman" w:hAnsi="Times New Roman" w:cs="Times New Roman"/>
+          <w:b w:val="0"/>
+          <w:bCs w:val="0"/>
+          <w:sz w:val="30"/>
+          <w:szCs w:val="30"/>
+          <w:lang w:val="vi-VN"/>
+        </w:rPr>
+        <w:t>Bổ sung thêm:</w:t>
+      </w:r>
+    </w:p>
+    <w:p>
+      <w:pPr>
+        <w:numPr>
+          <w:ilvl w:val="0"/>
           <w:numId w:val="0"/>
         </w:numPr>
         <w:ind w:left="720" w:leftChars="0"/>
@@ -4446,24 +4886,34 @@
           <w:lang w:val="vi-VN"/>
         </w:rPr>
         <w:tab/>
-        <w:t/>
-      </w:r>
-      <w:r>
-        <w:rPr>
-          <w:rFonts w:hint="default" w:ascii="Times New Roman" w:hAnsi="Times New Roman" w:cs="Times New Roman"/>
-          <w:b w:val="0"/>
-          <w:bCs w:val="0"/>
-          <w:sz w:val="30"/>
-          <w:szCs w:val="30"/>
-          <w:lang w:val="vi-VN"/>
-        </w:rPr>
-        <w:tab/>
-        <w:t>-Trang quản lý user của admin</w:t>
-      </w:r>
-    </w:p>
-    <w:p>
-      <w:pPr>
-        <w:numPr>
+      </w:r>
+      <w:r>
+        <w:rPr>
+          <w:rFonts w:hint="default" w:ascii="Times New Roman" w:hAnsi="Times New Roman" w:cs="Times New Roman"/>
+          <w:b w:val="0"/>
+          <w:bCs w:val="0"/>
+          <w:sz w:val="30"/>
+          <w:szCs w:val="30"/>
+          <w:lang w:val="vi-VN"/>
+        </w:rPr>
+        <w:tab/>
+      </w:r>
+      <w:r>
+        <w:rPr>
+          <w:rFonts w:hint="default" w:ascii="Times New Roman" w:hAnsi="Times New Roman" w:cs="Times New Roman"/>
+          <w:b w:val="0"/>
+          <w:bCs w:val="0"/>
+          <w:sz w:val="30"/>
+          <w:szCs w:val="30"/>
+          <w:lang w:val="vi-VN"/>
+        </w:rPr>
+        <w:t>-Hình ảnh cho trang web</w:t>
+      </w:r>
+    </w:p>
+    <w:p>
+      <w:pPr>
+        <w:numPr>
+          <w:ilvl w:val="0"/>
           <w:numId w:val="0"/>
         </w:numPr>
         <w:ind w:left="720" w:leftChars="0"/>
@@ -4486,24 +4936,34 @@
           <w:lang w:val="vi-VN"/>
         </w:rPr>
         <w:tab/>
-        <w:t/>
-      </w:r>
-      <w:r>
-        <w:rPr>
-          <w:rFonts w:hint="default" w:ascii="Times New Roman" w:hAnsi="Times New Roman" w:cs="Times New Roman"/>
-          <w:b w:val="0"/>
-          <w:bCs w:val="0"/>
-          <w:sz w:val="30"/>
-          <w:szCs w:val="30"/>
-          <w:lang w:val="vi-VN"/>
-        </w:rPr>
-        <w:tab/>
-        <w:t>-Chức năng update của sản phẩm</w:t>
-      </w:r>
-    </w:p>
-    <w:p>
-      <w:pPr>
-        <w:numPr>
+      </w:r>
+      <w:r>
+        <w:rPr>
+          <w:rFonts w:hint="default" w:ascii="Times New Roman" w:hAnsi="Times New Roman" w:cs="Times New Roman"/>
+          <w:b w:val="0"/>
+          <w:bCs w:val="0"/>
+          <w:sz w:val="30"/>
+          <w:szCs w:val="30"/>
+          <w:lang w:val="vi-VN"/>
+        </w:rPr>
+        <w:tab/>
+      </w:r>
+      <w:r>
+        <w:rPr>
+          <w:rFonts w:hint="default" w:ascii="Times New Roman" w:hAnsi="Times New Roman" w:cs="Times New Roman"/>
+          <w:b w:val="0"/>
+          <w:bCs w:val="0"/>
+          <w:sz w:val="30"/>
+          <w:szCs w:val="30"/>
+          <w:lang w:val="vi-VN"/>
+        </w:rPr>
+        <w:t>-Chỉnh sửa lại database</w:t>
+      </w:r>
+    </w:p>
+    <w:p>
+      <w:pPr>
+        <w:numPr>
+          <w:ilvl w:val="0"/>
           <w:numId w:val="0"/>
         </w:numPr>
         <w:ind w:left="720" w:leftChars="0"/>
@@ -4526,24 +4986,34 @@
           <w:lang w:val="vi-VN"/>
         </w:rPr>
         <w:tab/>
-        <w:t/>
-      </w:r>
-      <w:r>
-        <w:rPr>
-          <w:rFonts w:hint="default" w:ascii="Times New Roman" w:hAnsi="Times New Roman" w:cs="Times New Roman"/>
-          <w:b w:val="0"/>
-          <w:bCs w:val="0"/>
-          <w:sz w:val="30"/>
-          <w:szCs w:val="30"/>
-          <w:lang w:val="vi-VN"/>
-        </w:rPr>
-        <w:tab/>
-        <w:t>-Chức năng update của user</w:t>
-      </w:r>
-    </w:p>
-    <w:p>
-      <w:pPr>
-        <w:numPr>
+      </w:r>
+      <w:r>
+        <w:rPr>
+          <w:rFonts w:hint="default" w:ascii="Times New Roman" w:hAnsi="Times New Roman" w:cs="Times New Roman"/>
+          <w:b w:val="0"/>
+          <w:bCs w:val="0"/>
+          <w:sz w:val="30"/>
+          <w:szCs w:val="30"/>
+          <w:lang w:val="vi-VN"/>
+        </w:rPr>
+        <w:tab/>
+      </w:r>
+      <w:r>
+        <w:rPr>
+          <w:rFonts w:hint="default" w:ascii="Times New Roman" w:hAnsi="Times New Roman" w:cs="Times New Roman"/>
+          <w:b w:val="0"/>
+          <w:bCs w:val="0"/>
+          <w:sz w:val="30"/>
+          <w:szCs w:val="30"/>
+          <w:lang w:val="vi-VN"/>
+        </w:rPr>
+        <w:t>-Điều chỉnh lại về filter</w:t>
+      </w:r>
+    </w:p>
+    <w:p>
+      <w:pPr>
+        <w:numPr>
+          <w:ilvl w:val="0"/>
           <w:numId w:val="0"/>
         </w:numPr>
         <w:ind w:left="720" w:leftChars="0"/>
@@ -4566,24 +5036,34 @@
           <w:lang w:val="vi-VN"/>
         </w:rPr>
         <w:tab/>
-        <w:t/>
-      </w:r>
-      <w:r>
-        <w:rPr>
-          <w:rFonts w:hint="default" w:ascii="Times New Roman" w:hAnsi="Times New Roman" w:cs="Times New Roman"/>
-          <w:b w:val="0"/>
-          <w:bCs w:val="0"/>
-          <w:sz w:val="30"/>
-          <w:szCs w:val="30"/>
-          <w:lang w:val="vi-VN"/>
-        </w:rPr>
-        <w:tab/>
-        <w:t>-Bổ sung thêm CSS cho các trang</w:t>
-      </w:r>
-    </w:p>
-    <w:p>
-      <w:pPr>
-        <w:numPr>
+      </w:r>
+      <w:r>
+        <w:rPr>
+          <w:rFonts w:hint="default" w:ascii="Times New Roman" w:hAnsi="Times New Roman" w:cs="Times New Roman"/>
+          <w:b w:val="0"/>
+          <w:bCs w:val="0"/>
+          <w:sz w:val="30"/>
+          <w:szCs w:val="30"/>
+          <w:lang w:val="vi-VN"/>
+        </w:rPr>
+        <w:tab/>
+      </w:r>
+      <w:r>
+        <w:rPr>
+          <w:rFonts w:hint="default" w:ascii="Times New Roman" w:hAnsi="Times New Roman" w:cs="Times New Roman"/>
+          <w:b w:val="0"/>
+          <w:bCs w:val="0"/>
+          <w:sz w:val="30"/>
+          <w:szCs w:val="30"/>
+          <w:lang w:val="vi-VN"/>
+        </w:rPr>
+        <w:t>-Chỉnh sửa lại phần Views</w:t>
+      </w:r>
+    </w:p>
+    <w:p>
+      <w:pPr>
+        <w:numPr>
+          <w:ilvl w:val="0"/>
           <w:numId w:val="0"/>
         </w:numPr>
         <w:ind w:left="720" w:leftChars="0"/>
@@ -4606,12 +5086,34 @@
           <w:lang w:val="vi-VN"/>
         </w:rPr>
         <w:tab/>
+      </w:r>
+      <w:r>
+        <w:rPr>
+          <w:rFonts w:hint="default" w:ascii="Times New Roman" w:hAnsi="Times New Roman" w:cs="Times New Roman"/>
+          <w:b w:val="0"/>
+          <w:bCs w:val="0"/>
+          <w:sz w:val="30"/>
+          <w:szCs w:val="30"/>
+          <w:lang w:val="vi-VN"/>
+        </w:rPr>
+        <w:tab/>
+      </w:r>
+      <w:r>
+        <w:rPr>
+          <w:rFonts w:hint="default" w:ascii="Times New Roman" w:hAnsi="Times New Roman" w:cs="Times New Roman"/>
+          <w:b w:val="0"/>
+          <w:bCs w:val="0"/>
+          <w:sz w:val="30"/>
+          <w:szCs w:val="30"/>
+          <w:lang w:val="vi-VN"/>
+        </w:rPr>
         <w:t>Người phụ trách:</w:t>
       </w:r>
     </w:p>
     <w:p>
       <w:pPr>
         <w:numPr>
+          <w:ilvl w:val="0"/>
           <w:numId w:val="0"/>
         </w:numPr>
         <w:ind w:left="720" w:leftChars="0"/>
@@ -4634,24 +5136,45 @@
           <w:lang w:val="vi-VN"/>
         </w:rPr>
         <w:tab/>
-        <w:t/>
-      </w:r>
-      <w:r>
-        <w:rPr>
-          <w:rFonts w:hint="default" w:ascii="Times New Roman" w:hAnsi="Times New Roman" w:cs="Times New Roman"/>
-          <w:b w:val="0"/>
-          <w:bCs w:val="0"/>
-          <w:sz w:val="30"/>
-          <w:szCs w:val="30"/>
-          <w:lang w:val="vi-VN"/>
-        </w:rPr>
-        <w:tab/>
+      </w:r>
+      <w:r>
+        <w:rPr>
+          <w:rFonts w:hint="default" w:ascii="Times New Roman" w:hAnsi="Times New Roman" w:cs="Times New Roman"/>
+          <w:b w:val="0"/>
+          <w:bCs w:val="0"/>
+          <w:sz w:val="30"/>
+          <w:szCs w:val="30"/>
+          <w:lang w:val="vi-VN"/>
+        </w:rPr>
+        <w:tab/>
+      </w:r>
+      <w:r>
+        <w:rPr>
+          <w:rFonts w:hint="default" w:ascii="Times New Roman" w:hAnsi="Times New Roman" w:cs="Times New Roman"/>
+          <w:b w:val="0"/>
+          <w:bCs w:val="0"/>
+          <w:sz w:val="30"/>
+          <w:szCs w:val="30"/>
+          <w:lang w:val="vi-VN"/>
+        </w:rPr>
+        <w:tab/>
+      </w:r>
+      <w:r>
+        <w:rPr>
+          <w:rFonts w:hint="default" w:ascii="Times New Roman" w:hAnsi="Times New Roman" w:cs="Times New Roman"/>
+          <w:b w:val="0"/>
+          <w:bCs w:val="0"/>
+          <w:sz w:val="30"/>
+          <w:szCs w:val="30"/>
+          <w:lang w:val="vi-VN"/>
+        </w:rPr>
         <w:t>Nguyễn Văn A:</w:t>
       </w:r>
     </w:p>
     <w:p>
       <w:pPr>
         <w:numPr>
+          <w:ilvl w:val="0"/>
           <w:numId w:val="0"/>
         </w:numPr>
         <w:ind w:left="720" w:leftChars="0"/>
@@ -4674,36 +5197,56 @@
           <w:lang w:val="vi-VN"/>
         </w:rPr>
         <w:tab/>
-        <w:t/>
-      </w:r>
-      <w:r>
-        <w:rPr>
-          <w:rFonts w:hint="default" w:ascii="Times New Roman" w:hAnsi="Times New Roman" w:cs="Times New Roman"/>
-          <w:b w:val="0"/>
-          <w:bCs w:val="0"/>
-          <w:sz w:val="30"/>
-          <w:szCs w:val="30"/>
-          <w:lang w:val="vi-VN"/>
-        </w:rPr>
-        <w:tab/>
-        <w:t/>
-      </w:r>
-      <w:r>
-        <w:rPr>
-          <w:rFonts w:hint="default" w:ascii="Times New Roman" w:hAnsi="Times New Roman" w:cs="Times New Roman"/>
-          <w:b w:val="0"/>
-          <w:bCs w:val="0"/>
-          <w:sz w:val="30"/>
-          <w:szCs w:val="30"/>
-          <w:lang w:val="vi-VN"/>
-        </w:rPr>
-        <w:tab/>
-        <w:t>-Trang quản lý user của admin</w:t>
-      </w:r>
-    </w:p>
-    <w:p>
-      <w:pPr>
-        <w:numPr>
+      </w:r>
+      <w:r>
+        <w:rPr>
+          <w:rFonts w:hint="default" w:ascii="Times New Roman" w:hAnsi="Times New Roman" w:cs="Times New Roman"/>
+          <w:b w:val="0"/>
+          <w:bCs w:val="0"/>
+          <w:sz w:val="30"/>
+          <w:szCs w:val="30"/>
+          <w:lang w:val="vi-VN"/>
+        </w:rPr>
+        <w:tab/>
+      </w:r>
+      <w:r>
+        <w:rPr>
+          <w:rFonts w:hint="default" w:ascii="Times New Roman" w:hAnsi="Times New Roman" w:cs="Times New Roman"/>
+          <w:b w:val="0"/>
+          <w:bCs w:val="0"/>
+          <w:sz w:val="30"/>
+          <w:szCs w:val="30"/>
+          <w:lang w:val="vi-VN"/>
+        </w:rPr>
+        <w:tab/>
+      </w:r>
+      <w:r>
+        <w:rPr>
+          <w:rFonts w:hint="default" w:ascii="Times New Roman" w:hAnsi="Times New Roman" w:cs="Times New Roman"/>
+          <w:b w:val="0"/>
+          <w:bCs w:val="0"/>
+          <w:sz w:val="30"/>
+          <w:szCs w:val="30"/>
+          <w:lang w:val="vi-VN"/>
+        </w:rPr>
+        <w:tab/>
+      </w:r>
+      <w:r>
+        <w:rPr>
+          <w:rFonts w:hint="default" w:ascii="Times New Roman" w:hAnsi="Times New Roman" w:cs="Times New Roman"/>
+          <w:b w:val="0"/>
+          <w:bCs w:val="0"/>
+          <w:sz w:val="30"/>
+          <w:szCs w:val="30"/>
+          <w:lang w:val="vi-VN"/>
+        </w:rPr>
+        <w:t>-Hình ảnh cho trang web</w:t>
+      </w:r>
+    </w:p>
+    <w:p>
+      <w:pPr>
+        <w:numPr>
+          <w:ilvl w:val="0"/>
           <w:numId w:val="0"/>
         </w:numPr>
         <w:ind w:left="720" w:leftChars="0"/>
@@ -4726,36 +5269,56 @@
           <w:lang w:val="vi-VN"/>
         </w:rPr>
         <w:tab/>
-        <w:t/>
-      </w:r>
-      <w:r>
-        <w:rPr>
-          <w:rFonts w:hint="default" w:ascii="Times New Roman" w:hAnsi="Times New Roman" w:cs="Times New Roman"/>
-          <w:b w:val="0"/>
-          <w:bCs w:val="0"/>
-          <w:sz w:val="30"/>
-          <w:szCs w:val="30"/>
-          <w:lang w:val="vi-VN"/>
-        </w:rPr>
-        <w:tab/>
-        <w:t/>
-      </w:r>
-      <w:r>
-        <w:rPr>
-          <w:rFonts w:hint="default" w:ascii="Times New Roman" w:hAnsi="Times New Roman" w:cs="Times New Roman"/>
-          <w:b w:val="0"/>
-          <w:bCs w:val="0"/>
-          <w:sz w:val="30"/>
-          <w:szCs w:val="30"/>
-          <w:lang w:val="vi-VN"/>
-        </w:rPr>
-        <w:tab/>
-        <w:t>-Chức năng update của sản phẩm</w:t>
-      </w:r>
-    </w:p>
-    <w:p>
-      <w:pPr>
-        <w:numPr>
+      </w:r>
+      <w:r>
+        <w:rPr>
+          <w:rFonts w:hint="default" w:ascii="Times New Roman" w:hAnsi="Times New Roman" w:cs="Times New Roman"/>
+          <w:b w:val="0"/>
+          <w:bCs w:val="0"/>
+          <w:sz w:val="30"/>
+          <w:szCs w:val="30"/>
+          <w:lang w:val="vi-VN"/>
+        </w:rPr>
+        <w:tab/>
+      </w:r>
+      <w:r>
+        <w:rPr>
+          <w:rFonts w:hint="default" w:ascii="Times New Roman" w:hAnsi="Times New Roman" w:cs="Times New Roman"/>
+          <w:b w:val="0"/>
+          <w:bCs w:val="0"/>
+          <w:sz w:val="30"/>
+          <w:szCs w:val="30"/>
+          <w:lang w:val="vi-VN"/>
+        </w:rPr>
+        <w:tab/>
+      </w:r>
+      <w:r>
+        <w:rPr>
+          <w:rFonts w:hint="default" w:ascii="Times New Roman" w:hAnsi="Times New Roman" w:cs="Times New Roman"/>
+          <w:b w:val="0"/>
+          <w:bCs w:val="0"/>
+          <w:sz w:val="30"/>
+          <w:szCs w:val="30"/>
+          <w:lang w:val="vi-VN"/>
+        </w:rPr>
+        <w:tab/>
+      </w:r>
+      <w:r>
+        <w:rPr>
+          <w:rFonts w:hint="default" w:ascii="Times New Roman" w:hAnsi="Times New Roman" w:cs="Times New Roman"/>
+          <w:b w:val="0"/>
+          <w:bCs w:val="0"/>
+          <w:sz w:val="30"/>
+          <w:szCs w:val="30"/>
+          <w:lang w:val="vi-VN"/>
+        </w:rPr>
+        <w:t>-Chỉnh sửa lại database</w:t>
+      </w:r>
+    </w:p>
+    <w:p>
+      <w:pPr>
+        <w:numPr>
+          <w:ilvl w:val="0"/>
           <w:numId w:val="0"/>
         </w:numPr>
         <w:ind w:left="720" w:leftChars="0"/>
@@ -4778,24 +5341,45 @@
           <w:lang w:val="vi-VN"/>
         </w:rPr>
         <w:tab/>
-        <w:t/>
-      </w:r>
-      <w:r>
-        <w:rPr>
-          <w:rFonts w:hint="default" w:ascii="Times New Roman" w:hAnsi="Times New Roman" w:cs="Times New Roman"/>
-          <w:b w:val="0"/>
-          <w:bCs w:val="0"/>
-          <w:sz w:val="30"/>
-          <w:szCs w:val="30"/>
-          <w:lang w:val="vi-VN"/>
-        </w:rPr>
-        <w:tab/>
+      </w:r>
+      <w:r>
+        <w:rPr>
+          <w:rFonts w:hint="default" w:ascii="Times New Roman" w:hAnsi="Times New Roman" w:cs="Times New Roman"/>
+          <w:b w:val="0"/>
+          <w:bCs w:val="0"/>
+          <w:sz w:val="30"/>
+          <w:szCs w:val="30"/>
+          <w:lang w:val="vi-VN"/>
+        </w:rPr>
+        <w:tab/>
+      </w:r>
+      <w:r>
+        <w:rPr>
+          <w:rFonts w:hint="default" w:ascii="Times New Roman" w:hAnsi="Times New Roman" w:cs="Times New Roman"/>
+          <w:b w:val="0"/>
+          <w:bCs w:val="0"/>
+          <w:sz w:val="30"/>
+          <w:szCs w:val="30"/>
+          <w:lang w:val="vi-VN"/>
+        </w:rPr>
+        <w:tab/>
+      </w:r>
+      <w:r>
+        <w:rPr>
+          <w:rFonts w:hint="default" w:ascii="Times New Roman" w:hAnsi="Times New Roman" w:cs="Times New Roman"/>
+          <w:b w:val="0"/>
+          <w:bCs w:val="0"/>
+          <w:sz w:val="30"/>
+          <w:szCs w:val="30"/>
+          <w:lang w:val="vi-VN"/>
+        </w:rPr>
         <w:t>Lê Trần Đình Khang:</w:t>
       </w:r>
     </w:p>
     <w:p>
       <w:pPr>
         <w:numPr>
+          <w:ilvl w:val="0"/>
           <w:numId w:val="0"/>
         </w:numPr>
         <w:ind w:left="720" w:leftChars="0"/>
@@ -4818,156 +5402,56 @@
           <w:lang w:val="vi-VN"/>
         </w:rPr>
         <w:tab/>
-        <w:t/>
-      </w:r>
-      <w:r>
-        <w:rPr>
-          <w:rFonts w:hint="default" w:ascii="Times New Roman" w:hAnsi="Times New Roman" w:cs="Times New Roman"/>
-          <w:b w:val="0"/>
-          <w:bCs w:val="0"/>
-          <w:sz w:val="30"/>
-          <w:szCs w:val="30"/>
-          <w:lang w:val="vi-VN"/>
-        </w:rPr>
-        <w:tab/>
-        <w:t/>
-      </w:r>
-      <w:r>
-        <w:rPr>
-          <w:rFonts w:hint="default" w:ascii="Times New Roman" w:hAnsi="Times New Roman" w:cs="Times New Roman"/>
-          <w:b w:val="0"/>
-          <w:bCs w:val="0"/>
-          <w:sz w:val="30"/>
-          <w:szCs w:val="30"/>
-          <w:lang w:val="vi-VN"/>
-        </w:rPr>
-        <w:tab/>
-        <w:t>-Chức năng update của user</w:t>
-      </w:r>
-    </w:p>
-    <w:p>
-      <w:pPr>
-        <w:numPr>
-          <w:numId w:val="0"/>
-        </w:numPr>
-        <w:ind w:left="720" w:leftChars="0"/>
-        <w:rPr>
-          <w:rFonts w:hint="default" w:ascii="Times New Roman" w:hAnsi="Times New Roman" w:cs="Times New Roman"/>
-          <w:b w:val="0"/>
-          <w:bCs w:val="0"/>
-          <w:sz w:val="30"/>
-          <w:szCs w:val="30"/>
-          <w:lang w:val="vi-VN"/>
-        </w:rPr>
-      </w:pPr>
-      <w:r>
-        <w:rPr>
-          <w:rFonts w:hint="default" w:ascii="Times New Roman" w:hAnsi="Times New Roman" w:cs="Times New Roman"/>
-          <w:b w:val="0"/>
-          <w:bCs w:val="0"/>
-          <w:sz w:val="30"/>
-          <w:szCs w:val="30"/>
-          <w:lang w:val="vi-VN"/>
-        </w:rPr>
-        <w:tab/>
-        <w:t/>
-      </w:r>
-      <w:r>
-        <w:rPr>
-          <w:rFonts w:hint="default" w:ascii="Times New Roman" w:hAnsi="Times New Roman" w:cs="Times New Roman"/>
-          <w:b w:val="0"/>
-          <w:bCs w:val="0"/>
-          <w:sz w:val="30"/>
-          <w:szCs w:val="30"/>
-          <w:lang w:val="vi-VN"/>
-        </w:rPr>
-        <w:tab/>
-        <w:t/>
-      </w:r>
-      <w:r>
-        <w:rPr>
-          <w:rFonts w:hint="default" w:ascii="Times New Roman" w:hAnsi="Times New Roman" w:cs="Times New Roman"/>
-          <w:b w:val="0"/>
-          <w:bCs w:val="0"/>
-          <w:sz w:val="30"/>
-          <w:szCs w:val="30"/>
-          <w:lang w:val="vi-VN"/>
-        </w:rPr>
-        <w:tab/>
-        <w:t>-Bổ sung thêm CSS cho các trang</w:t>
-      </w:r>
-    </w:p>
-    <w:p>
-      <w:pPr>
-        <w:numPr>
-          <w:numId w:val="0"/>
-        </w:numPr>
-        <w:ind w:left="720" w:leftChars="0"/>
-        <w:rPr>
-          <w:rFonts w:hint="default" w:ascii="Times New Roman" w:hAnsi="Times New Roman" w:cs="Times New Roman"/>
-          <w:b w:val="0"/>
-          <w:bCs w:val="0"/>
-          <w:sz w:val="30"/>
-          <w:szCs w:val="30"/>
-          <w:lang w:val="vi-VN"/>
-        </w:rPr>
-      </w:pPr>
-      <w:r>
-        <w:rPr>
-          <w:rFonts w:hint="default" w:ascii="Times New Roman" w:hAnsi="Times New Roman" w:cs="Times New Roman"/>
-          <w:b w:val="0"/>
-          <w:bCs w:val="0"/>
-          <w:sz w:val="30"/>
-          <w:szCs w:val="30"/>
-          <w:lang w:val="vi-VN"/>
-        </w:rPr>
-        <w:tab/>
-        <w:t>Các lỗi phát sinh:</w:t>
-      </w:r>
-    </w:p>
-    <w:p>
-      <w:pPr>
-        <w:numPr>
-          <w:numId w:val="0"/>
-        </w:numPr>
-        <w:ind w:left="720" w:leftChars="0"/>
-        <w:rPr>
-          <w:rFonts w:hint="default" w:ascii="Times New Roman" w:hAnsi="Times New Roman" w:cs="Times New Roman"/>
-          <w:b w:val="0"/>
-          <w:bCs w:val="0"/>
-          <w:sz w:val="30"/>
-          <w:szCs w:val="30"/>
-          <w:lang w:val="vi-VN"/>
-        </w:rPr>
-      </w:pPr>
-      <w:r>
-        <w:rPr>
-          <w:rFonts w:hint="default" w:ascii="Times New Roman" w:hAnsi="Times New Roman" w:cs="Times New Roman"/>
-          <w:b w:val="0"/>
-          <w:bCs w:val="0"/>
-          <w:sz w:val="30"/>
-          <w:szCs w:val="30"/>
-          <w:lang w:val="vi-VN"/>
-        </w:rPr>
-        <w:tab/>
-        <w:t/>
-      </w:r>
-      <w:r>
-        <w:rPr>
-          <w:rFonts w:hint="default" w:ascii="Times New Roman" w:hAnsi="Times New Roman" w:cs="Times New Roman"/>
-          <w:b w:val="0"/>
-          <w:bCs w:val="0"/>
-          <w:sz w:val="30"/>
-          <w:szCs w:val="30"/>
-          <w:lang w:val="vi-VN"/>
-        </w:rPr>
-        <w:tab/>
-        <w:t>Trong quá trình phát triển, chức năng upadate user do Lê Trần Đình Khang phụ trách đã có lỗi, sau khi thực hiện ấn nút thao tác, thì không thể cập nhật được dữ liệu khách hàng sau khi thay đổi</w:t>
-      </w:r>
-    </w:p>
-    <w:p>
-      <w:pPr>
-        <w:numPr>
+      </w:r>
+      <w:r>
+        <w:rPr>
+          <w:rFonts w:hint="default" w:ascii="Times New Roman" w:hAnsi="Times New Roman" w:cs="Times New Roman"/>
+          <w:b w:val="0"/>
+          <w:bCs w:val="0"/>
+          <w:sz w:val="30"/>
+          <w:szCs w:val="30"/>
+          <w:lang w:val="vi-VN"/>
+        </w:rPr>
+        <w:tab/>
+      </w:r>
+      <w:r>
+        <w:rPr>
+          <w:rFonts w:hint="default" w:ascii="Times New Roman" w:hAnsi="Times New Roman" w:cs="Times New Roman"/>
+          <w:b w:val="0"/>
+          <w:bCs w:val="0"/>
+          <w:sz w:val="30"/>
+          <w:szCs w:val="30"/>
+          <w:lang w:val="vi-VN"/>
+        </w:rPr>
+        <w:tab/>
+      </w:r>
+      <w:r>
+        <w:rPr>
+          <w:rFonts w:hint="default" w:ascii="Times New Roman" w:hAnsi="Times New Roman" w:cs="Times New Roman"/>
+          <w:b w:val="0"/>
+          <w:bCs w:val="0"/>
+          <w:sz w:val="30"/>
+          <w:szCs w:val="30"/>
+          <w:lang w:val="vi-VN"/>
+        </w:rPr>
+        <w:tab/>
+      </w:r>
+      <w:r>
+        <w:rPr>
+          <w:rFonts w:hint="default" w:ascii="Times New Roman" w:hAnsi="Times New Roman" w:cs="Times New Roman"/>
+          <w:b w:val="0"/>
+          <w:bCs w:val="0"/>
+          <w:sz w:val="30"/>
+          <w:szCs w:val="30"/>
+          <w:lang w:val="vi-VN"/>
+        </w:rPr>
+        <w:t>-Điều chỉnh lại filter</w:t>
+      </w:r>
+    </w:p>
+    <w:p>
+      <w:pPr>
+        <w:numPr>
+          <w:ilvl w:val="0"/>
           <w:numId w:val="0"/>
         </w:numPr>
         <w:ind w:left="720" w:leftChars="0"/>
@@ -4983,15 +5467,75 @@
       <w:r>
         <w:rPr>
           <w:rFonts w:hint="default" w:ascii="Times New Roman" w:hAnsi="Times New Roman" w:cs="Times New Roman"/>
+          <w:b w:val="0"/>
+          <w:bCs w:val="0"/>
+          <w:sz w:val="30"/>
+          <w:szCs w:val="30"/>
+          <w:lang w:val="vi-VN"/>
+        </w:rPr>
+        <w:tab/>
+      </w:r>
+      <w:r>
+        <w:rPr>
+          <w:rFonts w:hint="default" w:ascii="Times New Roman" w:hAnsi="Times New Roman" w:cs="Times New Roman"/>
+          <w:b w:val="0"/>
+          <w:bCs w:val="0"/>
+          <w:sz w:val="30"/>
+          <w:szCs w:val="30"/>
+          <w:lang w:val="vi-VN"/>
+        </w:rPr>
+        <w:tab/>
+      </w:r>
+      <w:r>
+        <w:rPr>
+          <w:rFonts w:hint="default" w:ascii="Times New Roman" w:hAnsi="Times New Roman" w:cs="Times New Roman"/>
+          <w:b w:val="0"/>
+          <w:bCs w:val="0"/>
+          <w:sz w:val="30"/>
+          <w:szCs w:val="30"/>
+          <w:lang w:val="vi-VN"/>
+        </w:rPr>
+        <w:tab/>
+      </w:r>
+      <w:r>
+        <w:rPr>
+          <w:rFonts w:hint="default" w:ascii="Times New Roman" w:hAnsi="Times New Roman" w:cs="Times New Roman"/>
+          <w:b w:val="0"/>
+          <w:bCs w:val="0"/>
+          <w:sz w:val="30"/>
+          <w:szCs w:val="30"/>
+          <w:lang w:val="vi-VN"/>
+        </w:rPr>
+        <w:tab/>
+      </w:r>
+      <w:r>
+        <w:rPr>
+          <w:rFonts w:hint="default" w:ascii="Times New Roman" w:hAnsi="Times New Roman" w:cs="Times New Roman"/>
+          <w:b w:val="0"/>
+          <w:bCs w:val="0"/>
+          <w:sz w:val="30"/>
+          <w:szCs w:val="30"/>
+          <w:lang w:val="vi-VN"/>
+        </w:rPr>
+        <w:t>-Chỉnh sửa lại phần Views</w:t>
+      </w:r>
+    </w:p>
+    <w:p>
+      <w:pPr>
+        <w:numPr>
+          <w:ilvl w:val="0"/>
+          <w:numId w:val="7"/>
+        </w:numPr>
+        <w:ind w:left="720" w:leftChars="0" w:firstLine="0" w:firstLineChars="0"/>
+        <w:rPr>
+          <w:rFonts w:hint="default" w:ascii="Times New Roman" w:hAnsi="Times New Roman" w:cs="Times New Roman"/>
           <w:b/>
           <w:bCs/>
           <w:sz w:val="30"/>
           <w:szCs w:val="30"/>
           <w:lang w:val="vi-VN"/>
         </w:rPr>
-        <w:tab/>
-        <w:t/>
-      </w:r>
+      </w:pPr>
       <w:r>
         <w:rPr>
           <w:rFonts w:hint="default" w:ascii="Times New Roman" w:hAnsi="Times New Roman" w:cs="Times New Roman"/>
@@ -5001,16 +5545,26 @@
           <w:szCs w:val="30"/>
           <w:lang w:val="vi-VN"/>
         </w:rPr>
-        <w:tab/>
-      </w:r>
-    </w:p>
-    <w:p>
-      <w:pPr>
-        <w:numPr>
-          <w:ilvl w:val="0"/>
-          <w:numId w:val="8"/>
-        </w:numPr>
-        <w:ind w:left="720" w:leftChars="0" w:firstLine="0" w:firstLineChars="0"/>
+        <w:t>Version: v1.1.3</w:t>
+      </w:r>
+    </w:p>
+    <w:p>
+      <w:pPr>
+        <w:numPr>
+          <w:ilvl w:val="0"/>
+          <w:numId w:val="0"/>
+        </w:numPr>
+        <w:ind w:left="720" w:leftChars="0"/>
+        <w:rPr>
+          <w:rFonts w:hint="default" w:ascii="Times New Roman" w:hAnsi="Times New Roman" w:cs="Times New Roman"/>
+          <w:b w:val="0"/>
+          <w:bCs w:val="0"/>
+          <w:sz w:val="30"/>
+          <w:szCs w:val="30"/>
+          <w:lang w:val="vi-VN"/>
+        </w:rPr>
+      </w:pPr>
+      <w:r>
         <w:rPr>
           <w:rFonts w:hint="default" w:ascii="Times New Roman" w:hAnsi="Times New Roman" w:cs="Times New Roman"/>
           <w:b/>
@@ -5019,22 +5573,24 @@
           <w:szCs w:val="30"/>
           <w:lang w:val="vi-VN"/>
         </w:rPr>
-      </w:pPr>
-      <w:r>
-        <w:rPr>
-          <w:rFonts w:hint="default" w:ascii="Times New Roman" w:hAnsi="Times New Roman" w:cs="Times New Roman"/>
-          <w:b/>
-          <w:bCs/>
-          <w:sz w:val="30"/>
-          <w:szCs w:val="30"/>
-          <w:lang w:val="vi-VN"/>
-        </w:rPr>
-        <w:t>Version: v1.1.2</w:t>
-      </w:r>
-    </w:p>
-    <w:p>
-      <w:pPr>
-        <w:numPr>
+        <w:tab/>
+      </w:r>
+      <w:r>
+        <w:rPr>
+          <w:rFonts w:hint="default" w:cs="Times New Roman"/>
+          <w:b w:val="0"/>
+          <w:bCs w:val="0"/>
+          <w:sz w:val="30"/>
+          <w:szCs w:val="30"/>
+          <w:lang w:val="vi-VN"/>
+        </w:rPr>
+        <w:t>là phiên bản vừa hoàn thành các chức năng nhưng chưa tìm thấy bugs.</w:t>
+      </w:r>
+    </w:p>
+    <w:p>
+      <w:pPr>
+        <w:numPr>
+          <w:ilvl w:val="0"/>
           <w:numId w:val="0"/>
         </w:numPr>
         <w:ind w:left="720" w:leftChars="0"/>
@@ -5050,41 +5606,41 @@
       <w:r>
         <w:rPr>
           <w:rFonts w:hint="default" w:ascii="Times New Roman" w:hAnsi="Times New Roman" w:cs="Times New Roman"/>
-          <w:b/>
-          <w:bCs/>
-          <w:sz w:val="30"/>
-          <w:szCs w:val="30"/>
-          <w:lang w:val="vi-VN"/>
-        </w:rPr>
-        <w:tab/>
-        <w:t/>
-      </w:r>
-      <w:r>
-        <w:rPr>
-          <w:rFonts w:hint="default" w:ascii="Times New Roman" w:hAnsi="Times New Roman" w:cs="Times New Roman"/>
-          <w:b/>
-          <w:bCs/>
-          <w:sz w:val="30"/>
-          <w:szCs w:val="30"/>
-          <w:lang w:val="vi-VN"/>
-        </w:rPr>
-        <w:tab/>
-      </w:r>
-      <w:r>
-        <w:rPr>
-          <w:rFonts w:hint="default" w:ascii="Times New Roman" w:hAnsi="Times New Roman" w:cs="Times New Roman"/>
-          <w:b w:val="0"/>
-          <w:bCs w:val="0"/>
-          <w:sz w:val="30"/>
-          <w:szCs w:val="30"/>
-          <w:lang w:val="vi-VN"/>
-        </w:rPr>
-        <w:t>Bổ sung thêm:</w:t>
-      </w:r>
-    </w:p>
-    <w:p>
-      <w:pPr>
-        <w:numPr>
+          <w:b w:val="0"/>
+          <w:bCs w:val="0"/>
+          <w:sz w:val="30"/>
+          <w:szCs w:val="30"/>
+          <w:lang w:val="vi-VN"/>
+        </w:rPr>
+        <w:tab/>
+      </w:r>
+      <w:r>
+        <w:rPr>
+          <w:rFonts w:hint="default" w:cs="Times New Roman"/>
+          <w:b w:val="0"/>
+          <w:bCs w:val="0"/>
+          <w:sz w:val="30"/>
+          <w:szCs w:val="30"/>
+          <w:lang w:val="vi-VN"/>
+        </w:rPr>
+        <w:tab/>
+      </w:r>
+      <w:r>
+        <w:rPr>
+          <w:rFonts w:hint="default" w:ascii="Times New Roman" w:hAnsi="Times New Roman" w:cs="Times New Roman"/>
+          <w:b w:val="0"/>
+          <w:bCs w:val="0"/>
+          <w:sz w:val="30"/>
+          <w:szCs w:val="30"/>
+          <w:lang w:val="vi-VN"/>
+        </w:rPr>
+        <w:t>Người phụ trách:</w:t>
+      </w:r>
+    </w:p>
+    <w:p>
+      <w:pPr>
+        <w:numPr>
+          <w:ilvl w:val="0"/>
           <w:numId w:val="0"/>
         </w:numPr>
         <w:ind w:left="720" w:leftChars="0"/>
@@ -5107,36 +5663,34 @@
           <w:lang w:val="vi-VN"/>
         </w:rPr>
         <w:tab/>
-        <w:t/>
-      </w:r>
-      <w:r>
-        <w:rPr>
-          <w:rFonts w:hint="default" w:ascii="Times New Roman" w:hAnsi="Times New Roman" w:cs="Times New Roman"/>
-          <w:b w:val="0"/>
-          <w:bCs w:val="0"/>
-          <w:sz w:val="30"/>
-          <w:szCs w:val="30"/>
-          <w:lang w:val="vi-VN"/>
-        </w:rPr>
-        <w:tab/>
-        <w:t/>
-      </w:r>
-      <w:r>
-        <w:rPr>
-          <w:rFonts w:hint="default" w:ascii="Times New Roman" w:hAnsi="Times New Roman" w:cs="Times New Roman"/>
-          <w:b w:val="0"/>
-          <w:bCs w:val="0"/>
-          <w:sz w:val="30"/>
-          <w:szCs w:val="30"/>
-          <w:lang w:val="vi-VN"/>
-        </w:rPr>
-        <w:tab/>
-        <w:t>-Hình ảnh cho trang web</w:t>
-      </w:r>
-    </w:p>
-    <w:p>
-      <w:pPr>
-        <w:numPr>
+      </w:r>
+      <w:r>
+        <w:rPr>
+          <w:rFonts w:hint="default" w:ascii="Times New Roman" w:hAnsi="Times New Roman" w:cs="Times New Roman"/>
+          <w:b w:val="0"/>
+          <w:bCs w:val="0"/>
+          <w:sz w:val="30"/>
+          <w:szCs w:val="30"/>
+          <w:lang w:val="vi-VN"/>
+        </w:rPr>
+        <w:tab/>
+      </w:r>
+      <w:r>
+        <w:rPr>
+          <w:rFonts w:hint="default" w:ascii="Times New Roman" w:hAnsi="Times New Roman" w:cs="Times New Roman"/>
+          <w:b w:val="0"/>
+          <w:bCs w:val="0"/>
+          <w:sz w:val="30"/>
+          <w:szCs w:val="30"/>
+          <w:lang w:val="vi-VN"/>
+        </w:rPr>
+        <w:t>Nguyễn Văn A:</w:t>
+      </w:r>
+    </w:p>
+    <w:p>
+      <w:pPr>
+        <w:numPr>
+          <w:ilvl w:val="0"/>
           <w:numId w:val="0"/>
         </w:numPr>
         <w:ind w:left="720" w:leftChars="0"/>
@@ -5159,36 +5713,45 @@
           <w:lang w:val="vi-VN"/>
         </w:rPr>
         <w:tab/>
-        <w:t/>
-      </w:r>
-      <w:r>
-        <w:rPr>
-          <w:rFonts w:hint="default" w:ascii="Times New Roman" w:hAnsi="Times New Roman" w:cs="Times New Roman"/>
-          <w:b w:val="0"/>
-          <w:bCs w:val="0"/>
-          <w:sz w:val="30"/>
-          <w:szCs w:val="30"/>
-          <w:lang w:val="vi-VN"/>
-        </w:rPr>
-        <w:tab/>
-        <w:t/>
-      </w:r>
-      <w:r>
-        <w:rPr>
-          <w:rFonts w:hint="default" w:ascii="Times New Roman" w:hAnsi="Times New Roman" w:cs="Times New Roman"/>
-          <w:b w:val="0"/>
-          <w:bCs w:val="0"/>
-          <w:sz w:val="30"/>
-          <w:szCs w:val="30"/>
-          <w:lang w:val="vi-VN"/>
-        </w:rPr>
-        <w:tab/>
-        <w:t>-Chỉnh sửa lại database</w:t>
-      </w:r>
-    </w:p>
-    <w:p>
-      <w:pPr>
-        <w:numPr>
+      </w:r>
+      <w:r>
+        <w:rPr>
+          <w:rFonts w:hint="default" w:ascii="Times New Roman" w:hAnsi="Times New Roman" w:cs="Times New Roman"/>
+          <w:b w:val="0"/>
+          <w:bCs w:val="0"/>
+          <w:sz w:val="30"/>
+          <w:szCs w:val="30"/>
+          <w:lang w:val="vi-VN"/>
+        </w:rPr>
+        <w:tab/>
+      </w:r>
+      <w:r>
+        <w:rPr>
+          <w:rFonts w:hint="default" w:ascii="Times New Roman" w:hAnsi="Times New Roman" w:cs="Times New Roman"/>
+          <w:b w:val="0"/>
+          <w:bCs w:val="0"/>
+          <w:sz w:val="30"/>
+          <w:szCs w:val="30"/>
+          <w:lang w:val="vi-VN"/>
+        </w:rPr>
+        <w:tab/>
+      </w:r>
+      <w:r>
+        <w:rPr>
+          <w:rFonts w:hint="default" w:ascii="Times New Roman" w:hAnsi="Times New Roman" w:cs="Times New Roman"/>
+          <w:b w:val="0"/>
+          <w:bCs w:val="0"/>
+          <w:sz w:val="30"/>
+          <w:szCs w:val="30"/>
+          <w:lang w:val="vi-VN"/>
+        </w:rPr>
+        <w:t>-Đổi tên home.php và kéo ra ngoài Views folder</w:t>
+      </w:r>
+    </w:p>
+    <w:p>
+      <w:pPr>
+        <w:numPr>
+          <w:ilvl w:val="0"/>
           <w:numId w:val="0"/>
         </w:numPr>
         <w:ind w:left="720" w:leftChars="0"/>
@@ -5211,1022 +5774,596 @@
           <w:lang w:val="vi-VN"/>
         </w:rPr>
         <w:tab/>
-        <w:t/>
-      </w:r>
-      <w:r>
-        <w:rPr>
-          <w:rFonts w:hint="default" w:ascii="Times New Roman" w:hAnsi="Times New Roman" w:cs="Times New Roman"/>
-          <w:b w:val="0"/>
-          <w:bCs w:val="0"/>
-          <w:sz w:val="30"/>
-          <w:szCs w:val="30"/>
-          <w:lang w:val="vi-VN"/>
-        </w:rPr>
-        <w:tab/>
-        <w:t/>
-      </w:r>
-      <w:r>
-        <w:rPr>
-          <w:rFonts w:hint="default" w:ascii="Times New Roman" w:hAnsi="Times New Roman" w:cs="Times New Roman"/>
-          <w:b w:val="0"/>
-          <w:bCs w:val="0"/>
-          <w:sz w:val="30"/>
-          <w:szCs w:val="30"/>
-          <w:lang w:val="vi-VN"/>
-        </w:rPr>
-        <w:tab/>
-        <w:t>-Điều chỉnh lại về filter</w:t>
-      </w:r>
-    </w:p>
-    <w:p>
-      <w:pPr>
-        <w:numPr>
+      </w:r>
+      <w:r>
+        <w:rPr>
+          <w:rFonts w:hint="default" w:ascii="Times New Roman" w:hAnsi="Times New Roman" w:cs="Times New Roman"/>
+          <w:b w:val="0"/>
+          <w:bCs w:val="0"/>
+          <w:sz w:val="30"/>
+          <w:szCs w:val="30"/>
+          <w:lang w:val="vi-VN"/>
+        </w:rPr>
+        <w:tab/>
+      </w:r>
+      <w:r>
+        <w:rPr>
+          <w:rFonts w:hint="default" w:ascii="Times New Roman" w:hAnsi="Times New Roman" w:cs="Times New Roman"/>
+          <w:b w:val="0"/>
+          <w:bCs w:val="0"/>
+          <w:sz w:val="30"/>
+          <w:szCs w:val="30"/>
+          <w:lang w:val="vi-VN"/>
+        </w:rPr>
+        <w:tab/>
+      </w:r>
+      <w:r>
+        <w:rPr>
+          <w:rFonts w:hint="default" w:ascii="Times New Roman" w:hAnsi="Times New Roman" w:cs="Times New Roman"/>
+          <w:b w:val="0"/>
+          <w:bCs w:val="0"/>
+          <w:sz w:val="30"/>
+          <w:szCs w:val="30"/>
+          <w:lang w:val="vi-VN"/>
+        </w:rPr>
+        <w:t>-Thêm chức năng xử lý hóa đơn và thanh toán</w:t>
+      </w:r>
+    </w:p>
+    <w:p>
+      <w:pPr>
+        <w:numPr>
+          <w:ilvl w:val="0"/>
+          <w:numId w:val="7"/>
+        </w:numPr>
+        <w:ind w:left="720" w:leftChars="0" w:firstLine="0" w:firstLineChars="0"/>
+        <w:rPr>
+          <w:rFonts w:hint="default" w:ascii="Times New Roman" w:hAnsi="Times New Roman" w:cs="Times New Roman"/>
+          <w:b w:val="0"/>
+          <w:bCs w:val="0"/>
+          <w:sz w:val="30"/>
+          <w:szCs w:val="30"/>
+          <w:lang w:val="vi-VN"/>
+        </w:rPr>
+      </w:pPr>
+      <w:r>
+        <w:rPr>
+          <w:rFonts w:hint="default" w:cs="Times New Roman"/>
+          <w:b w:val="0"/>
+          <w:bCs w:val="0"/>
+          <w:sz w:val="30"/>
+          <w:szCs w:val="30"/>
+          <w:lang w:val="vi-VN"/>
+        </w:rPr>
+        <w:t>Version: v1.1.4</w:t>
+      </w:r>
+    </w:p>
+    <w:p>
+      <w:pPr>
+        <w:numPr>
+          <w:ilvl w:val="0"/>
           <w:numId w:val="0"/>
         </w:numPr>
         <w:ind w:left="720" w:leftChars="0"/>
         <w:rPr>
-          <w:rFonts w:hint="default" w:ascii="Times New Roman" w:hAnsi="Times New Roman" w:cs="Times New Roman"/>
-          <w:b w:val="0"/>
-          <w:bCs w:val="0"/>
-          <w:sz w:val="30"/>
-          <w:szCs w:val="30"/>
-          <w:lang w:val="vi-VN"/>
-        </w:rPr>
-      </w:pPr>
-      <w:r>
-        <w:rPr>
-          <w:rFonts w:hint="default" w:ascii="Times New Roman" w:hAnsi="Times New Roman" w:cs="Times New Roman"/>
-          <w:b w:val="0"/>
-          <w:bCs w:val="0"/>
-          <w:sz w:val="30"/>
-          <w:szCs w:val="30"/>
-          <w:lang w:val="vi-VN"/>
-        </w:rPr>
-        <w:tab/>
-        <w:t/>
-      </w:r>
-      <w:r>
-        <w:rPr>
-          <w:rFonts w:hint="default" w:ascii="Times New Roman" w:hAnsi="Times New Roman" w:cs="Times New Roman"/>
-          <w:b w:val="0"/>
-          <w:bCs w:val="0"/>
-          <w:sz w:val="30"/>
-          <w:szCs w:val="30"/>
-          <w:lang w:val="vi-VN"/>
-        </w:rPr>
-        <w:tab/>
-        <w:t/>
-      </w:r>
-      <w:r>
-        <w:rPr>
-          <w:rFonts w:hint="default" w:ascii="Times New Roman" w:hAnsi="Times New Roman" w:cs="Times New Roman"/>
-          <w:b w:val="0"/>
-          <w:bCs w:val="0"/>
-          <w:sz w:val="30"/>
-          <w:szCs w:val="30"/>
-          <w:lang w:val="vi-VN"/>
-        </w:rPr>
-        <w:tab/>
-        <w:t>-Chỉnh sửa lại phần Views</w:t>
-      </w:r>
-    </w:p>
-    <w:p>
-      <w:pPr>
-        <w:numPr>
+          <w:rFonts w:hint="default" w:cs="Times New Roman"/>
+          <w:b w:val="0"/>
+          <w:bCs w:val="0"/>
+          <w:sz w:val="30"/>
+          <w:szCs w:val="30"/>
+          <w:lang w:val="vi-VN"/>
+        </w:rPr>
+      </w:pPr>
+      <w:r>
+        <w:rPr>
+          <w:rFonts w:hint="default" w:cs="Times New Roman"/>
+          <w:b w:val="0"/>
+          <w:bCs w:val="0"/>
+          <w:sz w:val="30"/>
+          <w:szCs w:val="30"/>
+          <w:lang w:val="vi-VN"/>
+        </w:rPr>
+        <w:tab/>
+      </w:r>
+      <w:r>
+        <w:rPr>
+          <w:rFonts w:hint="default" w:cs="Times New Roman"/>
+          <w:b w:val="0"/>
+          <w:bCs w:val="0"/>
+          <w:sz w:val="30"/>
+          <w:szCs w:val="30"/>
+          <w:lang w:val="vi-VN"/>
+        </w:rPr>
+        <w:t>Đăng nhập/đăng ký xuất hiện bugs:</w:t>
+      </w:r>
+      <w:r>
+        <w:rPr>
+          <w:rFonts w:hint="default" w:cs="Times New Roman"/>
+          <w:b w:val="0"/>
+          <w:bCs w:val="0"/>
+          <w:sz w:val="30"/>
+          <w:szCs w:val="30"/>
+          <w:lang w:val="vi-VN"/>
+        </w:rPr>
+        <w:br w:type="textWrapping"/>
+      </w:r>
+      <w:r>
+        <w:rPr>
+          <w:rFonts w:hint="default" w:cs="Times New Roman"/>
+          <w:b w:val="0"/>
+          <w:bCs w:val="0"/>
+          <w:sz w:val="30"/>
+          <w:szCs w:val="30"/>
+          <w:lang w:val="vi-VN"/>
+        </w:rPr>
+        <w:tab/>
+      </w:r>
+      <w:r>
+        <w:rPr>
+          <w:rFonts w:hint="default" w:cs="Times New Roman"/>
+          <w:b w:val="0"/>
+          <w:bCs w:val="0"/>
+          <w:sz w:val="30"/>
+          <w:szCs w:val="30"/>
+          <w:lang w:val="vi-VN"/>
+        </w:rPr>
+        <w:tab/>
+      </w:r>
+      <w:r>
+        <w:rPr>
+          <w:rFonts w:hint="default" w:cs="Times New Roman"/>
+          <w:b w:val="0"/>
+          <w:bCs w:val="0"/>
+          <w:sz w:val="30"/>
+          <w:szCs w:val="30"/>
+          <w:lang w:val="vi-VN"/>
+        </w:rPr>
+        <w:t>-không phân biệt chữ hoa với chữ thường.</w:t>
+      </w:r>
+    </w:p>
+    <w:p>
+      <w:pPr>
+        <w:numPr>
+          <w:ilvl w:val="0"/>
           <w:numId w:val="0"/>
         </w:numPr>
         <w:ind w:left="720" w:leftChars="0"/>
         <w:rPr>
-          <w:rFonts w:hint="default" w:ascii="Times New Roman" w:hAnsi="Times New Roman" w:cs="Times New Roman"/>
-          <w:b w:val="0"/>
-          <w:bCs w:val="0"/>
-          <w:sz w:val="30"/>
-          <w:szCs w:val="30"/>
-          <w:lang w:val="vi-VN"/>
-        </w:rPr>
-      </w:pPr>
-      <w:r>
-        <w:rPr>
-          <w:rFonts w:hint="default" w:ascii="Times New Roman" w:hAnsi="Times New Roman" w:cs="Times New Roman"/>
-          <w:b w:val="0"/>
-          <w:bCs w:val="0"/>
-          <w:sz w:val="30"/>
-          <w:szCs w:val="30"/>
-          <w:lang w:val="vi-VN"/>
-        </w:rPr>
-        <w:tab/>
-        <w:t/>
-      </w:r>
-      <w:r>
-        <w:rPr>
-          <w:rFonts w:hint="default" w:ascii="Times New Roman" w:hAnsi="Times New Roman" w:cs="Times New Roman"/>
-          <w:b w:val="0"/>
-          <w:bCs w:val="0"/>
-          <w:sz w:val="30"/>
-          <w:szCs w:val="30"/>
-          <w:lang w:val="vi-VN"/>
-        </w:rPr>
-        <w:tab/>
-        <w:t>Người phụ trách:</w:t>
-      </w:r>
-    </w:p>
-    <w:p>
-      <w:pPr>
-        <w:numPr>
+          <w:rFonts w:hint="default" w:cs="Times New Roman"/>
+          <w:b w:val="0"/>
+          <w:bCs w:val="0"/>
+          <w:sz w:val="30"/>
+          <w:szCs w:val="30"/>
+          <w:lang w:val="vi-VN"/>
+        </w:rPr>
+      </w:pPr>
+      <w:r>
+        <w:rPr>
+          <w:rFonts w:hint="default" w:cs="Times New Roman"/>
+          <w:b w:val="0"/>
+          <w:bCs w:val="0"/>
+          <w:sz w:val="30"/>
+          <w:szCs w:val="30"/>
+          <w:lang w:val="vi-VN"/>
+        </w:rPr>
+        <w:tab/>
+      </w:r>
+      <w:r>
+        <w:rPr>
+          <w:rFonts w:hint="default" w:cs="Times New Roman"/>
+          <w:b w:val="0"/>
+          <w:bCs w:val="0"/>
+          <w:sz w:val="30"/>
+          <w:szCs w:val="30"/>
+          <w:lang w:val="vi-VN"/>
+        </w:rPr>
+        <w:tab/>
+      </w:r>
+      <w:r>
+        <w:rPr>
+          <w:rFonts w:hint="default" w:cs="Times New Roman"/>
+          <w:b w:val="0"/>
+          <w:bCs w:val="0"/>
+          <w:sz w:val="30"/>
+          <w:szCs w:val="30"/>
+          <w:lang w:val="vi-VN"/>
+        </w:rPr>
+        <w:t>-không hiện thông báo khi nhập sai, username, password.</w:t>
+      </w:r>
+    </w:p>
+    <w:p>
+      <w:pPr>
+        <w:numPr>
+          <w:ilvl w:val="0"/>
           <w:numId w:val="0"/>
         </w:numPr>
         <w:ind w:left="720" w:leftChars="0"/>
         <w:rPr>
-          <w:rFonts w:hint="default" w:ascii="Times New Roman" w:hAnsi="Times New Roman" w:cs="Times New Roman"/>
-          <w:b w:val="0"/>
-          <w:bCs w:val="0"/>
-          <w:sz w:val="30"/>
-          <w:szCs w:val="30"/>
-          <w:lang w:val="vi-VN"/>
-        </w:rPr>
-      </w:pPr>
-      <w:r>
-        <w:rPr>
-          <w:rFonts w:hint="default" w:ascii="Times New Roman" w:hAnsi="Times New Roman" w:cs="Times New Roman"/>
-          <w:b w:val="0"/>
-          <w:bCs w:val="0"/>
-          <w:sz w:val="30"/>
-          <w:szCs w:val="30"/>
-          <w:lang w:val="vi-VN"/>
-        </w:rPr>
-        <w:tab/>
-        <w:t/>
-      </w:r>
-      <w:r>
-        <w:rPr>
-          <w:rFonts w:hint="default" w:ascii="Times New Roman" w:hAnsi="Times New Roman" w:cs="Times New Roman"/>
-          <w:b w:val="0"/>
-          <w:bCs w:val="0"/>
-          <w:sz w:val="30"/>
-          <w:szCs w:val="30"/>
-          <w:lang w:val="vi-VN"/>
-        </w:rPr>
-        <w:tab/>
-        <w:t/>
-      </w:r>
-      <w:r>
-        <w:rPr>
-          <w:rFonts w:hint="default" w:ascii="Times New Roman" w:hAnsi="Times New Roman" w:cs="Times New Roman"/>
-          <w:b w:val="0"/>
-          <w:bCs w:val="0"/>
-          <w:sz w:val="30"/>
-          <w:szCs w:val="30"/>
-          <w:lang w:val="vi-VN"/>
-        </w:rPr>
-        <w:tab/>
-        <w:t>Nguyễn Văn A:</w:t>
-      </w:r>
-    </w:p>
-    <w:p>
-      <w:pPr>
-        <w:numPr>
+          <w:rFonts w:hint="default" w:cs="Times New Roman"/>
+          <w:b w:val="0"/>
+          <w:bCs w:val="0"/>
+          <w:sz w:val="30"/>
+          <w:szCs w:val="30"/>
+          <w:lang w:val="vi-VN"/>
+        </w:rPr>
+      </w:pPr>
+      <w:r>
+        <w:rPr>
+          <w:rFonts w:hint="default" w:cs="Times New Roman"/>
+          <w:b w:val="0"/>
+          <w:bCs w:val="0"/>
+          <w:sz w:val="30"/>
+          <w:szCs w:val="30"/>
+          <w:lang w:val="vi-VN"/>
+        </w:rPr>
+        <w:tab/>
+      </w:r>
+      <w:r>
+        <w:rPr>
+          <w:rFonts w:hint="default" w:cs="Times New Roman"/>
+          <w:b w:val="0"/>
+          <w:bCs w:val="0"/>
+          <w:sz w:val="30"/>
+          <w:szCs w:val="30"/>
+          <w:lang w:val="vi-VN"/>
+        </w:rPr>
+        <w:t>Người phụ trách xử lý lỗi:</w:t>
+      </w:r>
+    </w:p>
+    <w:p>
+      <w:pPr>
+        <w:numPr>
+          <w:ilvl w:val="0"/>
           <w:numId w:val="0"/>
         </w:numPr>
         <w:ind w:left="720" w:leftChars="0"/>
         <w:rPr>
-          <w:rFonts w:hint="default" w:ascii="Times New Roman" w:hAnsi="Times New Roman" w:cs="Times New Roman"/>
-          <w:b w:val="0"/>
-          <w:bCs w:val="0"/>
-          <w:sz w:val="30"/>
-          <w:szCs w:val="30"/>
-          <w:lang w:val="vi-VN"/>
-        </w:rPr>
-      </w:pPr>
-      <w:r>
-        <w:rPr>
-          <w:rFonts w:hint="default" w:ascii="Times New Roman" w:hAnsi="Times New Roman" w:cs="Times New Roman"/>
-          <w:b w:val="0"/>
-          <w:bCs w:val="0"/>
-          <w:sz w:val="30"/>
-          <w:szCs w:val="30"/>
-          <w:lang w:val="vi-VN"/>
-        </w:rPr>
-        <w:tab/>
-        <w:t/>
-      </w:r>
-      <w:r>
-        <w:rPr>
-          <w:rFonts w:hint="default" w:ascii="Times New Roman" w:hAnsi="Times New Roman" w:cs="Times New Roman"/>
-          <w:b w:val="0"/>
-          <w:bCs w:val="0"/>
-          <w:sz w:val="30"/>
-          <w:szCs w:val="30"/>
-          <w:lang w:val="vi-VN"/>
-        </w:rPr>
-        <w:tab/>
-        <w:t/>
-      </w:r>
-      <w:r>
-        <w:rPr>
-          <w:rFonts w:hint="default" w:ascii="Times New Roman" w:hAnsi="Times New Roman" w:cs="Times New Roman"/>
-          <w:b w:val="0"/>
-          <w:bCs w:val="0"/>
-          <w:sz w:val="30"/>
-          <w:szCs w:val="30"/>
-          <w:lang w:val="vi-VN"/>
-        </w:rPr>
-        <w:tab/>
-        <w:t/>
-      </w:r>
-      <w:r>
-        <w:rPr>
-          <w:rFonts w:hint="default" w:ascii="Times New Roman" w:hAnsi="Times New Roman" w:cs="Times New Roman"/>
-          <w:b w:val="0"/>
-          <w:bCs w:val="0"/>
-          <w:sz w:val="30"/>
-          <w:szCs w:val="30"/>
-          <w:lang w:val="vi-VN"/>
-        </w:rPr>
-        <w:tab/>
-        <w:t>-Hình ảnh cho trang web</w:t>
-      </w:r>
-    </w:p>
-    <w:p>
-      <w:pPr>
-        <w:numPr>
+          <w:rFonts w:hint="default" w:cs="Times New Roman"/>
+          <w:b w:val="0"/>
+          <w:bCs w:val="0"/>
+          <w:sz w:val="30"/>
+          <w:szCs w:val="30"/>
+          <w:lang w:val="vi-VN"/>
+        </w:rPr>
+      </w:pPr>
+      <w:r>
+        <w:rPr>
+          <w:rFonts w:hint="default" w:cs="Times New Roman"/>
+          <w:b w:val="0"/>
+          <w:bCs w:val="0"/>
+          <w:sz w:val="30"/>
+          <w:szCs w:val="30"/>
+          <w:lang w:val="vi-VN"/>
+        </w:rPr>
+        <w:tab/>
+      </w:r>
+      <w:r>
+        <w:rPr>
+          <w:rFonts w:hint="default" w:cs="Times New Roman"/>
+          <w:b w:val="0"/>
+          <w:bCs w:val="0"/>
+          <w:sz w:val="30"/>
+          <w:szCs w:val="30"/>
+          <w:lang w:val="vi-VN"/>
+        </w:rPr>
+        <w:tab/>
+      </w:r>
+      <w:r>
+        <w:rPr>
+          <w:rFonts w:hint="default" w:cs="Times New Roman"/>
+          <w:b w:val="0"/>
+          <w:bCs w:val="0"/>
+          <w:sz w:val="30"/>
+          <w:szCs w:val="30"/>
+          <w:lang w:val="vi-VN"/>
+        </w:rPr>
+        <w:t>-Nguyễn văn a.</w:t>
+      </w:r>
+    </w:p>
+    <w:p>
+      <w:pPr>
+        <w:numPr>
+          <w:ilvl w:val="0"/>
+          <w:numId w:val="7"/>
+        </w:numPr>
+        <w:ind w:left="720" w:leftChars="0" w:firstLine="0" w:firstLineChars="0"/>
+        <w:rPr>
+          <w:rFonts w:hint="default" w:ascii="Times New Roman" w:hAnsi="Times New Roman" w:cs="Times New Roman"/>
+          <w:b w:val="0"/>
+          <w:bCs w:val="0"/>
+          <w:sz w:val="30"/>
+          <w:szCs w:val="30"/>
+          <w:lang w:val="vi-VN"/>
+        </w:rPr>
+      </w:pPr>
+      <w:r>
+        <w:rPr>
+          <w:rFonts w:hint="default" w:cs="Times New Roman"/>
+          <w:b w:val="0"/>
+          <w:bCs w:val="0"/>
+          <w:sz w:val="30"/>
+          <w:szCs w:val="30"/>
+          <w:lang w:val="vi-VN"/>
+        </w:rPr>
+        <w:t>Version: v1.1.5</w:t>
+      </w:r>
+    </w:p>
+    <w:p>
+      <w:pPr>
+        <w:numPr>
+          <w:ilvl w:val="0"/>
           <w:numId w:val="0"/>
         </w:numPr>
         <w:ind w:left="720" w:leftChars="0"/>
         <w:rPr>
-          <w:rFonts w:hint="default" w:ascii="Times New Roman" w:hAnsi="Times New Roman" w:cs="Times New Roman"/>
-          <w:b w:val="0"/>
-          <w:bCs w:val="0"/>
-          <w:sz w:val="30"/>
-          <w:szCs w:val="30"/>
-          <w:lang w:val="vi-VN"/>
-        </w:rPr>
-      </w:pPr>
-      <w:r>
-        <w:rPr>
-          <w:rFonts w:hint="default" w:ascii="Times New Roman" w:hAnsi="Times New Roman" w:cs="Times New Roman"/>
-          <w:b w:val="0"/>
-          <w:bCs w:val="0"/>
-          <w:sz w:val="30"/>
-          <w:szCs w:val="30"/>
-          <w:lang w:val="vi-VN"/>
-        </w:rPr>
-        <w:tab/>
-        <w:t/>
-      </w:r>
-      <w:r>
-        <w:rPr>
-          <w:rFonts w:hint="default" w:ascii="Times New Roman" w:hAnsi="Times New Roman" w:cs="Times New Roman"/>
-          <w:b w:val="0"/>
-          <w:bCs w:val="0"/>
-          <w:sz w:val="30"/>
-          <w:szCs w:val="30"/>
-          <w:lang w:val="vi-VN"/>
-        </w:rPr>
-        <w:tab/>
-        <w:t/>
-      </w:r>
-      <w:r>
-        <w:rPr>
-          <w:rFonts w:hint="default" w:ascii="Times New Roman" w:hAnsi="Times New Roman" w:cs="Times New Roman"/>
-          <w:b w:val="0"/>
-          <w:bCs w:val="0"/>
-          <w:sz w:val="30"/>
-          <w:szCs w:val="30"/>
-          <w:lang w:val="vi-VN"/>
-        </w:rPr>
-        <w:tab/>
-        <w:t/>
-      </w:r>
-      <w:r>
-        <w:rPr>
-          <w:rFonts w:hint="default" w:ascii="Times New Roman" w:hAnsi="Times New Roman" w:cs="Times New Roman"/>
-          <w:b w:val="0"/>
-          <w:bCs w:val="0"/>
-          <w:sz w:val="30"/>
-          <w:szCs w:val="30"/>
-          <w:lang w:val="vi-VN"/>
-        </w:rPr>
-        <w:tab/>
-        <w:t>-Chỉnh sửa lại database</w:t>
-      </w:r>
-    </w:p>
-    <w:p>
-      <w:pPr>
-        <w:numPr>
+          <w:rFonts w:hint="default" w:cs="Times New Roman"/>
+          <w:b w:val="0"/>
+          <w:bCs w:val="0"/>
+          <w:sz w:val="30"/>
+          <w:szCs w:val="30"/>
+          <w:lang w:val="vi-VN"/>
+        </w:rPr>
+      </w:pPr>
+      <w:r>
+        <w:rPr>
+          <w:rFonts w:hint="default" w:cs="Times New Roman"/>
+          <w:b w:val="0"/>
+          <w:bCs w:val="0"/>
+          <w:sz w:val="30"/>
+          <w:szCs w:val="30"/>
+          <w:lang w:val="vi-VN"/>
+        </w:rPr>
+        <w:tab/>
+      </w:r>
+      <w:r>
+        <w:rPr>
+          <w:rFonts w:hint="default" w:cs="Times New Roman"/>
+          <w:b w:val="0"/>
+          <w:bCs w:val="0"/>
+          <w:sz w:val="30"/>
+          <w:szCs w:val="30"/>
+          <w:lang w:val="vi-VN"/>
+        </w:rPr>
+        <w:t>Trang chi tiết sản phẩm:</w:t>
+      </w:r>
+    </w:p>
+    <w:p>
+      <w:pPr>
+        <w:numPr>
+          <w:ilvl w:val="0"/>
           <w:numId w:val="0"/>
         </w:numPr>
         <w:ind w:left="720" w:leftChars="0"/>
         <w:rPr>
-          <w:rFonts w:hint="default" w:ascii="Times New Roman" w:hAnsi="Times New Roman" w:cs="Times New Roman"/>
-          <w:b w:val="0"/>
-          <w:bCs w:val="0"/>
-          <w:sz w:val="30"/>
-          <w:szCs w:val="30"/>
-          <w:lang w:val="vi-VN"/>
-        </w:rPr>
-      </w:pPr>
-      <w:r>
-        <w:rPr>
-          <w:rFonts w:hint="default" w:ascii="Times New Roman" w:hAnsi="Times New Roman" w:cs="Times New Roman"/>
-          <w:b w:val="0"/>
-          <w:bCs w:val="0"/>
-          <w:sz w:val="30"/>
-          <w:szCs w:val="30"/>
-          <w:lang w:val="vi-VN"/>
-        </w:rPr>
-        <w:tab/>
-        <w:t/>
-      </w:r>
-      <w:r>
-        <w:rPr>
-          <w:rFonts w:hint="default" w:ascii="Times New Roman" w:hAnsi="Times New Roman" w:cs="Times New Roman"/>
-          <w:b w:val="0"/>
-          <w:bCs w:val="0"/>
-          <w:sz w:val="30"/>
-          <w:szCs w:val="30"/>
-          <w:lang w:val="vi-VN"/>
-        </w:rPr>
-        <w:tab/>
-        <w:t/>
-      </w:r>
-      <w:r>
-        <w:rPr>
-          <w:rFonts w:hint="default" w:ascii="Times New Roman" w:hAnsi="Times New Roman" w:cs="Times New Roman"/>
-          <w:b w:val="0"/>
-          <w:bCs w:val="0"/>
-          <w:sz w:val="30"/>
-          <w:szCs w:val="30"/>
-          <w:lang w:val="vi-VN"/>
-        </w:rPr>
-        <w:tab/>
-        <w:t>Lê Trần Đình Khang:</w:t>
-      </w:r>
-    </w:p>
-    <w:p>
-      <w:pPr>
-        <w:numPr>
+          <w:rFonts w:hint="default" w:cs="Times New Roman"/>
+          <w:b w:val="0"/>
+          <w:bCs w:val="0"/>
+          <w:sz w:val="30"/>
+          <w:szCs w:val="30"/>
+          <w:lang w:val="vi-VN"/>
+        </w:rPr>
+      </w:pPr>
+      <w:r>
+        <w:rPr>
+          <w:rFonts w:hint="default" w:cs="Times New Roman"/>
+          <w:b w:val="0"/>
+          <w:bCs w:val="0"/>
+          <w:sz w:val="30"/>
+          <w:szCs w:val="30"/>
+          <w:lang w:val="vi-VN"/>
+        </w:rPr>
+        <w:tab/>
+      </w:r>
+      <w:r>
+        <w:rPr>
+          <w:rFonts w:hint="default" w:cs="Times New Roman"/>
+          <w:b w:val="0"/>
+          <w:bCs w:val="0"/>
+          <w:sz w:val="30"/>
+          <w:szCs w:val="30"/>
+          <w:lang w:val="vi-VN"/>
+        </w:rPr>
+        <w:tab/>
+      </w:r>
+      <w:r>
+        <w:rPr>
+          <w:rFonts w:hint="default" w:cs="Times New Roman"/>
+          <w:b w:val="0"/>
+          <w:bCs w:val="0"/>
+          <w:sz w:val="30"/>
+          <w:szCs w:val="30"/>
+          <w:lang w:val="vi-VN"/>
+        </w:rPr>
+        <w:t>-Hình ảnh về sản phẩm chi tiết không hiển thị.</w:t>
+      </w:r>
+    </w:p>
+    <w:p>
+      <w:pPr>
+        <w:numPr>
+          <w:ilvl w:val="0"/>
           <w:numId w:val="0"/>
         </w:numPr>
         <w:ind w:left="720" w:leftChars="0"/>
         <w:rPr>
-          <w:rFonts w:hint="default" w:ascii="Times New Roman" w:hAnsi="Times New Roman" w:cs="Times New Roman"/>
-          <w:b w:val="0"/>
-          <w:bCs w:val="0"/>
-          <w:sz w:val="30"/>
-          <w:szCs w:val="30"/>
-          <w:lang w:val="vi-VN"/>
-        </w:rPr>
-      </w:pPr>
-      <w:r>
-        <w:rPr>
-          <w:rFonts w:hint="default" w:ascii="Times New Roman" w:hAnsi="Times New Roman" w:cs="Times New Roman"/>
-          <w:b w:val="0"/>
-          <w:bCs w:val="0"/>
-          <w:sz w:val="30"/>
-          <w:szCs w:val="30"/>
-          <w:lang w:val="vi-VN"/>
-        </w:rPr>
-        <w:tab/>
-        <w:t/>
-      </w:r>
-      <w:r>
-        <w:rPr>
-          <w:rFonts w:hint="default" w:ascii="Times New Roman" w:hAnsi="Times New Roman" w:cs="Times New Roman"/>
-          <w:b w:val="0"/>
-          <w:bCs w:val="0"/>
-          <w:sz w:val="30"/>
-          <w:szCs w:val="30"/>
-          <w:lang w:val="vi-VN"/>
-        </w:rPr>
-        <w:tab/>
-        <w:t/>
-      </w:r>
-      <w:r>
-        <w:rPr>
-          <w:rFonts w:hint="default" w:ascii="Times New Roman" w:hAnsi="Times New Roman" w:cs="Times New Roman"/>
-          <w:b w:val="0"/>
-          <w:bCs w:val="0"/>
-          <w:sz w:val="30"/>
-          <w:szCs w:val="30"/>
-          <w:lang w:val="vi-VN"/>
-        </w:rPr>
-        <w:tab/>
-        <w:t/>
-      </w:r>
-      <w:r>
-        <w:rPr>
-          <w:rFonts w:hint="default" w:ascii="Times New Roman" w:hAnsi="Times New Roman" w:cs="Times New Roman"/>
-          <w:b w:val="0"/>
-          <w:bCs w:val="0"/>
-          <w:sz w:val="30"/>
-          <w:szCs w:val="30"/>
-          <w:lang w:val="vi-VN"/>
-        </w:rPr>
-        <w:tab/>
-        <w:t>-Điều chỉnh lại filter</w:t>
-      </w:r>
-    </w:p>
-    <w:p>
-      <w:pPr>
-        <w:numPr>
+          <w:rFonts w:hint="default" w:cs="Times New Roman"/>
+          <w:b w:val="0"/>
+          <w:bCs w:val="0"/>
+          <w:sz w:val="30"/>
+          <w:szCs w:val="30"/>
+          <w:lang w:val="vi-VN"/>
+        </w:rPr>
+      </w:pPr>
+      <w:r>
+        <w:rPr>
+          <w:rFonts w:hint="default" w:cs="Times New Roman"/>
+          <w:b w:val="0"/>
+          <w:bCs w:val="0"/>
+          <w:sz w:val="30"/>
+          <w:szCs w:val="30"/>
+          <w:lang w:val="vi-VN"/>
+        </w:rPr>
+        <w:tab/>
+      </w:r>
+      <w:r>
+        <w:rPr>
+          <w:rFonts w:hint="default" w:cs="Times New Roman"/>
+          <w:b w:val="0"/>
+          <w:bCs w:val="0"/>
+          <w:sz w:val="30"/>
+          <w:szCs w:val="30"/>
+          <w:lang w:val="vi-VN"/>
+        </w:rPr>
+        <w:t>Người phụ trách xử lý lỗi:</w:t>
+      </w:r>
+    </w:p>
+    <w:p>
+      <w:pPr>
+        <w:numPr>
+          <w:ilvl w:val="0"/>
           <w:numId w:val="0"/>
         </w:numPr>
         <w:ind w:left="720" w:leftChars="0"/>
         <w:rPr>
-          <w:rFonts w:hint="default" w:ascii="Times New Roman" w:hAnsi="Times New Roman" w:cs="Times New Roman"/>
-          <w:b w:val="0"/>
-          <w:bCs w:val="0"/>
-          <w:sz w:val="30"/>
-          <w:szCs w:val="30"/>
-          <w:lang w:val="vi-VN"/>
-        </w:rPr>
-      </w:pPr>
-      <w:r>
-        <w:rPr>
-          <w:rFonts w:hint="default" w:ascii="Times New Roman" w:hAnsi="Times New Roman" w:cs="Times New Roman"/>
-          <w:b w:val="0"/>
-          <w:bCs w:val="0"/>
-          <w:sz w:val="30"/>
-          <w:szCs w:val="30"/>
-          <w:lang w:val="vi-VN"/>
-        </w:rPr>
-        <w:tab/>
-        <w:t/>
-      </w:r>
-      <w:r>
-        <w:rPr>
-          <w:rFonts w:hint="default" w:ascii="Times New Roman" w:hAnsi="Times New Roman" w:cs="Times New Roman"/>
-          <w:b w:val="0"/>
-          <w:bCs w:val="0"/>
-          <w:sz w:val="30"/>
-          <w:szCs w:val="30"/>
-          <w:lang w:val="vi-VN"/>
-        </w:rPr>
-        <w:tab/>
-        <w:t/>
-      </w:r>
-      <w:r>
-        <w:rPr>
-          <w:rFonts w:hint="default" w:ascii="Times New Roman" w:hAnsi="Times New Roman" w:cs="Times New Roman"/>
-          <w:b w:val="0"/>
-          <w:bCs w:val="0"/>
-          <w:sz w:val="30"/>
-          <w:szCs w:val="30"/>
-          <w:lang w:val="vi-VN"/>
-        </w:rPr>
-        <w:tab/>
-        <w:t/>
-      </w:r>
-      <w:r>
-        <w:rPr>
-          <w:rFonts w:hint="default" w:ascii="Times New Roman" w:hAnsi="Times New Roman" w:cs="Times New Roman"/>
-          <w:b w:val="0"/>
-          <w:bCs w:val="0"/>
-          <w:sz w:val="30"/>
-          <w:szCs w:val="30"/>
-          <w:lang w:val="vi-VN"/>
-        </w:rPr>
-        <w:tab/>
-        <w:t>-Chỉnh sửa lại phần Views</w:t>
-      </w:r>
-    </w:p>
-    <w:p>
-      <w:pPr>
-        <w:numPr>
+          <w:rFonts w:hint="default" w:cs="Times New Roman"/>
+          <w:b w:val="0"/>
+          <w:bCs w:val="0"/>
+          <w:sz w:val="30"/>
+          <w:szCs w:val="30"/>
+          <w:lang w:val="vi-VN"/>
+        </w:rPr>
+      </w:pPr>
+      <w:r>
+        <w:rPr>
+          <w:rFonts w:hint="default" w:cs="Times New Roman"/>
+          <w:b w:val="0"/>
+          <w:bCs w:val="0"/>
+          <w:sz w:val="30"/>
+          <w:szCs w:val="30"/>
+          <w:lang w:val="vi-VN"/>
+        </w:rPr>
+        <w:tab/>
+      </w:r>
+      <w:r>
+        <w:rPr>
+          <w:rFonts w:hint="default" w:cs="Times New Roman"/>
+          <w:b w:val="0"/>
+          <w:bCs w:val="0"/>
+          <w:sz w:val="30"/>
+          <w:szCs w:val="30"/>
+          <w:lang w:val="vi-VN"/>
+        </w:rPr>
+        <w:tab/>
+      </w:r>
+      <w:r>
+        <w:rPr>
+          <w:rFonts w:hint="default" w:cs="Times New Roman"/>
+          <w:b w:val="0"/>
+          <w:bCs w:val="0"/>
+          <w:sz w:val="30"/>
+          <w:szCs w:val="30"/>
+          <w:lang w:val="vi-VN"/>
+        </w:rPr>
+        <w:t>-Lê trần đình khang</w:t>
+      </w:r>
+    </w:p>
+    <w:p>
+      <w:pPr>
+        <w:numPr>
+          <w:ilvl w:val="0"/>
           <w:numId w:val="0"/>
         </w:numPr>
         <w:ind w:left="720" w:leftChars="0"/>
         <w:rPr>
-          <w:rFonts w:hint="default" w:ascii="Times New Roman" w:hAnsi="Times New Roman" w:cs="Times New Roman"/>
-          <w:b w:val="0"/>
-          <w:bCs w:val="0"/>
-          <w:sz w:val="30"/>
-          <w:szCs w:val="30"/>
-          <w:lang w:val="vi-VN"/>
-        </w:rPr>
-      </w:pPr>
-      <w:r>
-        <w:rPr>
-          <w:rFonts w:hint="default" w:ascii="Times New Roman" w:hAnsi="Times New Roman" w:cs="Times New Roman"/>
-          <w:b w:val="0"/>
-          <w:bCs w:val="0"/>
-          <w:sz w:val="30"/>
-          <w:szCs w:val="30"/>
-          <w:lang w:val="vi-VN"/>
-        </w:rPr>
-        <w:tab/>
-        <w:t/>
-      </w:r>
-      <w:r>
-        <w:rPr>
-          <w:rFonts w:hint="default" w:ascii="Times New Roman" w:hAnsi="Times New Roman" w:cs="Times New Roman"/>
-          <w:b w:val="0"/>
-          <w:bCs w:val="0"/>
-          <w:sz w:val="30"/>
-          <w:szCs w:val="30"/>
-          <w:lang w:val="vi-VN"/>
-        </w:rPr>
-        <w:tab/>
-        <w:t>Các lỗi phát sinh:</w:t>
-      </w:r>
-    </w:p>
-    <w:p>
-      <w:pPr>
-        <w:numPr>
+          <w:rFonts w:hint="default" w:cs="Times New Roman"/>
+          <w:b w:val="0"/>
+          <w:bCs w:val="0"/>
+          <w:sz w:val="30"/>
+          <w:szCs w:val="30"/>
+          <w:lang w:val="vi-VN"/>
+        </w:rPr>
+      </w:pPr>
+    </w:p>
+    <w:p>
+      <w:pPr>
+        <w:numPr>
+          <w:ilvl w:val="0"/>
           <w:numId w:val="0"/>
         </w:numPr>
         <w:ind w:left="720" w:leftChars="0"/>
         <w:rPr>
-          <w:rFonts w:hint="default" w:ascii="Times New Roman" w:hAnsi="Times New Roman" w:cs="Times New Roman"/>
-          <w:b w:val="0"/>
-          <w:bCs w:val="0"/>
-          <w:sz w:val="30"/>
-          <w:szCs w:val="30"/>
-          <w:lang w:val="vi-VN"/>
-        </w:rPr>
-      </w:pPr>
-      <w:r>
-        <w:rPr>
-          <w:rFonts w:hint="default" w:ascii="Times New Roman" w:hAnsi="Times New Roman" w:cs="Times New Roman"/>
-          <w:b w:val="0"/>
-          <w:bCs w:val="0"/>
-          <w:sz w:val="30"/>
-          <w:szCs w:val="30"/>
-          <w:lang w:val="vi-VN"/>
-        </w:rPr>
-        <w:tab/>
-        <w:t/>
-      </w:r>
-      <w:r>
-        <w:rPr>
-          <w:rFonts w:hint="default" w:ascii="Times New Roman" w:hAnsi="Times New Roman" w:cs="Times New Roman"/>
-          <w:b w:val="0"/>
-          <w:bCs w:val="0"/>
-          <w:sz w:val="30"/>
-          <w:szCs w:val="30"/>
-          <w:lang w:val="vi-VN"/>
-        </w:rPr>
-        <w:tab/>
-        <w:t/>
-      </w:r>
-      <w:r>
-        <w:rPr>
-          <w:rFonts w:hint="default" w:ascii="Times New Roman" w:hAnsi="Times New Roman" w:cs="Times New Roman"/>
-          <w:b w:val="0"/>
-          <w:bCs w:val="0"/>
-          <w:sz w:val="30"/>
-          <w:szCs w:val="30"/>
-          <w:lang w:val="vi-VN"/>
-        </w:rPr>
-        <w:tab/>
-        <w:t>Chức năng đăng nhập sau khi update đã bị lỗi phát sinh, người dùng không thể đăng nhập</w:t>
-      </w:r>
-    </w:p>
-    <w:p>
-      <w:pPr>
-        <w:numPr>
+          <w:rFonts w:hint="default" w:cs="Times New Roman"/>
+          <w:b w:val="0"/>
+          <w:bCs w:val="0"/>
+          <w:sz w:val="30"/>
+          <w:szCs w:val="30"/>
+          <w:lang w:val="vi-VN"/>
+        </w:rPr>
+      </w:pPr>
+      <w:r>
+        <w:rPr>
+          <w:rFonts w:hint="default" w:cs="Times New Roman"/>
+          <w:b w:val="0"/>
+          <w:bCs w:val="0"/>
+          <w:sz w:val="30"/>
+          <w:szCs w:val="30"/>
+          <w:lang w:val="vi-VN"/>
+        </w:rPr>
+        <w:tab/>
+      </w:r>
+      <w:r>
+        <w:rPr>
+          <w:rFonts w:hint="default" w:cs="Times New Roman"/>
+          <w:b w:val="0"/>
+          <w:bCs w:val="0"/>
+          <w:sz w:val="30"/>
+          <w:szCs w:val="30"/>
+          <w:lang w:val="vi-VN"/>
+        </w:rPr>
+        <w:t>Hình ảnh về lỗi:</w:t>
+      </w:r>
+    </w:p>
+    <w:p>
+      <w:pPr>
+        <w:numPr>
+          <w:ilvl w:val="0"/>
           <w:numId w:val="0"/>
         </w:numPr>
         <w:ind w:left="720" w:leftChars="0"/>
         <w:rPr>
-          <w:rFonts w:hint="default" w:ascii="Times New Roman" w:hAnsi="Times New Roman" w:cs="Times New Roman"/>
-          <w:b/>
-          <w:bCs/>
-          <w:sz w:val="30"/>
-          <w:szCs w:val="30"/>
-          <w:lang w:val="vi-VN"/>
-        </w:rPr>
-      </w:pPr>
-    </w:p>
-    <w:p>
-      <w:pPr>
-        <w:numPr>
-          <w:ilvl w:val="0"/>
-          <w:numId w:val="8"/>
-        </w:numPr>
-        <w:ind w:left="720" w:leftChars="0" w:firstLine="0" w:firstLineChars="0"/>
-        <w:rPr>
-          <w:rFonts w:hint="default" w:ascii="Times New Roman" w:hAnsi="Times New Roman" w:cs="Times New Roman"/>
-          <w:b/>
-          <w:bCs/>
-          <w:sz w:val="30"/>
-          <w:szCs w:val="30"/>
-          <w:lang w:val="vi-VN"/>
-        </w:rPr>
-      </w:pPr>
-      <w:r>
-        <w:rPr>
-          <w:rFonts w:hint="default" w:ascii="Times New Roman" w:hAnsi="Times New Roman" w:cs="Times New Roman"/>
-          <w:b/>
-          <w:bCs/>
-          <w:sz w:val="30"/>
-          <w:szCs w:val="30"/>
-          <w:lang w:val="vi-VN"/>
-        </w:rPr>
-        <w:t>Version: v1.1.3</w:t>
-      </w:r>
-    </w:p>
-    <w:p>
-      <w:pPr>
-        <w:numPr>
-          <w:numId w:val="0"/>
-        </w:numPr>
-        <w:ind w:left="720" w:leftChars="0"/>
-        <w:rPr>
-          <w:rFonts w:hint="default" w:ascii="Times New Roman" w:hAnsi="Times New Roman" w:cs="Times New Roman"/>
-          <w:b w:val="0"/>
-          <w:bCs w:val="0"/>
-          <w:sz w:val="30"/>
-          <w:szCs w:val="30"/>
-          <w:lang w:val="vi-VN"/>
-        </w:rPr>
-      </w:pPr>
-      <w:r>
-        <w:rPr>
-          <w:rFonts w:hint="default" w:ascii="Times New Roman" w:hAnsi="Times New Roman" w:cs="Times New Roman"/>
-          <w:b/>
-          <w:bCs/>
-          <w:sz w:val="30"/>
-          <w:szCs w:val="30"/>
-          <w:lang w:val="vi-VN"/>
-        </w:rPr>
-        <w:tab/>
-      </w:r>
-      <w:r>
-        <w:rPr>
-          <w:rFonts w:hint="default" w:cs="Times New Roman"/>
-          <w:b/>
-          <w:bCs/>
-          <w:sz w:val="30"/>
-          <w:szCs w:val="30"/>
-          <w:lang w:val="vi-VN"/>
-        </w:rPr>
-        <w:tab/>
-      </w:r>
-      <w:r>
-        <w:rPr>
-          <w:rFonts w:hint="default" w:ascii="Times New Roman" w:hAnsi="Times New Roman" w:cs="Times New Roman"/>
-          <w:b w:val="0"/>
-          <w:bCs w:val="0"/>
-          <w:sz w:val="30"/>
-          <w:szCs w:val="30"/>
-          <w:lang w:val="vi-VN"/>
-        </w:rPr>
-        <w:t>Là phiên bản cuối, hoàn thiện trang web bán hàng với chức năng xử lý đơn hàng và thanh toán</w:t>
-      </w:r>
-    </w:p>
-    <w:p>
-      <w:pPr>
-        <w:numPr>
-          <w:numId w:val="0"/>
-        </w:numPr>
-        <w:ind w:left="720" w:leftChars="0"/>
-        <w:rPr>
-          <w:rFonts w:hint="default" w:ascii="Times New Roman" w:hAnsi="Times New Roman" w:cs="Times New Roman"/>
-          <w:b w:val="0"/>
-          <w:bCs w:val="0"/>
-          <w:sz w:val="30"/>
-          <w:szCs w:val="30"/>
-          <w:lang w:val="vi-VN"/>
-        </w:rPr>
-      </w:pPr>
-      <w:r>
-        <w:rPr>
-          <w:rFonts w:hint="default" w:ascii="Times New Roman" w:hAnsi="Times New Roman" w:cs="Times New Roman"/>
-          <w:b w:val="0"/>
-          <w:bCs w:val="0"/>
-          <w:sz w:val="30"/>
-          <w:szCs w:val="30"/>
-          <w:lang w:val="vi-VN"/>
-        </w:rPr>
-        <w:tab/>
-      </w:r>
-      <w:r>
-        <w:rPr>
-          <w:rFonts w:hint="default" w:cs="Times New Roman"/>
-          <w:b w:val="0"/>
-          <w:bCs w:val="0"/>
-          <w:sz w:val="30"/>
-          <w:szCs w:val="30"/>
-          <w:lang w:val="vi-VN"/>
-        </w:rPr>
-        <w:tab/>
-      </w:r>
-      <w:r>
-        <w:rPr>
-          <w:rFonts w:hint="default" w:ascii="Times New Roman" w:hAnsi="Times New Roman" w:cs="Times New Roman"/>
-          <w:b w:val="0"/>
-          <w:bCs w:val="0"/>
-          <w:sz w:val="30"/>
-          <w:szCs w:val="30"/>
-          <w:lang w:val="vi-VN"/>
-        </w:rPr>
-        <w:t>Người phụ trách:</w:t>
-      </w:r>
-    </w:p>
-    <w:p>
-      <w:pPr>
-        <w:numPr>
-          <w:numId w:val="0"/>
-        </w:numPr>
-        <w:ind w:left="720" w:leftChars="0"/>
-        <w:rPr>
-          <w:rFonts w:hint="default" w:ascii="Times New Roman" w:hAnsi="Times New Roman" w:cs="Times New Roman"/>
-          <w:b w:val="0"/>
-          <w:bCs w:val="0"/>
-          <w:sz w:val="30"/>
-          <w:szCs w:val="30"/>
-          <w:lang w:val="vi-VN"/>
-        </w:rPr>
-      </w:pPr>
-      <w:r>
-        <w:rPr>
-          <w:rFonts w:hint="default" w:ascii="Times New Roman" w:hAnsi="Times New Roman" w:cs="Times New Roman"/>
-          <w:b w:val="0"/>
-          <w:bCs w:val="0"/>
-          <w:sz w:val="30"/>
-          <w:szCs w:val="30"/>
-          <w:lang w:val="vi-VN"/>
-        </w:rPr>
-        <w:tab/>
-        <w:t/>
-      </w:r>
-      <w:r>
-        <w:rPr>
-          <w:rFonts w:hint="default" w:ascii="Times New Roman" w:hAnsi="Times New Roman" w:cs="Times New Roman"/>
-          <w:b w:val="0"/>
-          <w:bCs w:val="0"/>
-          <w:sz w:val="30"/>
-          <w:szCs w:val="30"/>
-          <w:lang w:val="vi-VN"/>
-        </w:rPr>
-        <w:tab/>
-        <w:t>Nguyễn Văn A:</w:t>
-      </w:r>
-    </w:p>
-    <w:p>
-      <w:pPr>
-        <w:numPr>
-          <w:numId w:val="0"/>
-        </w:numPr>
-        <w:ind w:left="720" w:leftChars="0"/>
-        <w:rPr>
-          <w:rFonts w:hint="default" w:ascii="Times New Roman" w:hAnsi="Times New Roman" w:cs="Times New Roman"/>
-          <w:b w:val="0"/>
-          <w:bCs w:val="0"/>
-          <w:sz w:val="30"/>
-          <w:szCs w:val="30"/>
-          <w:lang w:val="vi-VN"/>
-        </w:rPr>
-      </w:pPr>
-      <w:r>
-        <w:rPr>
-          <w:rFonts w:hint="default" w:ascii="Times New Roman" w:hAnsi="Times New Roman" w:cs="Times New Roman"/>
-          <w:b w:val="0"/>
-          <w:bCs w:val="0"/>
-          <w:sz w:val="30"/>
-          <w:szCs w:val="30"/>
-          <w:lang w:val="vi-VN"/>
-        </w:rPr>
-        <w:tab/>
-        <w:t/>
-      </w:r>
-      <w:r>
-        <w:rPr>
-          <w:rFonts w:hint="default" w:ascii="Times New Roman" w:hAnsi="Times New Roman" w:cs="Times New Roman"/>
-          <w:b w:val="0"/>
-          <w:bCs w:val="0"/>
-          <w:sz w:val="30"/>
-          <w:szCs w:val="30"/>
-          <w:lang w:val="vi-VN"/>
-        </w:rPr>
-        <w:tab/>
-        <w:t/>
-      </w:r>
-      <w:r>
-        <w:rPr>
-          <w:rFonts w:hint="default" w:ascii="Times New Roman" w:hAnsi="Times New Roman" w:cs="Times New Roman"/>
-          <w:b w:val="0"/>
-          <w:bCs w:val="0"/>
-          <w:sz w:val="30"/>
-          <w:szCs w:val="30"/>
-          <w:lang w:val="vi-VN"/>
-        </w:rPr>
-        <w:tab/>
-        <w:t>-Đổi tên home.php và kéo ra ngoài Views folder</w:t>
-      </w:r>
-    </w:p>
-    <w:p>
-      <w:pPr>
-        <w:numPr>
-          <w:numId w:val="0"/>
-        </w:numPr>
-        <w:ind w:left="720" w:leftChars="0"/>
-        <w:rPr>
-          <w:rFonts w:hint="default" w:ascii="Times New Roman" w:hAnsi="Times New Roman" w:cs="Times New Roman"/>
-          <w:b w:val="0"/>
-          <w:bCs w:val="0"/>
-          <w:sz w:val="30"/>
-          <w:szCs w:val="30"/>
-          <w:lang w:val="vi-VN"/>
-        </w:rPr>
-      </w:pPr>
-      <w:r>
-        <w:rPr>
-          <w:rFonts w:hint="default" w:ascii="Times New Roman" w:hAnsi="Times New Roman" w:cs="Times New Roman"/>
-          <w:b w:val="0"/>
-          <w:bCs w:val="0"/>
-          <w:sz w:val="30"/>
-          <w:szCs w:val="30"/>
-          <w:lang w:val="vi-VN"/>
-        </w:rPr>
-        <w:tab/>
-        <w:t/>
-      </w:r>
-      <w:r>
-        <w:rPr>
-          <w:rFonts w:hint="default" w:ascii="Times New Roman" w:hAnsi="Times New Roman" w:cs="Times New Roman"/>
-          <w:b w:val="0"/>
-          <w:bCs w:val="0"/>
-          <w:sz w:val="30"/>
-          <w:szCs w:val="30"/>
-          <w:lang w:val="vi-VN"/>
-        </w:rPr>
-        <w:tab/>
-        <w:t/>
-      </w:r>
-      <w:r>
-        <w:rPr>
-          <w:rFonts w:hint="default" w:ascii="Times New Roman" w:hAnsi="Times New Roman" w:cs="Times New Roman"/>
-          <w:b w:val="0"/>
-          <w:bCs w:val="0"/>
-          <w:sz w:val="30"/>
-          <w:szCs w:val="30"/>
-          <w:lang w:val="vi-VN"/>
-        </w:rPr>
-        <w:tab/>
-        <w:t>-Thêm chức năng xử lý hóa đơn và thanh toán</w:t>
-      </w:r>
-    </w:p>
-    <w:p>
-      <w:pPr>
-        <w:numPr>
-          <w:numId w:val="0"/>
-        </w:numPr>
-        <w:ind w:left="720" w:leftChars="0"/>
-        <w:rPr>
-          <w:rFonts w:hint="default" w:ascii="Times New Roman" w:hAnsi="Times New Roman" w:cs="Times New Roman"/>
-          <w:b w:val="0"/>
-          <w:bCs w:val="0"/>
-          <w:sz w:val="30"/>
-          <w:szCs w:val="30"/>
-          <w:lang w:val="vi-VN"/>
-        </w:rPr>
-      </w:pPr>
-      <w:r>
-        <w:rPr>
-          <w:rFonts w:hint="default" w:ascii="Times New Roman" w:hAnsi="Times New Roman" w:cs="Times New Roman"/>
-          <w:b w:val="0"/>
-          <w:bCs w:val="0"/>
-          <w:sz w:val="30"/>
-          <w:szCs w:val="30"/>
-          <w:lang w:val="vi-VN"/>
-        </w:rPr>
-        <w:tab/>
-        <w:t/>
-      </w:r>
-      <w:r>
-        <w:rPr>
-          <w:rFonts w:hint="default" w:ascii="Times New Roman" w:hAnsi="Times New Roman" w:cs="Times New Roman"/>
-          <w:b w:val="0"/>
-          <w:bCs w:val="0"/>
-          <w:sz w:val="30"/>
-          <w:szCs w:val="30"/>
-          <w:lang w:val="vi-VN"/>
-        </w:rPr>
-        <w:tab/>
-        <w:t>Các lỗi phát sinh:</w:t>
-      </w:r>
-    </w:p>
-    <w:p>
-      <w:pPr>
-        <w:numPr>
-          <w:numId w:val="0"/>
-        </w:numPr>
-        <w:ind w:left="720" w:leftChars="0"/>
-        <w:rPr>
-          <w:rFonts w:hint="default" w:cs="Times New Roman"/>
-          <w:b w:val="0"/>
-          <w:bCs w:val="0"/>
-          <w:sz w:val="30"/>
-          <w:szCs w:val="30"/>
-          <w:lang w:val="vi-VN"/>
-        </w:rPr>
-      </w:pPr>
-      <w:r>
-        <w:rPr>
-          <w:rFonts w:hint="default" w:cs="Times New Roman"/>
-          <w:b w:val="0"/>
-          <w:bCs w:val="0"/>
-          <w:sz w:val="30"/>
-          <w:szCs w:val="30"/>
-          <w:lang w:val="vi-VN"/>
-        </w:rPr>
-        <w:tab/>
-        <w:t/>
-      </w:r>
-      <w:r>
-        <w:rPr>
-          <w:rFonts w:hint="default" w:cs="Times New Roman"/>
-          <w:b w:val="0"/>
-          <w:bCs w:val="0"/>
-          <w:sz w:val="30"/>
-          <w:szCs w:val="30"/>
-          <w:lang w:val="vi-VN"/>
-        </w:rPr>
-        <w:tab/>
-        <w:t/>
-      </w:r>
-      <w:r>
-        <w:rPr>
-          <w:rFonts w:hint="default" w:cs="Times New Roman"/>
-          <w:b w:val="0"/>
-          <w:bCs w:val="0"/>
-          <w:sz w:val="30"/>
-          <w:szCs w:val="30"/>
-          <w:lang w:val="vi-VN"/>
-        </w:rPr>
-        <w:tab/>
-        <w:t>Không có lỗi phát sinh</w:t>
-      </w:r>
-    </w:p>
-    <w:p>
-      <w:pPr>
-        <w:numPr>
-          <w:ilvl w:val="0"/>
-          <w:numId w:val="1"/>
-        </w:numPr>
-        <w:ind w:left="75" w:leftChars="0" w:firstLine="0" w:firstLineChars="0"/>
-        <w:rPr>
-          <w:rFonts w:hint="default" w:cs="Times New Roman"/>
-          <w:b w:val="0"/>
-          <w:bCs w:val="0"/>
-          <w:sz w:val="30"/>
-          <w:szCs w:val="30"/>
-          <w:lang w:val="vi-VN"/>
-        </w:rPr>
-      </w:pPr>
-      <w:r>
-        <w:rPr>
-          <w:rFonts w:hint="default" w:cs="Times New Roman"/>
-          <w:b w:val="0"/>
-          <w:bCs w:val="0"/>
-          <w:sz w:val="30"/>
-          <w:szCs w:val="30"/>
-          <w:lang w:val="vi-VN"/>
-        </w:rPr>
-        <w:t>Kết Quả</w:t>
-      </w:r>
-    </w:p>
-    <w:p>
-      <w:pPr>
-        <w:numPr>
-          <w:ilvl w:val="0"/>
-          <w:numId w:val="9"/>
-        </w:numPr>
-        <w:ind w:left="75" w:leftChars="0"/>
-        <w:rPr>
-          <w:rFonts w:hint="default" w:cs="Times New Roman"/>
-          <w:b w:val="0"/>
-          <w:bCs w:val="0"/>
-          <w:sz w:val="30"/>
-          <w:szCs w:val="30"/>
-          <w:lang w:val="vi-VN"/>
-        </w:rPr>
-      </w:pPr>
-      <w:r>
-        <w:rPr>
-          <w:rFonts w:hint="default" w:cs="Times New Roman"/>
-          <w:b w:val="0"/>
-          <w:bCs w:val="0"/>
-          <w:sz w:val="30"/>
-          <w:szCs w:val="30"/>
-          <w:lang w:val="vi-VN"/>
-        </w:rPr>
-        <w:t>Trang chủ</w:t>
-      </w:r>
-    </w:p>
-    <w:p>
-      <w:pPr>
-        <w:numPr>
-          <w:numId w:val="0"/>
-        </w:numPr>
-      </w:pPr>
+          <w:rFonts w:hint="default" w:cs="Times New Roman"/>
+          <w:b w:val="0"/>
+          <w:bCs w:val="0"/>
+          <w:sz w:val="30"/>
+          <w:szCs w:val="30"/>
+          <w:lang w:val="vi-VN"/>
+        </w:rPr>
+      </w:pPr>
+      <w:r>
+        <w:rPr>
+          <w:rFonts w:hint="default" w:cs="Times New Roman"/>
+          <w:b w:val="0"/>
+          <w:bCs w:val="0"/>
+          <w:sz w:val="30"/>
+          <w:szCs w:val="30"/>
+          <w:lang w:val="vi-VN"/>
+        </w:rPr>
+        <w:tab/>
+      </w:r>
+      <w:r>
+        <w:rPr>
+          <w:rFonts w:hint="default" w:cs="Times New Roman"/>
+          <w:b w:val="0"/>
+          <w:bCs w:val="0"/>
+          <w:sz w:val="30"/>
+          <w:szCs w:val="30"/>
+          <w:lang w:val="vi-VN"/>
+        </w:rPr>
+        <w:tab/>
+      </w:r>
       <w:r>
         <w:drawing>
           <wp:inline distT="0" distB="0" distL="114300" distR="114300">
-            <wp:extent cx="5727700" cy="2865755"/>
-            <wp:effectExtent l="0" t="0" r="2540" b="14605"/>
+            <wp:extent cx="5263515" cy="2649220"/>
+            <wp:effectExtent l="0" t="0" r="9525" b="2540"/>
             <wp:docPr id="1" name="Picture 1"/>
             <wp:cNvGraphicFramePr>
               <a:graphicFrameLocks xmlns:a="http://schemas.openxmlformats.org/drawingml/2006/main" noChangeAspect="1"/>
@@ -6249,7 +6386,7 @@
                   <pic:spPr>
                     <a:xfrm>
                       <a:off x="0" y="0"/>
-                      <a:ext cx="5727700" cy="2865755"/>
+                      <a:ext cx="5263515" cy="2649220"/>
                     </a:xfrm>
                     <a:prstGeom prst="rect">
                       <a:avLst/>
@@ -6269,14 +6406,302 @@
     <w:p>
       <w:pPr>
         <w:numPr>
+          <w:ilvl w:val="0"/>
           <w:numId w:val="0"/>
         </w:numPr>
-      </w:pPr>
+        <w:ind w:left="720" w:leftChars="0"/>
+        <w:rPr>
+          <w:rFonts w:hint="default" w:cs="Times New Roman"/>
+          <w:b w:val="0"/>
+          <w:bCs w:val="0"/>
+          <w:sz w:val="30"/>
+          <w:szCs w:val="30"/>
+          <w:lang w:val="vi-VN"/>
+        </w:rPr>
+      </w:pPr>
+    </w:p>
+    <w:p>
+      <w:pPr>
+        <w:numPr>
+          <w:ilvl w:val="0"/>
+          <w:numId w:val="7"/>
+        </w:numPr>
+        <w:ind w:left="720" w:leftChars="0" w:firstLine="0" w:firstLineChars="0"/>
+        <w:rPr>
+          <w:rFonts w:hint="default" w:ascii="Times New Roman" w:hAnsi="Times New Roman" w:cs="Times New Roman"/>
+          <w:b w:val="0"/>
+          <w:bCs w:val="0"/>
+          <w:sz w:val="30"/>
+          <w:szCs w:val="30"/>
+          <w:lang w:val="vi-VN"/>
+        </w:rPr>
+      </w:pPr>
+      <w:r>
+        <w:rPr>
+          <w:rFonts w:hint="default" w:cs="Times New Roman"/>
+          <w:b w:val="0"/>
+          <w:bCs w:val="0"/>
+          <w:sz w:val="30"/>
+          <w:szCs w:val="30"/>
+          <w:lang w:val="vi-VN"/>
+        </w:rPr>
+        <w:t>Version: v1.1.6</w:t>
+      </w:r>
+    </w:p>
+    <w:p>
+      <w:pPr>
+        <w:numPr>
+          <w:ilvl w:val="0"/>
+          <w:numId w:val="0"/>
+        </w:numPr>
+        <w:ind w:left="720" w:leftChars="0"/>
+        <w:rPr>
+          <w:rFonts w:hint="default" w:cs="Times New Roman"/>
+          <w:b w:val="0"/>
+          <w:bCs w:val="0"/>
+          <w:sz w:val="30"/>
+          <w:szCs w:val="30"/>
+          <w:lang w:val="vi-VN"/>
+        </w:rPr>
+      </w:pPr>
+      <w:r>
+        <w:rPr>
+          <w:rFonts w:hint="default" w:cs="Times New Roman"/>
+          <w:b w:val="0"/>
+          <w:bCs w:val="0"/>
+          <w:sz w:val="30"/>
+          <w:szCs w:val="30"/>
+          <w:lang w:val="vi-VN"/>
+        </w:rPr>
+        <w:tab/>
+      </w:r>
+      <w:r>
+        <w:rPr>
+          <w:rFonts w:hint="default" w:cs="Times New Roman"/>
+          <w:b w:val="0"/>
+          <w:bCs w:val="0"/>
+          <w:sz w:val="30"/>
+          <w:szCs w:val="30"/>
+          <w:lang w:val="vi-VN"/>
+        </w:rPr>
+        <w:t>Giỏ hàng:</w:t>
+      </w:r>
+    </w:p>
+    <w:p>
+      <w:pPr>
+        <w:numPr>
+          <w:ilvl w:val="0"/>
+          <w:numId w:val="0"/>
+        </w:numPr>
+        <w:ind w:left="720" w:leftChars="0"/>
+        <w:rPr>
+          <w:rFonts w:hint="default" w:cs="Times New Roman"/>
+          <w:b w:val="0"/>
+          <w:bCs w:val="0"/>
+          <w:sz w:val="30"/>
+          <w:szCs w:val="30"/>
+          <w:lang w:val="vi-VN"/>
+        </w:rPr>
+      </w:pPr>
+      <w:r>
+        <w:rPr>
+          <w:rFonts w:hint="default" w:cs="Times New Roman"/>
+          <w:b w:val="0"/>
+          <w:bCs w:val="0"/>
+          <w:sz w:val="30"/>
+          <w:szCs w:val="30"/>
+          <w:lang w:val="vi-VN"/>
+        </w:rPr>
+        <w:tab/>
+      </w:r>
+      <w:r>
+        <w:rPr>
+          <w:rFonts w:hint="default" w:cs="Times New Roman"/>
+          <w:b w:val="0"/>
+          <w:bCs w:val="0"/>
+          <w:sz w:val="30"/>
+          <w:szCs w:val="30"/>
+          <w:lang w:val="vi-VN"/>
+        </w:rPr>
+        <w:tab/>
+      </w:r>
+      <w:r>
+        <w:rPr>
+          <w:rFonts w:hint="default" w:cs="Times New Roman"/>
+          <w:b w:val="0"/>
+          <w:bCs w:val="0"/>
+          <w:sz w:val="30"/>
+          <w:szCs w:val="30"/>
+          <w:lang w:val="vi-VN"/>
+        </w:rPr>
+        <w:t>-Thay đổi số lượng sản phẩm trong giỏ nhưng tổng tiền không cập nhật.</w:t>
+      </w:r>
+    </w:p>
+    <w:p>
+      <w:pPr>
+        <w:numPr>
+          <w:ilvl w:val="0"/>
+          <w:numId w:val="0"/>
+        </w:numPr>
+        <w:ind w:left="720" w:leftChars="0"/>
+        <w:rPr>
+          <w:rFonts w:hint="default" w:cs="Times New Roman"/>
+          <w:b w:val="0"/>
+          <w:bCs w:val="0"/>
+          <w:sz w:val="30"/>
+          <w:szCs w:val="30"/>
+          <w:lang w:val="vi-VN"/>
+        </w:rPr>
+      </w:pPr>
+      <w:r>
+        <w:rPr>
+          <w:rFonts w:hint="default" w:cs="Times New Roman"/>
+          <w:b w:val="0"/>
+          <w:bCs w:val="0"/>
+          <w:sz w:val="30"/>
+          <w:szCs w:val="30"/>
+          <w:lang w:val="vi-VN"/>
+        </w:rPr>
+        <w:tab/>
+      </w:r>
+      <w:r>
+        <w:rPr>
+          <w:rFonts w:hint="default" w:cs="Times New Roman"/>
+          <w:b w:val="0"/>
+          <w:bCs w:val="0"/>
+          <w:sz w:val="30"/>
+          <w:szCs w:val="30"/>
+          <w:lang w:val="vi-VN"/>
+        </w:rPr>
+        <w:t>Người phụ trách xử lý lỗi:</w:t>
+      </w:r>
+    </w:p>
+    <w:p>
+      <w:pPr>
+        <w:numPr>
+          <w:ilvl w:val="0"/>
+          <w:numId w:val="0"/>
+        </w:numPr>
+        <w:ind w:left="720" w:leftChars="0"/>
+        <w:rPr>
+          <w:rFonts w:hint="default" w:cs="Times New Roman"/>
+          <w:b w:val="0"/>
+          <w:bCs w:val="0"/>
+          <w:sz w:val="30"/>
+          <w:szCs w:val="30"/>
+          <w:lang w:val="vi-VN"/>
+        </w:rPr>
+      </w:pPr>
+      <w:r>
+        <w:rPr>
+          <w:rFonts w:hint="default" w:cs="Times New Roman"/>
+          <w:b w:val="0"/>
+          <w:bCs w:val="0"/>
+          <w:sz w:val="30"/>
+          <w:szCs w:val="30"/>
+          <w:lang w:val="vi-VN"/>
+        </w:rPr>
+        <w:tab/>
+      </w:r>
+      <w:r>
+        <w:rPr>
+          <w:rFonts w:hint="default" w:cs="Times New Roman"/>
+          <w:b w:val="0"/>
+          <w:bCs w:val="0"/>
+          <w:sz w:val="30"/>
+          <w:szCs w:val="30"/>
+          <w:lang w:val="vi-VN"/>
+        </w:rPr>
+        <w:tab/>
+      </w:r>
+      <w:r>
+        <w:rPr>
+          <w:rFonts w:hint="default" w:cs="Times New Roman"/>
+          <w:b w:val="0"/>
+          <w:bCs w:val="0"/>
+          <w:sz w:val="30"/>
+          <w:szCs w:val="30"/>
+          <w:lang w:val="vi-VN"/>
+        </w:rPr>
+        <w:t>-Lê trần đình khang</w:t>
+      </w:r>
+    </w:p>
+    <w:p>
+      <w:pPr>
+        <w:numPr>
+          <w:ilvl w:val="0"/>
+          <w:numId w:val="0"/>
+        </w:numPr>
+        <w:ind w:left="720" w:leftChars="0"/>
+        <w:rPr>
+          <w:rFonts w:hint="default" w:cs="Times New Roman"/>
+          <w:b w:val="0"/>
+          <w:bCs w:val="0"/>
+          <w:sz w:val="30"/>
+          <w:szCs w:val="30"/>
+          <w:lang w:val="vi-VN"/>
+        </w:rPr>
+      </w:pPr>
+      <w:r>
+        <w:rPr>
+          <w:rFonts w:hint="default" w:cs="Times New Roman"/>
+          <w:b w:val="0"/>
+          <w:bCs w:val="0"/>
+          <w:sz w:val="30"/>
+          <w:szCs w:val="30"/>
+          <w:lang w:val="vi-VN"/>
+        </w:rPr>
+        <w:tab/>
+      </w:r>
+      <w:r>
+        <w:rPr>
+          <w:rFonts w:hint="default" w:cs="Times New Roman"/>
+          <w:b w:val="0"/>
+          <w:bCs w:val="0"/>
+          <w:sz w:val="30"/>
+          <w:szCs w:val="30"/>
+          <w:lang w:val="vi-VN"/>
+        </w:rPr>
+        <w:t>Hình ảnh về lỗi:</w:t>
+      </w:r>
+      <w:r>
+        <w:rPr>
+          <w:rFonts w:hint="default" w:cs="Times New Roman"/>
+          <w:b w:val="0"/>
+          <w:bCs w:val="0"/>
+          <w:sz w:val="30"/>
+          <w:szCs w:val="30"/>
+          <w:lang w:val="vi-VN"/>
+        </w:rPr>
+        <w:br w:type="textWrapping"/>
+      </w:r>
+      <w:r>
+        <w:rPr>
+          <w:rFonts w:hint="default" w:cs="Times New Roman"/>
+          <w:b w:val="0"/>
+          <w:bCs w:val="0"/>
+          <w:sz w:val="30"/>
+          <w:szCs w:val="30"/>
+          <w:lang w:val="vi-VN"/>
+        </w:rPr>
+        <w:tab/>
+      </w:r>
+      <w:r>
+        <w:rPr>
+          <w:rFonts w:hint="default" w:cs="Times New Roman"/>
+          <w:b w:val="0"/>
+          <w:bCs w:val="0"/>
+          <w:sz w:val="30"/>
+          <w:szCs w:val="30"/>
+          <w:lang w:val="vi-VN"/>
+        </w:rPr>
+        <w:tab/>
+      </w:r>
       <w:r>
         <w:drawing>
           <wp:inline distT="0" distB="0" distL="114300" distR="114300">
-            <wp:extent cx="5730240" cy="2857500"/>
-            <wp:effectExtent l="0" t="0" r="0" b="7620"/>
+            <wp:extent cx="5271135" cy="2397125"/>
+            <wp:effectExtent l="0" t="0" r="1905" b="10795"/>
             <wp:docPr id="2" name="Picture 2"/>
             <wp:cNvGraphicFramePr>
               <a:graphicFrameLocks xmlns:a="http://schemas.openxmlformats.org/drawingml/2006/main" noChangeAspect="1"/>
@@ -6299,7 +6724,7 @@
                   <pic:spPr>
                     <a:xfrm>
                       <a:off x="0" y="0"/>
-                      <a:ext cx="5730240" cy="2857500"/>
+                      <a:ext cx="5271135" cy="2397125"/>
                     </a:xfrm>
                     <a:prstGeom prst="rect">
                       <a:avLst/>
@@ -6319,18 +6744,271 @@
     <w:p>
       <w:pPr>
         <w:numPr>
+          <w:ilvl w:val="0"/>
+          <w:numId w:val="7"/>
+        </w:numPr>
+        <w:ind w:left="720" w:leftChars="0" w:firstLine="0" w:firstLineChars="0"/>
+        <w:rPr>
+          <w:rFonts w:hint="default" w:ascii="Times New Roman" w:hAnsi="Times New Roman" w:cs="Times New Roman"/>
+          <w:b w:val="0"/>
+          <w:bCs w:val="0"/>
+          <w:sz w:val="30"/>
+          <w:szCs w:val="30"/>
+          <w:lang w:val="vi-VN"/>
+        </w:rPr>
+      </w:pPr>
+      <w:r>
+        <w:rPr>
+          <w:rFonts w:hint="default" w:cs="Times New Roman"/>
+          <w:b w:val="0"/>
+          <w:bCs w:val="0"/>
+          <w:sz w:val="30"/>
+          <w:szCs w:val="30"/>
+          <w:lang w:val="vi-VN"/>
+        </w:rPr>
+        <w:t>Version: v1.1.7</w:t>
+      </w:r>
+    </w:p>
+    <w:p>
+      <w:pPr>
+        <w:numPr>
+          <w:ilvl w:val="0"/>
           <w:numId w:val="0"/>
         </w:numPr>
-        <w:rPr>
-          <w:rFonts w:hint="default"/>
-          <w:lang w:val="vi-VN"/>
-        </w:rPr>
-      </w:pPr>
+        <w:ind w:left="720" w:leftChars="0"/>
+        <w:rPr>
+          <w:rFonts w:hint="default" w:cs="Times New Roman"/>
+          <w:b w:val="0"/>
+          <w:bCs w:val="0"/>
+          <w:sz w:val="30"/>
+          <w:szCs w:val="30"/>
+          <w:lang w:val="vi-VN"/>
+        </w:rPr>
+      </w:pPr>
+      <w:r>
+        <w:rPr>
+          <w:rFonts w:hint="default" w:cs="Times New Roman"/>
+          <w:b w:val="0"/>
+          <w:bCs w:val="0"/>
+          <w:sz w:val="30"/>
+          <w:szCs w:val="30"/>
+          <w:lang w:val="vi-VN"/>
+        </w:rPr>
+        <w:tab/>
+      </w:r>
+      <w:r>
+        <w:rPr>
+          <w:rFonts w:hint="default" w:cs="Times New Roman"/>
+          <w:b w:val="0"/>
+          <w:bCs w:val="0"/>
+          <w:sz w:val="30"/>
+          <w:szCs w:val="30"/>
+          <w:lang w:val="vi-VN"/>
+        </w:rPr>
+        <w:t>Thanh tìm kiếm:</w:t>
+      </w:r>
+      <w:r>
+        <w:rPr>
+          <w:rFonts w:hint="default" w:cs="Times New Roman"/>
+          <w:b w:val="0"/>
+          <w:bCs w:val="0"/>
+          <w:sz w:val="30"/>
+          <w:szCs w:val="30"/>
+          <w:lang w:val="vi-VN"/>
+        </w:rPr>
+        <w:br w:type="textWrapping"/>
+      </w:r>
+      <w:r>
+        <w:rPr>
+          <w:rFonts w:hint="default" w:cs="Times New Roman"/>
+          <w:b w:val="0"/>
+          <w:bCs w:val="0"/>
+          <w:sz w:val="30"/>
+          <w:szCs w:val="30"/>
+          <w:lang w:val="vi-VN"/>
+        </w:rPr>
+        <w:tab/>
+      </w:r>
+      <w:r>
+        <w:rPr>
+          <w:rFonts w:hint="default" w:cs="Times New Roman"/>
+          <w:b w:val="0"/>
+          <w:bCs w:val="0"/>
+          <w:sz w:val="30"/>
+          <w:szCs w:val="30"/>
+          <w:lang w:val="vi-VN"/>
+        </w:rPr>
+        <w:tab/>
+      </w:r>
+      <w:r>
+        <w:rPr>
+          <w:rFonts w:hint="default" w:cs="Times New Roman"/>
+          <w:b w:val="0"/>
+          <w:bCs w:val="0"/>
+          <w:sz w:val="30"/>
+          <w:szCs w:val="30"/>
+          <w:lang w:val="vi-VN"/>
+        </w:rPr>
+        <w:t>-Search đúng tên nhưng không tìm thấy sản phẩm(phân biệt chữ hoa với chữ thường, dấu và không dấu)</w:t>
+      </w:r>
+    </w:p>
+    <w:p>
+      <w:pPr>
+        <w:numPr>
+          <w:ilvl w:val="0"/>
+          <w:numId w:val="0"/>
+        </w:numPr>
+        <w:ind w:left="720" w:leftChars="0"/>
+        <w:rPr>
+          <w:rFonts w:hint="default" w:cs="Times New Roman"/>
+          <w:b w:val="0"/>
+          <w:bCs w:val="0"/>
+          <w:sz w:val="30"/>
+          <w:szCs w:val="30"/>
+          <w:lang w:val="vi-VN"/>
+        </w:rPr>
+      </w:pPr>
+      <w:r>
+        <w:rPr>
+          <w:rFonts w:hint="default" w:cs="Times New Roman"/>
+          <w:b w:val="0"/>
+          <w:bCs w:val="0"/>
+          <w:sz w:val="30"/>
+          <w:szCs w:val="30"/>
+          <w:lang w:val="vi-VN"/>
+        </w:rPr>
+        <w:tab/>
+      </w:r>
+      <w:r>
+        <w:rPr>
+          <w:rFonts w:hint="default" w:cs="Times New Roman"/>
+          <w:b w:val="0"/>
+          <w:bCs w:val="0"/>
+          <w:sz w:val="30"/>
+          <w:szCs w:val="30"/>
+          <w:lang w:val="vi-VN"/>
+        </w:rPr>
+        <w:t>Người phụ trách xử lý lỗi:</w:t>
+      </w:r>
+    </w:p>
+    <w:p>
+      <w:pPr>
+        <w:numPr>
+          <w:ilvl w:val="0"/>
+          <w:numId w:val="0"/>
+        </w:numPr>
+        <w:ind w:left="720" w:leftChars="0"/>
+        <w:rPr>
+          <w:rFonts w:hint="default" w:cs="Times New Roman"/>
+          <w:b w:val="0"/>
+          <w:bCs w:val="0"/>
+          <w:sz w:val="30"/>
+          <w:szCs w:val="30"/>
+          <w:lang w:val="vi-VN"/>
+        </w:rPr>
+      </w:pPr>
+      <w:r>
+        <w:rPr>
+          <w:rFonts w:hint="default" w:cs="Times New Roman"/>
+          <w:b w:val="0"/>
+          <w:bCs w:val="0"/>
+          <w:sz w:val="30"/>
+          <w:szCs w:val="30"/>
+          <w:lang w:val="vi-VN"/>
+        </w:rPr>
+        <w:tab/>
+      </w:r>
+      <w:r>
+        <w:rPr>
+          <w:rFonts w:hint="default" w:cs="Times New Roman"/>
+          <w:b w:val="0"/>
+          <w:bCs w:val="0"/>
+          <w:sz w:val="30"/>
+          <w:szCs w:val="30"/>
+          <w:lang w:val="vi-VN"/>
+        </w:rPr>
+        <w:tab/>
+      </w:r>
+      <w:r>
+        <w:rPr>
+          <w:rFonts w:hint="default" w:cs="Times New Roman"/>
+          <w:b w:val="0"/>
+          <w:bCs w:val="0"/>
+          <w:sz w:val="30"/>
+          <w:szCs w:val="30"/>
+          <w:lang w:val="vi-VN"/>
+        </w:rPr>
+        <w:t>-Lê trần đình khang</w:t>
+      </w:r>
+    </w:p>
+    <w:p>
+      <w:pPr>
+        <w:numPr>
+          <w:ilvl w:val="0"/>
+          <w:numId w:val="0"/>
+        </w:numPr>
+        <w:ind w:left="720" w:leftChars="0"/>
+      </w:pPr>
+      <w:r>
+        <w:rPr>
+          <w:rFonts w:hint="default" w:cs="Times New Roman"/>
+          <w:b w:val="0"/>
+          <w:bCs w:val="0"/>
+          <w:sz w:val="30"/>
+          <w:szCs w:val="30"/>
+          <w:lang w:val="vi-VN"/>
+        </w:rPr>
+        <w:tab/>
+      </w:r>
+      <w:r>
+        <w:rPr>
+          <w:rFonts w:hint="default" w:cs="Times New Roman"/>
+          <w:b w:val="0"/>
+          <w:bCs w:val="0"/>
+          <w:sz w:val="30"/>
+          <w:szCs w:val="30"/>
+          <w:lang w:val="vi-VN"/>
+        </w:rPr>
+        <w:t>Hình ảnh về lỗi:</w:t>
+      </w:r>
+      <w:r>
+        <w:rPr>
+          <w:rFonts w:hint="default" w:cs="Times New Roman"/>
+          <w:b w:val="0"/>
+          <w:bCs w:val="0"/>
+          <w:sz w:val="30"/>
+          <w:szCs w:val="30"/>
+          <w:lang w:val="vi-VN"/>
+        </w:rPr>
+        <w:br w:type="textWrapping"/>
+      </w:r>
+      <w:r>
+        <w:rPr>
+          <w:rFonts w:hint="default" w:cs="Times New Roman"/>
+          <w:b w:val="0"/>
+          <w:bCs w:val="0"/>
+          <w:sz w:val="30"/>
+          <w:szCs w:val="30"/>
+          <w:lang w:val="vi-VN"/>
+        </w:rPr>
+        <w:tab/>
+      </w:r>
+      <w:r>
+        <w:rPr>
+          <w:rFonts w:hint="default" w:cs="Times New Roman"/>
+          <w:b w:val="0"/>
+          <w:bCs w:val="0"/>
+          <w:sz w:val="30"/>
+          <w:szCs w:val="30"/>
+          <w:lang w:val="vi-VN"/>
+        </w:rPr>
+        <w:tab/>
+      </w:r>
       <w:r>
         <w:drawing>
           <wp:inline distT="0" distB="0" distL="114300" distR="114300">
-            <wp:extent cx="5717540" cy="2844800"/>
-            <wp:effectExtent l="0" t="0" r="12700" b="5080"/>
+            <wp:extent cx="5272405" cy="2666365"/>
+            <wp:effectExtent l="0" t="0" r="635" b="635"/>
             <wp:docPr id="3" name="Picture 3"/>
             <wp:cNvGraphicFramePr>
               <a:graphicFrameLocks xmlns:a="http://schemas.openxmlformats.org/drawingml/2006/main" noChangeAspect="1"/>
@@ -6353,7 +7031,7 @@
                   <pic:spPr>
                     <a:xfrm>
                       <a:off x="0" y="0"/>
-                      <a:ext cx="5717540" cy="2844800"/>
+                      <a:ext cx="5272405" cy="2666365"/>
                     </a:xfrm>
                     <a:prstGeom prst="rect">
                       <a:avLst/>
@@ -6374,52 +7052,19 @@
       <w:pPr>
         <w:numPr>
           <w:ilvl w:val="0"/>
-          <w:numId w:val="9"/>
-        </w:numPr>
-        <w:ind w:left="75" w:leftChars="0"/>
-        <w:rPr>
-          <w:rFonts w:hint="default" w:cs="Times New Roman"/>
-          <w:b w:val="0"/>
-          <w:bCs w:val="0"/>
-          <w:sz w:val="30"/>
-          <w:szCs w:val="30"/>
-          <w:lang w:val="vi-VN"/>
-        </w:rPr>
-      </w:pPr>
-      <w:r>
-        <w:rPr>
-          <w:rFonts w:hint="default" w:cs="Times New Roman"/>
-          <w:b w:val="0"/>
-          <w:bCs w:val="0"/>
-          <w:sz w:val="30"/>
-          <w:szCs w:val="30"/>
-          <w:lang w:val="vi-VN"/>
-        </w:rPr>
-        <w:t>Giỏ hàng</w:t>
-      </w:r>
-    </w:p>
-    <w:p>
-      <w:pPr>
-        <w:numPr>
           <w:numId w:val="0"/>
         </w:numPr>
-      </w:pPr>
-      <w:r>
-        <w:rPr>
-          <w:rFonts w:hint="default" w:cs="Times New Roman"/>
-          <w:b w:val="0"/>
-          <w:bCs w:val="0"/>
-          <w:sz w:val="30"/>
-          <w:szCs w:val="30"/>
-          <w:lang w:val="vi-VN"/>
-        </w:rPr>
-        <w:tab/>
-      </w:r>
+        <w:ind w:left="720" w:leftChars="0"/>
+        <w:rPr>
+          <w:rFonts w:hint="default"/>
+          <w:lang w:val="vi-VN"/>
+        </w:rPr>
+      </w:pPr>
       <w:r>
         <w:drawing>
           <wp:inline distT="0" distB="0" distL="114300" distR="114300">
-            <wp:extent cx="5719445" cy="2900045"/>
-            <wp:effectExtent l="0" t="0" r="10795" b="10795"/>
+            <wp:extent cx="5273040" cy="2752725"/>
+            <wp:effectExtent l="0" t="0" r="0" b="5715"/>
             <wp:docPr id="4" name="Picture 4"/>
             <wp:cNvGraphicFramePr>
               <a:graphicFrameLocks xmlns:a="http://schemas.openxmlformats.org/drawingml/2006/main" noChangeAspect="1"/>
@@ -6442,7 +7087,7 @@
                   <pic:spPr>
                     <a:xfrm>
                       <a:off x="0" y="0"/>
-                      <a:ext cx="5719445" cy="2900045"/>
+                      <a:ext cx="5273040" cy="2752725"/>
                     </a:xfrm>
                     <a:prstGeom prst="rect">
                       <a:avLst/>
@@ -6462,83 +7107,68 @@
     <w:p>
       <w:pPr>
         <w:numPr>
+          <w:ilvl w:val="0"/>
+          <w:numId w:val="7"/>
+        </w:numPr>
+        <w:ind w:left="720" w:leftChars="0" w:firstLine="0" w:firstLineChars="0"/>
+        <w:rPr>
+          <w:rFonts w:hint="default" w:ascii="Times New Roman" w:hAnsi="Times New Roman" w:cs="Times New Roman"/>
+          <w:b w:val="0"/>
+          <w:bCs w:val="0"/>
+          <w:sz w:val="30"/>
+          <w:szCs w:val="30"/>
+          <w:lang w:val="vi-VN"/>
+        </w:rPr>
+      </w:pPr>
+      <w:r>
+        <w:rPr>
+          <w:rFonts w:hint="default" w:cs="Times New Roman"/>
+          <w:b w:val="0"/>
+          <w:bCs w:val="0"/>
+          <w:sz w:val="30"/>
+          <w:szCs w:val="30"/>
+          <w:lang w:val="vi-VN"/>
+        </w:rPr>
+        <w:t>Version: v1.2.0</w:t>
+      </w:r>
+    </w:p>
+    <w:p>
+      <w:pPr>
+        <w:numPr>
+          <w:ilvl w:val="0"/>
           <w:numId w:val="0"/>
         </w:numPr>
-        <w:rPr>
-          <w:rFonts w:hint="default"/>
-          <w:lang w:val="vi-VN"/>
-        </w:rPr>
-      </w:pPr>
-      <w:r>
-        <w:drawing>
-          <wp:inline distT="0" distB="0" distL="114300" distR="114300">
-            <wp:extent cx="5732780" cy="2893060"/>
-            <wp:effectExtent l="0" t="0" r="12700" b="2540"/>
-            <wp:docPr id="5" name="Picture 5"/>
-            <wp:cNvGraphicFramePr>
-              <a:graphicFrameLocks xmlns:a="http://schemas.openxmlformats.org/drawingml/2006/main" noChangeAspect="1"/>
-            </wp:cNvGraphicFramePr>
-            <a:graphic xmlns:a="http://schemas.openxmlformats.org/drawingml/2006/main">
-              <a:graphicData uri="http://schemas.openxmlformats.org/drawingml/2006/picture">
-                <pic:pic xmlns:pic="http://schemas.openxmlformats.org/drawingml/2006/picture">
-                  <pic:nvPicPr>
-                    <pic:cNvPr id="5" name="Picture 5"/>
-                    <pic:cNvPicPr>
-                      <a:picLocks noChangeAspect="1"/>
-                    </pic:cNvPicPr>
-                  </pic:nvPicPr>
-                  <pic:blipFill>
-                    <a:blip r:embed="rId11"/>
-                    <a:stretch>
-                      <a:fillRect/>
-                    </a:stretch>
-                  </pic:blipFill>
-                  <pic:spPr>
-                    <a:xfrm>
-                      <a:off x="0" y="0"/>
-                      <a:ext cx="5732780" cy="2893060"/>
-                    </a:xfrm>
-                    <a:prstGeom prst="rect">
-                      <a:avLst/>
-                    </a:prstGeom>
-                    <a:noFill/>
-                    <a:ln>
-                      <a:noFill/>
-                    </a:ln>
-                  </pic:spPr>
-                </pic:pic>
-              </a:graphicData>
-            </a:graphic>
-          </wp:inline>
-        </w:drawing>
-      </w:r>
-    </w:p>
-    <w:p>
-      <w:pPr>
-        <w:numPr>
-          <w:ilvl w:val="0"/>
-          <w:numId w:val="9"/>
-        </w:numPr>
-        <w:ind w:left="75" w:leftChars="0"/>
-        <w:rPr>
-          <w:rFonts w:hint="default" w:cs="Times New Roman"/>
-          <w:b w:val="0"/>
-          <w:bCs w:val="0"/>
-          <w:sz w:val="30"/>
-          <w:szCs w:val="30"/>
-          <w:lang w:val="vi-VN"/>
-        </w:rPr>
-      </w:pPr>
-      <w:r>
-        <w:rPr>
-          <w:rFonts w:hint="default" w:cs="Times New Roman"/>
-          <w:b w:val="0"/>
-          <w:bCs w:val="0"/>
-          <w:sz w:val="30"/>
-          <w:szCs w:val="30"/>
-          <w:lang w:val="vi-VN"/>
-        </w:rPr>
-        <w:t>Danh mục</w:t>
+        <w:ind w:left="720" w:leftChars="0"/>
+        <w:rPr>
+          <w:rFonts w:hint="default" w:ascii="Times New Roman" w:hAnsi="Times New Roman" w:cs="Times New Roman"/>
+          <w:b w:val="0"/>
+          <w:bCs w:val="0"/>
+          <w:sz w:val="30"/>
+          <w:szCs w:val="30"/>
+          <w:lang w:val="vi-VN"/>
+        </w:rPr>
+      </w:pPr>
+      <w:r>
+        <w:rPr>
+          <w:rFonts w:hint="default" w:cs="Times New Roman"/>
+          <w:b w:val="0"/>
+          <w:bCs w:val="0"/>
+          <w:sz w:val="30"/>
+          <w:szCs w:val="30"/>
+          <w:lang w:val="vi-VN"/>
+        </w:rPr>
+        <w:tab/>
+      </w:r>
+      <w:r>
+        <w:rPr>
+          <w:rFonts w:hint="default" w:cs="Times New Roman"/>
+          <w:b w:val="0"/>
+          <w:bCs w:val="0"/>
+          <w:sz w:val="30"/>
+          <w:szCs w:val="30"/>
+          <w:lang w:val="vi-VN"/>
+        </w:rPr>
+        <w:t>Là phiên bản ổn định chưa tìm thấy thêm lỗi nào.</w:t>
       </w:r>
     </w:p>
     <w:p>
@@ -6555,81 +7185,13 @@
           <w:lang w:val="vi-VN"/>
         </w:rPr>
       </w:pPr>
-      <w:r>
-        <w:drawing>
-          <wp:inline distT="0" distB="0" distL="114300" distR="114300">
-            <wp:extent cx="5716270" cy="2835275"/>
-            <wp:effectExtent l="0" t="0" r="13970" b="14605"/>
-            <wp:docPr id="7" name="Picture 7"/>
-            <wp:cNvGraphicFramePr>
-              <a:graphicFrameLocks xmlns:a="http://schemas.openxmlformats.org/drawingml/2006/main" noChangeAspect="1"/>
-            </wp:cNvGraphicFramePr>
-            <a:graphic xmlns:a="http://schemas.openxmlformats.org/drawingml/2006/main">
-              <a:graphicData uri="http://schemas.openxmlformats.org/drawingml/2006/picture">
-                <pic:pic xmlns:pic="http://schemas.openxmlformats.org/drawingml/2006/picture">
-                  <pic:nvPicPr>
-                    <pic:cNvPr id="7" name="Picture 7"/>
-                    <pic:cNvPicPr>
-                      <a:picLocks noChangeAspect="1"/>
-                    </pic:cNvPicPr>
-                  </pic:nvPicPr>
-                  <pic:blipFill>
-                    <a:blip r:embed="rId12"/>
-                    <a:stretch>
-                      <a:fillRect/>
-                    </a:stretch>
-                  </pic:blipFill>
-                  <pic:spPr>
-                    <a:xfrm>
-                      <a:off x="0" y="0"/>
-                      <a:ext cx="5716270" cy="2835275"/>
-                    </a:xfrm>
-                    <a:prstGeom prst="rect">
-                      <a:avLst/>
-                    </a:prstGeom>
-                    <a:noFill/>
-                    <a:ln>
-                      <a:noFill/>
-                    </a:ln>
-                  </pic:spPr>
-                </pic:pic>
-              </a:graphicData>
-            </a:graphic>
-          </wp:inline>
-        </w:drawing>
-      </w:r>
-    </w:p>
-    <w:p>
-      <w:pPr>
-        <w:numPr>
-          <w:ilvl w:val="0"/>
-          <w:numId w:val="9"/>
-        </w:numPr>
-        <w:ind w:left="75" w:leftChars="0"/>
-        <w:rPr>
-          <w:rFonts w:hint="default" w:cs="Times New Roman"/>
-          <w:b w:val="0"/>
-          <w:bCs w:val="0"/>
-          <w:sz w:val="30"/>
-          <w:szCs w:val="30"/>
-          <w:lang w:val="vi-VN"/>
-        </w:rPr>
-      </w:pPr>
-      <w:r>
-        <w:rPr>
-          <w:rFonts w:hint="default" w:cs="Times New Roman"/>
-          <w:b w:val="0"/>
-          <w:bCs w:val="0"/>
-          <w:sz w:val="30"/>
-          <w:szCs w:val="30"/>
-          <w:lang w:val="vi-VN"/>
-        </w:rPr>
-        <w:t>Đăng nhập</w:t>
-      </w:r>
-    </w:p>
-    <w:p>
-      <w:pPr>
-        <w:numPr>
+      <w:bookmarkStart w:id="0" w:name="_GoBack"/>
+      <w:bookmarkEnd w:id="0"/>
+    </w:p>
+    <w:p>
+      <w:pPr>
+        <w:numPr>
+          <w:ilvl w:val="0"/>
           <w:numId w:val="0"/>
         </w:numPr>
         <w:rPr>
@@ -6641,854 +7203,11 @@
           <w:lang w:val="vi-VN"/>
         </w:rPr>
       </w:pPr>
-      <w:r>
-        <w:drawing>
-          <wp:inline distT="0" distB="0" distL="114300" distR="114300">
-            <wp:extent cx="5724525" cy="2975610"/>
-            <wp:effectExtent l="0" t="0" r="5715" b="11430"/>
-            <wp:docPr id="8" name="Picture 8"/>
-            <wp:cNvGraphicFramePr>
-              <a:graphicFrameLocks xmlns:a="http://schemas.openxmlformats.org/drawingml/2006/main" noChangeAspect="1"/>
-            </wp:cNvGraphicFramePr>
-            <a:graphic xmlns:a="http://schemas.openxmlformats.org/drawingml/2006/main">
-              <a:graphicData uri="http://schemas.openxmlformats.org/drawingml/2006/picture">
-                <pic:pic xmlns:pic="http://schemas.openxmlformats.org/drawingml/2006/picture">
-                  <pic:nvPicPr>
-                    <pic:cNvPr id="8" name="Picture 8"/>
-                    <pic:cNvPicPr>
-                      <a:picLocks noChangeAspect="1"/>
-                    </pic:cNvPicPr>
-                  </pic:nvPicPr>
-                  <pic:blipFill>
-                    <a:blip r:embed="rId13"/>
-                    <a:stretch>
-                      <a:fillRect/>
-                    </a:stretch>
-                  </pic:blipFill>
-                  <pic:spPr>
-                    <a:xfrm>
-                      <a:off x="0" y="0"/>
-                      <a:ext cx="5724525" cy="2975610"/>
-                    </a:xfrm>
-                    <a:prstGeom prst="rect">
-                      <a:avLst/>
-                    </a:prstGeom>
-                    <a:noFill/>
-                    <a:ln>
-                      <a:noFill/>
-                    </a:ln>
-                  </pic:spPr>
-                </pic:pic>
-              </a:graphicData>
-            </a:graphic>
-          </wp:inline>
-        </w:drawing>
-      </w:r>
-    </w:p>
-    <w:p>
-      <w:pPr>
-        <w:numPr>
-          <w:ilvl w:val="0"/>
-          <w:numId w:val="9"/>
-        </w:numPr>
-        <w:ind w:left="75" w:leftChars="0"/>
-        <w:rPr>
-          <w:rFonts w:hint="default" w:cs="Times New Roman"/>
-          <w:b w:val="0"/>
-          <w:bCs w:val="0"/>
-          <w:sz w:val="30"/>
-          <w:szCs w:val="30"/>
-          <w:lang w:val="vi-VN"/>
-        </w:rPr>
-      </w:pPr>
-      <w:r>
-        <w:rPr>
-          <w:rFonts w:hint="default" w:cs="Times New Roman"/>
-          <w:b w:val="0"/>
-          <w:bCs w:val="0"/>
-          <w:sz w:val="30"/>
-          <w:szCs w:val="30"/>
-          <w:lang w:val="vi-VN"/>
-        </w:rPr>
-        <w:t>Đăng xuất</w:t>
-      </w:r>
-    </w:p>
-    <w:p>
-      <w:pPr>
-        <w:numPr>
-          <w:numId w:val="0"/>
-        </w:numPr>
-        <w:rPr>
-          <w:rFonts w:hint="default" w:cs="Times New Roman"/>
-          <w:b w:val="0"/>
-          <w:bCs w:val="0"/>
-          <w:sz w:val="30"/>
-          <w:szCs w:val="30"/>
-          <w:lang w:val="vi-VN"/>
-        </w:rPr>
-      </w:pPr>
-      <w:r>
-        <w:drawing>
-          <wp:inline distT="0" distB="0" distL="114300" distR="114300">
-            <wp:extent cx="5723890" cy="513715"/>
-            <wp:effectExtent l="0" t="0" r="6350" b="4445"/>
-            <wp:docPr id="9" name="Picture 9"/>
-            <wp:cNvGraphicFramePr>
-              <a:graphicFrameLocks xmlns:a="http://schemas.openxmlformats.org/drawingml/2006/main" noChangeAspect="1"/>
-            </wp:cNvGraphicFramePr>
-            <a:graphic xmlns:a="http://schemas.openxmlformats.org/drawingml/2006/main">
-              <a:graphicData uri="http://schemas.openxmlformats.org/drawingml/2006/picture">
-                <pic:pic xmlns:pic="http://schemas.openxmlformats.org/drawingml/2006/picture">
-                  <pic:nvPicPr>
-                    <pic:cNvPr id="9" name="Picture 9"/>
-                    <pic:cNvPicPr>
-                      <a:picLocks noChangeAspect="1"/>
-                    </pic:cNvPicPr>
-                  </pic:nvPicPr>
-                  <pic:blipFill>
-                    <a:blip r:embed="rId14"/>
-                    <a:stretch>
-                      <a:fillRect/>
-                    </a:stretch>
-                  </pic:blipFill>
-                  <pic:spPr>
-                    <a:xfrm>
-                      <a:off x="0" y="0"/>
-                      <a:ext cx="5723890" cy="513715"/>
-                    </a:xfrm>
-                    <a:prstGeom prst="rect">
-                      <a:avLst/>
-                    </a:prstGeom>
-                    <a:noFill/>
-                    <a:ln>
-                      <a:noFill/>
-                    </a:ln>
-                  </pic:spPr>
-                </pic:pic>
-              </a:graphicData>
-            </a:graphic>
-          </wp:inline>
-        </w:drawing>
-      </w:r>
-    </w:p>
-    <w:p>
-      <w:pPr>
-        <w:numPr>
-          <w:ilvl w:val="0"/>
-          <w:numId w:val="9"/>
-        </w:numPr>
-        <w:ind w:left="75" w:leftChars="0"/>
-        <w:rPr>
-          <w:rFonts w:hint="default" w:cs="Times New Roman"/>
-          <w:b w:val="0"/>
-          <w:bCs w:val="0"/>
-          <w:sz w:val="30"/>
-          <w:szCs w:val="30"/>
-          <w:lang w:val="vi-VN"/>
-        </w:rPr>
-      </w:pPr>
-      <w:r>
-        <w:rPr>
-          <w:rFonts w:hint="default" w:cs="Times New Roman"/>
-          <w:b w:val="0"/>
-          <w:bCs w:val="0"/>
-          <w:sz w:val="30"/>
-          <w:szCs w:val="30"/>
-          <w:lang w:val="vi-VN"/>
-        </w:rPr>
-        <w:t>Admin page</w:t>
-      </w:r>
-    </w:p>
-    <w:p>
-      <w:pPr>
-        <w:numPr>
-          <w:numId w:val="0"/>
-        </w:numPr>
-        <w:rPr>
-          <w:rFonts w:hint="default" w:cs="Times New Roman"/>
-          <w:b w:val="0"/>
-          <w:bCs w:val="0"/>
-          <w:sz w:val="30"/>
-          <w:szCs w:val="30"/>
-          <w:lang w:val="vi-VN"/>
-        </w:rPr>
-      </w:pPr>
-      <w:r>
-        <w:drawing>
-          <wp:inline distT="0" distB="0" distL="114300" distR="114300">
-            <wp:extent cx="5728335" cy="2898775"/>
-            <wp:effectExtent l="0" t="0" r="1905" b="12065"/>
-            <wp:docPr id="10" name="Picture 10"/>
-            <wp:cNvGraphicFramePr>
-              <a:graphicFrameLocks xmlns:a="http://schemas.openxmlformats.org/drawingml/2006/main" noChangeAspect="1"/>
-            </wp:cNvGraphicFramePr>
-            <a:graphic xmlns:a="http://schemas.openxmlformats.org/drawingml/2006/main">
-              <a:graphicData uri="http://schemas.openxmlformats.org/drawingml/2006/picture">
-                <pic:pic xmlns:pic="http://schemas.openxmlformats.org/drawingml/2006/picture">
-                  <pic:nvPicPr>
-                    <pic:cNvPr id="10" name="Picture 10"/>
-                    <pic:cNvPicPr>
-                      <a:picLocks noChangeAspect="1"/>
-                    </pic:cNvPicPr>
-                  </pic:nvPicPr>
-                  <pic:blipFill>
-                    <a:blip r:embed="rId15"/>
-                    <a:stretch>
-                      <a:fillRect/>
-                    </a:stretch>
-                  </pic:blipFill>
-                  <pic:spPr>
-                    <a:xfrm>
-                      <a:off x="0" y="0"/>
-                      <a:ext cx="5728335" cy="2898775"/>
-                    </a:xfrm>
-                    <a:prstGeom prst="rect">
-                      <a:avLst/>
-                    </a:prstGeom>
-                    <a:noFill/>
-                    <a:ln>
-                      <a:noFill/>
-                    </a:ln>
-                  </pic:spPr>
-                </pic:pic>
-              </a:graphicData>
-            </a:graphic>
-          </wp:inline>
-        </w:drawing>
-      </w:r>
-    </w:p>
-    <w:p>
-      <w:pPr>
-        <w:numPr>
-          <w:ilvl w:val="0"/>
-          <w:numId w:val="9"/>
-        </w:numPr>
-        <w:ind w:left="75" w:leftChars="0"/>
-        <w:rPr>
-          <w:rFonts w:hint="default" w:cs="Times New Roman"/>
-          <w:b w:val="0"/>
-          <w:bCs w:val="0"/>
-          <w:sz w:val="30"/>
-          <w:szCs w:val="30"/>
-          <w:lang w:val="vi-VN"/>
-        </w:rPr>
-      </w:pPr>
-      <w:r>
-        <w:rPr>
-          <w:rFonts w:hint="default" w:cs="Times New Roman"/>
-          <w:b w:val="0"/>
-          <w:bCs w:val="0"/>
-          <w:sz w:val="30"/>
-          <w:szCs w:val="30"/>
-          <w:lang w:val="vi-VN"/>
-        </w:rPr>
-        <w:t>Thêm sản phẩm</w:t>
-      </w:r>
-    </w:p>
-    <w:p>
-      <w:pPr>
-        <w:numPr>
-          <w:numId w:val="0"/>
-        </w:numPr>
-        <w:rPr>
-          <w:rFonts w:hint="default" w:cs="Times New Roman"/>
-          <w:b w:val="0"/>
-          <w:bCs w:val="0"/>
-          <w:sz w:val="30"/>
-          <w:szCs w:val="30"/>
-          <w:lang w:val="vi-VN"/>
-        </w:rPr>
-      </w:pPr>
-      <w:r>
-        <w:drawing>
-          <wp:inline distT="0" distB="0" distL="114300" distR="114300">
-            <wp:extent cx="5724525" cy="2845435"/>
-            <wp:effectExtent l="0" t="0" r="5715" b="4445"/>
-            <wp:docPr id="11" name="Picture 11"/>
-            <wp:cNvGraphicFramePr>
-              <a:graphicFrameLocks xmlns:a="http://schemas.openxmlformats.org/drawingml/2006/main" noChangeAspect="1"/>
-            </wp:cNvGraphicFramePr>
-            <a:graphic xmlns:a="http://schemas.openxmlformats.org/drawingml/2006/main">
-              <a:graphicData uri="http://schemas.openxmlformats.org/drawingml/2006/picture">
-                <pic:pic xmlns:pic="http://schemas.openxmlformats.org/drawingml/2006/picture">
-                  <pic:nvPicPr>
-                    <pic:cNvPr id="11" name="Picture 11"/>
-                    <pic:cNvPicPr>
-                      <a:picLocks noChangeAspect="1"/>
-                    </pic:cNvPicPr>
-                  </pic:nvPicPr>
-                  <pic:blipFill>
-                    <a:blip r:embed="rId16"/>
-                    <a:stretch>
-                      <a:fillRect/>
-                    </a:stretch>
-                  </pic:blipFill>
-                  <pic:spPr>
-                    <a:xfrm>
-                      <a:off x="0" y="0"/>
-                      <a:ext cx="5724525" cy="2845435"/>
-                    </a:xfrm>
-                    <a:prstGeom prst="rect">
-                      <a:avLst/>
-                    </a:prstGeom>
-                    <a:noFill/>
-                    <a:ln>
-                      <a:noFill/>
-                    </a:ln>
-                  </pic:spPr>
-                </pic:pic>
-              </a:graphicData>
-            </a:graphic>
-          </wp:inline>
-        </w:drawing>
-      </w:r>
-    </w:p>
-    <w:p>
-      <w:pPr>
-        <w:numPr>
-          <w:ilvl w:val="0"/>
-          <w:numId w:val="9"/>
-        </w:numPr>
-        <w:ind w:left="75" w:leftChars="0"/>
-        <w:rPr>
-          <w:rFonts w:hint="default" w:cs="Times New Roman"/>
-          <w:b w:val="0"/>
-          <w:bCs w:val="0"/>
-          <w:sz w:val="30"/>
-          <w:szCs w:val="30"/>
-          <w:lang w:val="vi-VN"/>
-        </w:rPr>
-      </w:pPr>
-      <w:r>
-        <w:rPr>
-          <w:rFonts w:hint="default" w:cs="Times New Roman"/>
-          <w:b w:val="0"/>
-          <w:bCs w:val="0"/>
-          <w:sz w:val="30"/>
-          <w:szCs w:val="30"/>
-          <w:lang w:val="vi-VN"/>
-        </w:rPr>
-        <w:t xml:space="preserve">Xóa sản phẩm </w:t>
-      </w:r>
-    </w:p>
-    <w:p>
-      <w:pPr>
-        <w:numPr>
-          <w:numId w:val="0"/>
-        </w:numPr>
-        <w:rPr>
-          <w:rFonts w:hint="default" w:cs="Times New Roman"/>
-          <w:b w:val="0"/>
-          <w:bCs w:val="0"/>
-          <w:sz w:val="30"/>
-          <w:szCs w:val="30"/>
-          <w:lang w:val="vi-VN"/>
-        </w:rPr>
-      </w:pPr>
-      <w:r>
-        <w:drawing>
-          <wp:inline distT="0" distB="0" distL="114300" distR="114300">
-            <wp:extent cx="5720715" cy="1927860"/>
-            <wp:effectExtent l="0" t="0" r="9525" b="7620"/>
-            <wp:docPr id="12" name="Picture 12"/>
-            <wp:cNvGraphicFramePr>
-              <a:graphicFrameLocks xmlns:a="http://schemas.openxmlformats.org/drawingml/2006/main" noChangeAspect="1"/>
-            </wp:cNvGraphicFramePr>
-            <a:graphic xmlns:a="http://schemas.openxmlformats.org/drawingml/2006/main">
-              <a:graphicData uri="http://schemas.openxmlformats.org/drawingml/2006/picture">
-                <pic:pic xmlns:pic="http://schemas.openxmlformats.org/drawingml/2006/picture">
-                  <pic:nvPicPr>
-                    <pic:cNvPr id="12" name="Picture 12"/>
-                    <pic:cNvPicPr>
-                      <a:picLocks noChangeAspect="1"/>
-                    </pic:cNvPicPr>
-                  </pic:nvPicPr>
-                  <pic:blipFill>
-                    <a:blip r:embed="rId17"/>
-                    <a:stretch>
-                      <a:fillRect/>
-                    </a:stretch>
-                  </pic:blipFill>
-                  <pic:spPr>
-                    <a:xfrm>
-                      <a:off x="0" y="0"/>
-                      <a:ext cx="5720715" cy="1927860"/>
-                    </a:xfrm>
-                    <a:prstGeom prst="rect">
-                      <a:avLst/>
-                    </a:prstGeom>
-                    <a:noFill/>
-                    <a:ln>
-                      <a:noFill/>
-                    </a:ln>
-                  </pic:spPr>
-                </pic:pic>
-              </a:graphicData>
-            </a:graphic>
-          </wp:inline>
-        </w:drawing>
-      </w:r>
-    </w:p>
-    <w:p>
-      <w:pPr>
-        <w:numPr>
-          <w:ilvl w:val="0"/>
-          <w:numId w:val="9"/>
-        </w:numPr>
-        <w:ind w:left="75" w:leftChars="0"/>
-        <w:rPr>
-          <w:rFonts w:hint="default" w:cs="Times New Roman"/>
-          <w:b w:val="0"/>
-          <w:bCs w:val="0"/>
-          <w:sz w:val="30"/>
-          <w:szCs w:val="30"/>
-          <w:lang w:val="vi-VN"/>
-        </w:rPr>
-      </w:pPr>
-      <w:r>
-        <w:rPr>
-          <w:rFonts w:hint="default" w:cs="Times New Roman"/>
-          <w:b w:val="0"/>
-          <w:bCs w:val="0"/>
-          <w:sz w:val="30"/>
-          <w:szCs w:val="30"/>
-          <w:lang w:val="vi-VN"/>
-        </w:rPr>
-        <w:t>Sửa sản phẩm</w:t>
-      </w:r>
-    </w:p>
-    <w:p>
-      <w:pPr>
-        <w:numPr>
-          <w:numId w:val="0"/>
-        </w:numPr>
-        <w:rPr>
-          <w:rFonts w:hint="default" w:cs="Times New Roman"/>
-          <w:b w:val="0"/>
-          <w:bCs w:val="0"/>
-          <w:sz w:val="30"/>
-          <w:szCs w:val="30"/>
-          <w:lang w:val="vi-VN"/>
-        </w:rPr>
-      </w:pPr>
-      <w:r>
-        <w:drawing>
-          <wp:inline distT="0" distB="0" distL="114300" distR="114300">
-            <wp:extent cx="5720715" cy="1927860"/>
-            <wp:effectExtent l="0" t="0" r="9525" b="7620"/>
-            <wp:docPr id="13" name="Picture 13"/>
-            <wp:cNvGraphicFramePr>
-              <a:graphicFrameLocks xmlns:a="http://schemas.openxmlformats.org/drawingml/2006/main" noChangeAspect="1"/>
-            </wp:cNvGraphicFramePr>
-            <a:graphic xmlns:a="http://schemas.openxmlformats.org/drawingml/2006/main">
-              <a:graphicData uri="http://schemas.openxmlformats.org/drawingml/2006/picture">
-                <pic:pic xmlns:pic="http://schemas.openxmlformats.org/drawingml/2006/picture">
-                  <pic:nvPicPr>
-                    <pic:cNvPr id="13" name="Picture 13"/>
-                    <pic:cNvPicPr>
-                      <a:picLocks noChangeAspect="1"/>
-                    </pic:cNvPicPr>
-                  </pic:nvPicPr>
-                  <pic:blipFill>
-                    <a:blip r:embed="rId17"/>
-                    <a:stretch>
-                      <a:fillRect/>
-                    </a:stretch>
-                  </pic:blipFill>
-                  <pic:spPr>
-                    <a:xfrm>
-                      <a:off x="0" y="0"/>
-                      <a:ext cx="5720715" cy="1927860"/>
-                    </a:xfrm>
-                    <a:prstGeom prst="rect">
-                      <a:avLst/>
-                    </a:prstGeom>
-                    <a:noFill/>
-                    <a:ln>
-                      <a:noFill/>
-                    </a:ln>
-                  </pic:spPr>
-                </pic:pic>
-              </a:graphicData>
-            </a:graphic>
-          </wp:inline>
-        </w:drawing>
-      </w:r>
-    </w:p>
-    <w:p>
-      <w:pPr>
-        <w:numPr>
-          <w:ilvl w:val="0"/>
-          <w:numId w:val="9"/>
-        </w:numPr>
-        <w:ind w:left="75" w:leftChars="0"/>
-        <w:rPr>
-          <w:rFonts w:hint="default" w:cs="Times New Roman"/>
-          <w:b w:val="0"/>
-          <w:bCs w:val="0"/>
-          <w:sz w:val="30"/>
-          <w:szCs w:val="30"/>
-          <w:lang w:val="vi-VN"/>
-        </w:rPr>
-      </w:pPr>
-      <w:r>
-        <w:rPr>
-          <w:rFonts w:hint="default" w:cs="Times New Roman"/>
-          <w:b w:val="0"/>
-          <w:bCs w:val="0"/>
-          <w:sz w:val="30"/>
-          <w:szCs w:val="30"/>
-          <w:lang w:val="vi-VN"/>
-        </w:rPr>
-        <w:t>Thêm người dùng</w:t>
-      </w:r>
-    </w:p>
-    <w:p>
-      <w:pPr>
-        <w:numPr>
-          <w:numId w:val="0"/>
-        </w:numPr>
-        <w:rPr>
-          <w:rFonts w:hint="default" w:cs="Times New Roman"/>
-          <w:b w:val="0"/>
-          <w:bCs w:val="0"/>
-          <w:sz w:val="30"/>
-          <w:szCs w:val="30"/>
-          <w:lang w:val="vi-VN"/>
-        </w:rPr>
-      </w:pPr>
-      <w:r>
-        <w:drawing>
-          <wp:inline distT="0" distB="0" distL="114300" distR="114300">
-            <wp:extent cx="5727700" cy="2988310"/>
-            <wp:effectExtent l="0" t="0" r="2540" b="13970"/>
-            <wp:docPr id="14" name="Picture 14"/>
-            <wp:cNvGraphicFramePr>
-              <a:graphicFrameLocks xmlns:a="http://schemas.openxmlformats.org/drawingml/2006/main" noChangeAspect="1"/>
-            </wp:cNvGraphicFramePr>
-            <a:graphic xmlns:a="http://schemas.openxmlformats.org/drawingml/2006/main">
-              <a:graphicData uri="http://schemas.openxmlformats.org/drawingml/2006/picture">
-                <pic:pic xmlns:pic="http://schemas.openxmlformats.org/drawingml/2006/picture">
-                  <pic:nvPicPr>
-                    <pic:cNvPr id="14" name="Picture 14"/>
-                    <pic:cNvPicPr>
-                      <a:picLocks noChangeAspect="1"/>
-                    </pic:cNvPicPr>
-                  </pic:nvPicPr>
-                  <pic:blipFill>
-                    <a:blip r:embed="rId18"/>
-                    <a:stretch>
-                      <a:fillRect/>
-                    </a:stretch>
-                  </pic:blipFill>
-                  <pic:spPr>
-                    <a:xfrm>
-                      <a:off x="0" y="0"/>
-                      <a:ext cx="5727700" cy="2988310"/>
-                    </a:xfrm>
-                    <a:prstGeom prst="rect">
-                      <a:avLst/>
-                    </a:prstGeom>
-                    <a:noFill/>
-                    <a:ln>
-                      <a:noFill/>
-                    </a:ln>
-                  </pic:spPr>
-                </pic:pic>
-              </a:graphicData>
-            </a:graphic>
-          </wp:inline>
-        </w:drawing>
-      </w:r>
-    </w:p>
-    <w:p>
-      <w:pPr>
-        <w:numPr>
-          <w:ilvl w:val="0"/>
-          <w:numId w:val="9"/>
-        </w:numPr>
-        <w:ind w:left="75" w:leftChars="0"/>
-        <w:rPr>
-          <w:rFonts w:hint="default" w:cs="Times New Roman"/>
-          <w:b w:val="0"/>
-          <w:bCs w:val="0"/>
-          <w:sz w:val="30"/>
-          <w:szCs w:val="30"/>
-          <w:lang w:val="vi-VN"/>
-        </w:rPr>
-      </w:pPr>
-      <w:r>
-        <w:rPr>
-          <w:rFonts w:hint="default" w:cs="Times New Roman"/>
-          <w:b w:val="0"/>
-          <w:bCs w:val="0"/>
-          <w:sz w:val="30"/>
-          <w:szCs w:val="30"/>
-          <w:lang w:val="vi-VN"/>
-        </w:rPr>
-        <w:t>Xóa người dùng</w:t>
-      </w:r>
-    </w:p>
-    <w:p>
-      <w:pPr>
-        <w:numPr>
-          <w:numId w:val="0"/>
-        </w:numPr>
-        <w:rPr>
-          <w:rFonts w:hint="default" w:cs="Times New Roman"/>
-          <w:b w:val="0"/>
-          <w:bCs w:val="0"/>
-          <w:sz w:val="30"/>
-          <w:szCs w:val="30"/>
-          <w:lang w:val="vi-VN"/>
-        </w:rPr>
-      </w:pPr>
-      <w:r>
-        <w:drawing>
-          <wp:inline distT="0" distB="0" distL="114300" distR="114300">
-            <wp:extent cx="5730875" cy="1971675"/>
-            <wp:effectExtent l="0" t="0" r="14605" b="9525"/>
-            <wp:docPr id="15" name="Picture 15"/>
-            <wp:cNvGraphicFramePr>
-              <a:graphicFrameLocks xmlns:a="http://schemas.openxmlformats.org/drawingml/2006/main" noChangeAspect="1"/>
-            </wp:cNvGraphicFramePr>
-            <a:graphic xmlns:a="http://schemas.openxmlformats.org/drawingml/2006/main">
-              <a:graphicData uri="http://schemas.openxmlformats.org/drawingml/2006/picture">
-                <pic:pic xmlns:pic="http://schemas.openxmlformats.org/drawingml/2006/picture">
-                  <pic:nvPicPr>
-                    <pic:cNvPr id="15" name="Picture 15"/>
-                    <pic:cNvPicPr>
-                      <a:picLocks noChangeAspect="1"/>
-                    </pic:cNvPicPr>
-                  </pic:nvPicPr>
-                  <pic:blipFill>
-                    <a:blip r:embed="rId19"/>
-                    <a:stretch>
-                      <a:fillRect/>
-                    </a:stretch>
-                  </pic:blipFill>
-                  <pic:spPr>
-                    <a:xfrm>
-                      <a:off x="0" y="0"/>
-                      <a:ext cx="5730875" cy="1971675"/>
-                    </a:xfrm>
-                    <a:prstGeom prst="rect">
-                      <a:avLst/>
-                    </a:prstGeom>
-                    <a:noFill/>
-                    <a:ln>
-                      <a:noFill/>
-                    </a:ln>
-                  </pic:spPr>
-                </pic:pic>
-              </a:graphicData>
-            </a:graphic>
-          </wp:inline>
-        </w:drawing>
-      </w:r>
-    </w:p>
-    <w:p>
-      <w:pPr>
-        <w:numPr>
-          <w:ilvl w:val="0"/>
-          <w:numId w:val="9"/>
-        </w:numPr>
-        <w:ind w:left="75" w:leftChars="0"/>
-        <w:rPr>
-          <w:rFonts w:hint="default" w:cs="Times New Roman"/>
-          <w:b w:val="0"/>
-          <w:bCs w:val="0"/>
-          <w:sz w:val="30"/>
-          <w:szCs w:val="30"/>
-          <w:lang w:val="vi-VN"/>
-        </w:rPr>
-      </w:pPr>
-      <w:r>
-        <w:rPr>
-          <w:rFonts w:hint="default" w:cs="Times New Roman"/>
-          <w:b w:val="0"/>
-          <w:bCs w:val="0"/>
-          <w:sz w:val="30"/>
-          <w:szCs w:val="30"/>
-          <w:lang w:val="vi-VN"/>
-        </w:rPr>
-        <w:t>Sửa người dùng</w:t>
-      </w:r>
-    </w:p>
-    <w:p>
-      <w:pPr>
-        <w:numPr>
-          <w:numId w:val="0"/>
-        </w:numPr>
-        <w:rPr>
-          <w:rFonts w:hint="default" w:cs="Times New Roman"/>
-          <w:b w:val="0"/>
-          <w:bCs w:val="0"/>
-          <w:sz w:val="30"/>
-          <w:szCs w:val="30"/>
-          <w:lang w:val="vi-VN"/>
-        </w:rPr>
-      </w:pPr>
-      <w:r>
-        <w:drawing>
-          <wp:inline distT="0" distB="0" distL="114300" distR="114300">
-            <wp:extent cx="5730875" cy="1971675"/>
-            <wp:effectExtent l="0" t="0" r="14605" b="9525"/>
-            <wp:docPr id="16" name="Picture 16"/>
-            <wp:cNvGraphicFramePr>
-              <a:graphicFrameLocks xmlns:a="http://schemas.openxmlformats.org/drawingml/2006/main" noChangeAspect="1"/>
-            </wp:cNvGraphicFramePr>
-            <a:graphic xmlns:a="http://schemas.openxmlformats.org/drawingml/2006/main">
-              <a:graphicData uri="http://schemas.openxmlformats.org/drawingml/2006/picture">
-                <pic:pic xmlns:pic="http://schemas.openxmlformats.org/drawingml/2006/picture">
-                  <pic:nvPicPr>
-                    <pic:cNvPr id="16" name="Picture 16"/>
-                    <pic:cNvPicPr>
-                      <a:picLocks noChangeAspect="1"/>
-                    </pic:cNvPicPr>
-                  </pic:nvPicPr>
-                  <pic:blipFill>
-                    <a:blip r:embed="rId19"/>
-                    <a:stretch>
-                      <a:fillRect/>
-                    </a:stretch>
-                  </pic:blipFill>
-                  <pic:spPr>
-                    <a:xfrm>
-                      <a:off x="0" y="0"/>
-                      <a:ext cx="5730875" cy="1971675"/>
-                    </a:xfrm>
-                    <a:prstGeom prst="rect">
-                      <a:avLst/>
-                    </a:prstGeom>
-                    <a:noFill/>
-                    <a:ln>
-                      <a:noFill/>
-                    </a:ln>
-                  </pic:spPr>
-                </pic:pic>
-              </a:graphicData>
-            </a:graphic>
-          </wp:inline>
-        </w:drawing>
-      </w:r>
-    </w:p>
-    <w:p>
-      <w:pPr>
-        <w:numPr>
-          <w:ilvl w:val="0"/>
-          <w:numId w:val="9"/>
-        </w:numPr>
-        <w:ind w:left="75" w:leftChars="0"/>
-        <w:rPr>
-          <w:rFonts w:hint="default" w:cs="Times New Roman"/>
-          <w:b w:val="0"/>
-          <w:bCs w:val="0"/>
-          <w:sz w:val="30"/>
-          <w:szCs w:val="30"/>
-          <w:lang w:val="vi-VN"/>
-        </w:rPr>
-      </w:pPr>
-      <w:r>
-        <w:rPr>
-          <w:rFonts w:hint="default" w:cs="Times New Roman"/>
-          <w:b w:val="0"/>
-          <w:bCs w:val="0"/>
-          <w:sz w:val="30"/>
-          <w:szCs w:val="30"/>
-          <w:lang w:val="vi-VN"/>
-        </w:rPr>
-        <w:t>Thanh toán</w:t>
-      </w:r>
-    </w:p>
-    <w:p>
-      <w:pPr>
-        <w:numPr>
-          <w:numId w:val="0"/>
-        </w:numPr>
-        <w:rPr>
-          <w:rFonts w:hint="default" w:cs="Times New Roman"/>
-          <w:b w:val="0"/>
-          <w:bCs w:val="0"/>
-          <w:sz w:val="30"/>
-          <w:szCs w:val="30"/>
-          <w:lang w:val="vi-VN"/>
-        </w:rPr>
-      </w:pPr>
-      <w:r>
-        <w:drawing>
-          <wp:inline distT="0" distB="0" distL="114300" distR="114300">
-            <wp:extent cx="5730875" cy="1971675"/>
-            <wp:effectExtent l="0" t="0" r="14605" b="9525"/>
-            <wp:docPr id="17" name="Picture 17"/>
-            <wp:cNvGraphicFramePr>
-              <a:graphicFrameLocks xmlns:a="http://schemas.openxmlformats.org/drawingml/2006/main" noChangeAspect="1"/>
-            </wp:cNvGraphicFramePr>
-            <a:graphic xmlns:a="http://schemas.openxmlformats.org/drawingml/2006/main">
-              <a:graphicData uri="http://schemas.openxmlformats.org/drawingml/2006/picture">
-                <pic:pic xmlns:pic="http://schemas.openxmlformats.org/drawingml/2006/picture">
-                  <pic:nvPicPr>
-                    <pic:cNvPr id="17" name="Picture 17"/>
-                    <pic:cNvPicPr>
-                      <a:picLocks noChangeAspect="1"/>
-                    </pic:cNvPicPr>
-                  </pic:nvPicPr>
-                  <pic:blipFill>
-                    <a:blip r:embed="rId19"/>
-                    <a:stretch>
-                      <a:fillRect/>
-                    </a:stretch>
-                  </pic:blipFill>
-                  <pic:spPr>
-                    <a:xfrm>
-                      <a:off x="0" y="0"/>
-                      <a:ext cx="5730875" cy="1971675"/>
-                    </a:xfrm>
-                    <a:prstGeom prst="rect">
-                      <a:avLst/>
-                    </a:prstGeom>
-                    <a:noFill/>
-                    <a:ln>
-                      <a:noFill/>
-                    </a:ln>
-                  </pic:spPr>
-                </pic:pic>
-              </a:graphicData>
-            </a:graphic>
-          </wp:inline>
-        </w:drawing>
-      </w:r>
-    </w:p>
-    <w:p>
-      <w:pPr>
-        <w:numPr>
-          <w:numId w:val="0"/>
-        </w:numPr>
-        <w:ind w:left="75" w:leftChars="0"/>
-        <w:rPr>
-          <w:rFonts w:hint="default" w:cs="Times New Roman"/>
-          <w:b w:val="0"/>
-          <w:bCs w:val="0"/>
-          <w:sz w:val="30"/>
-          <w:szCs w:val="30"/>
-          <w:lang w:val="vi-VN"/>
-        </w:rPr>
-      </w:pPr>
-      <w:r>
-        <w:rPr>
-          <w:rFonts w:hint="default" w:cs="Times New Roman"/>
-          <w:b w:val="0"/>
-          <w:bCs w:val="0"/>
-          <w:sz w:val="30"/>
-          <w:szCs w:val="30"/>
-          <w:lang w:val="vi-VN"/>
-        </w:rPr>
-        <w:tab/>
-      </w:r>
-    </w:p>
-    <w:p>
-      <w:pPr>
-        <w:numPr>
+    </w:p>
+    <w:p>
+      <w:pPr>
+        <w:numPr>
+          <w:ilvl w:val="0"/>
           <w:numId w:val="0"/>
         </w:numPr>
         <w:ind w:left="720" w:leftChars="0"/>
@@ -7516,6 +7235,7 @@
     <w:p>
       <w:pPr>
         <w:numPr>
+          <w:ilvl w:val="0"/>
           <w:numId w:val="0"/>
         </w:numPr>
         <w:rPr>
@@ -7527,12 +7247,11 @@
           <w:lang w:val="vi-VN"/>
         </w:rPr>
       </w:pPr>
-      <w:bookmarkStart w:id="0" w:name="_GoBack"/>
-      <w:bookmarkEnd w:id="0"/>
-    </w:p>
-    <w:p>
-      <w:pPr>
-        <w:numPr>
+    </w:p>
+    <w:p>
+      <w:pPr>
+        <w:numPr>
+          <w:ilvl w:val="0"/>
           <w:numId w:val="0"/>
         </w:numPr>
         <w:ind w:left="720" w:leftChars="0"/>
@@ -7549,6 +7268,7 @@
     <w:p>
       <w:pPr>
         <w:numPr>
+          <w:ilvl w:val="0"/>
           <w:numId w:val="0"/>
         </w:numPr>
         <w:ind w:left="720" w:leftChars="0"/>
@@ -7571,7 +7291,6 @@
           <w:lang w:val="vi-VN"/>
         </w:rPr>
         <w:tab/>
-        <w:t/>
       </w:r>
       <w:r>
         <w:rPr>
@@ -7583,7 +7302,6 @@
           <w:lang w:val="vi-VN"/>
         </w:rPr>
         <w:tab/>
-        <w:t/>
       </w:r>
       <w:r>
         <w:rPr>
@@ -7600,6 +7318,7 @@
     <w:p>
       <w:pPr>
         <w:numPr>
+          <w:ilvl w:val="0"/>
           <w:numId w:val="0"/>
         </w:numPr>
         <w:ind w:left="75" w:leftChars="0"/>
@@ -7616,6 +7335,7 @@
     <w:p>
       <w:pPr>
         <w:numPr>
+          <w:ilvl w:val="0"/>
           <w:numId w:val="0"/>
         </w:numPr>
         <w:ind w:left="75" w:leftChars="0"/>
@@ -7714,9 +7434,9 @@
 <file path=word/numbering.xml><?xml version="1.0" encoding="utf-8"?>
 <w:numbering xmlns:wpc="http://schemas.microsoft.com/office/word/2010/wordprocessingCanvas" xmlns:mc="http://schemas.openxmlformats.org/markup-compatibility/2006" xmlns:o="urn:schemas-microsoft-com:office:office" xmlns:r="http://schemas.openxmlformats.org/officeDocument/2006/relationships" xmlns:m="http://schemas.openxmlformats.org/officeDocument/2006/math" xmlns:v="urn:schemas-microsoft-com:vml" xmlns:wp14="http://schemas.microsoft.com/office/word/2010/wordprocessingDrawing" xmlns:wp="http://schemas.openxmlformats.org/drawingml/2006/wordprocessingDrawing" xmlns:w10="urn:schemas-microsoft-com:office:word" xmlns:w="http://schemas.openxmlformats.org/wordprocessingml/2006/main" xmlns:w14="http://schemas.microsoft.com/office/word/2010/wordml" xmlns:wpg="http://schemas.microsoft.com/office/word/2010/wordprocessingGroup" xmlns:wpi="http://schemas.microsoft.com/office/word/2010/wordprocessingInk" xmlns:wne="http://schemas.microsoft.com/office/word/2006/wordml" xmlns:wps="http://schemas.microsoft.com/office/word/2010/wordprocessingShape" xmlns:wpsCustomData="http://www.wps.cn/officeDocument/2013/wpsCustomData" mc:Ignorable="w14 wp14">
   <w:abstractNum w:abstractNumId="0">
-    <w:nsid w:val="8FECB236"/>
+    <w:nsid w:val="A629B07A"/>
     <w:multiLevelType w:val="multilevel"/>
-    <w:tmpl w:val="8FECB236"/>
+    <w:tmpl w:val="A629B07A"/>
     <w:lvl w:ilvl="0" w:tentative="0">
       <w:start w:val="1"/>
       <w:numFmt w:val="bullet"/>
@@ -7863,21 +7583,9 @@
     </w:lvl>
   </w:abstractNum>
   <w:abstractNum w:abstractNumId="1">
-    <w:nsid w:val="9A441C3A"/>
-    <w:multiLevelType w:val="singleLevel"/>
-    <w:tmpl w:val="9A441C3A"/>
-    <w:lvl w:ilvl="0" w:tentative="0">
-      <w:start w:val="1"/>
-      <w:numFmt w:val="decimal"/>
-      <w:suff w:val="space"/>
-      <w:lvlText w:val="%1."/>
-      <w:lvlJc w:val="left"/>
-    </w:lvl>
-  </w:abstractNum>
-  <w:abstractNum w:abstractNumId="2">
-    <w:nsid w:val="A629B07A"/>
+    <w:nsid w:val="12CF4991"/>
     <w:multiLevelType w:val="multilevel"/>
-    <w:tmpl w:val="A629B07A"/>
+    <w:tmpl w:val="12CF4991"/>
     <w:lvl w:ilvl="0" w:tentative="0">
       <w:start w:val="1"/>
       <w:numFmt w:val="bullet"/>
@@ -8023,10 +7731,47 @@
       </w:rPr>
     </w:lvl>
   </w:abstractNum>
+  <w:abstractNum w:abstractNumId="2">
+    <w:nsid w:val="1D41189B"/>
+    <w:multiLevelType w:val="singleLevel"/>
+    <w:tmpl w:val="1D41189B"/>
+    <w:lvl w:ilvl="0" w:tentative="0">
+      <w:start w:val="1"/>
+      <w:numFmt w:val="decimal"/>
+      <w:lvlText w:val="%1."/>
+      <w:lvlJc w:val="left"/>
+      <w:pPr>
+        <w:tabs>
+          <w:tab w:val="left" w:pos="312"/>
+        </w:tabs>
+        <w:ind w:left="720" w:leftChars="0" w:firstLine="0" w:firstLineChars="0"/>
+      </w:pPr>
+    </w:lvl>
+  </w:abstractNum>
   <w:abstractNum w:abstractNumId="3">
-    <w:nsid w:val="12CF4991"/>
+    <w:nsid w:val="2321C1DB"/>
+    <w:multiLevelType w:val="singleLevel"/>
+    <w:tmpl w:val="2321C1DB"/>
+    <w:lvl w:ilvl="0" w:tentative="0">
+      <w:start w:val="1"/>
+      <w:numFmt w:val="upperRoman"/>
+      <w:suff w:val="space"/>
+      <w:lvlText w:val="%1."/>
+      <w:lvlJc w:val="left"/>
+      <w:pPr>
+        <w:ind w:left="75" w:leftChars="0" w:firstLine="0" w:firstLineChars="0"/>
+      </w:pPr>
+      <w:rPr>
+        <w:rFonts w:hint="default"/>
+        <w:b/>
+        <w:bCs/>
+      </w:rPr>
+    </w:lvl>
+  </w:abstractNum>
+  <w:abstractNum w:abstractNumId="4">
+    <w:nsid w:val="5B989FD7"/>
     <w:multiLevelType w:val="multilevel"/>
-    <w:tmpl w:val="12CF4991"/>
+    <w:tmpl w:val="5B989FD7"/>
     <w:lvl w:ilvl="0" w:tentative="0">
       <w:start w:val="1"/>
       <w:numFmt w:val="bullet"/>
@@ -8039,7 +7784,7 @@
         <w:ind w:left="720" w:hanging="360"/>
       </w:pPr>
       <w:rPr>
-        <w:rFonts w:hint="default" w:ascii="Symbol" w:hAnsi="Symbol" w:cs="Symbol"/>
+        <w:rFonts w:ascii="Symbol" w:hAnsi="Symbol" w:cs="Symbol"/>
         <w:sz w:val="20"/>
       </w:rPr>
     </w:lvl>
@@ -8055,7 +7800,7 @@
         <w:ind w:left="1440" w:hanging="360"/>
       </w:pPr>
       <w:rPr>
-        <w:rFonts w:hint="default" w:ascii="Courier New" w:hAnsi="Courier New" w:cs="Courier New"/>
+        <w:rFonts w:ascii="Courier New" w:hAnsi="Courier New" w:cs="Courier New"/>
         <w:sz w:val="20"/>
       </w:rPr>
     </w:lvl>
@@ -8071,7 +7816,7 @@
         <w:ind w:left="2160" w:hanging="360"/>
       </w:pPr>
       <w:rPr>
-        <w:rFonts w:hint="default" w:ascii="Wingdings" w:hAnsi="Wingdings" w:cs="Wingdings"/>
+        <w:rFonts w:ascii="Wingdings" w:hAnsi="Wingdings" w:cs="Wingdings"/>
         <w:sz w:val="20"/>
       </w:rPr>
     </w:lvl>
@@ -8172,47 +7917,10 @@
       </w:rPr>
     </w:lvl>
   </w:abstractNum>
-  <w:abstractNum w:abstractNumId="4">
-    <w:nsid w:val="1D41189B"/>
-    <w:multiLevelType w:val="singleLevel"/>
-    <w:tmpl w:val="1D41189B"/>
-    <w:lvl w:ilvl="0" w:tentative="0">
-      <w:start w:val="1"/>
-      <w:numFmt w:val="decimal"/>
-      <w:lvlText w:val="%1."/>
-      <w:lvlJc w:val="left"/>
-      <w:pPr>
-        <w:tabs>
-          <w:tab w:val="left" w:pos="312"/>
-        </w:tabs>
-        <w:ind w:left="720" w:leftChars="0" w:firstLine="0" w:firstLineChars="0"/>
-      </w:pPr>
-    </w:lvl>
-  </w:abstractNum>
   <w:abstractNum w:abstractNumId="5">
-    <w:nsid w:val="2321C1DB"/>
-    <w:multiLevelType w:val="singleLevel"/>
-    <w:tmpl w:val="2321C1DB"/>
-    <w:lvl w:ilvl="0" w:tentative="0">
-      <w:start w:val="1"/>
-      <w:numFmt w:val="upperRoman"/>
-      <w:suff w:val="space"/>
-      <w:lvlText w:val="%1."/>
-      <w:lvlJc w:val="left"/>
-      <w:pPr>
-        <w:ind w:left="75" w:leftChars="0" w:firstLine="0" w:firstLineChars="0"/>
-      </w:pPr>
-      <w:rPr>
-        <w:rFonts w:hint="default"/>
-        <w:b/>
-        <w:bCs/>
-      </w:rPr>
-    </w:lvl>
-  </w:abstractNum>
-  <w:abstractNum w:abstractNumId="6">
-    <w:nsid w:val="5B989FD7"/>
+    <w:nsid w:val="7E6A5F92"/>
     <w:multiLevelType w:val="multilevel"/>
-    <w:tmpl w:val="5B989FD7"/>
+    <w:tmpl w:val="7E6A5F92"/>
     <w:lvl w:ilvl="0" w:tentative="0">
       <w:start w:val="1"/>
       <w:numFmt w:val="bullet"/>
@@ -8358,163 +8066,14 @@
       </w:rPr>
     </w:lvl>
   </w:abstractNum>
-  <w:abstractNum w:abstractNumId="7">
-    <w:nsid w:val="7E6A5F92"/>
-    <w:multiLevelType w:val="multilevel"/>
-    <w:tmpl w:val="7E6A5F92"/>
-    <w:lvl w:ilvl="0" w:tentative="0">
-      <w:start w:val="1"/>
-      <w:numFmt w:val="bullet"/>
-      <w:lvlText w:val=""/>
-      <w:lvlJc w:val="left"/>
-      <w:pPr>
-        <w:tabs>
-          <w:tab w:val="left" w:pos="720"/>
-        </w:tabs>
-        <w:ind w:left="720" w:hanging="360"/>
-      </w:pPr>
-      <w:rPr>
-        <w:rFonts w:ascii="Symbol" w:hAnsi="Symbol" w:cs="Symbol"/>
-        <w:sz w:val="20"/>
-      </w:rPr>
-    </w:lvl>
-    <w:lvl w:ilvl="1" w:tentative="0">
-      <w:start w:val="1"/>
-      <w:numFmt w:val="bullet"/>
-      <w:lvlText w:val="o"/>
-      <w:lvlJc w:val="left"/>
-      <w:pPr>
-        <w:tabs>
-          <w:tab w:val="left" w:pos="1440"/>
-        </w:tabs>
-        <w:ind w:left="1440" w:hanging="360"/>
-      </w:pPr>
-      <w:rPr>
-        <w:rFonts w:ascii="Courier New" w:hAnsi="Courier New" w:cs="Courier New"/>
-        <w:sz w:val="20"/>
-      </w:rPr>
-    </w:lvl>
-    <w:lvl w:ilvl="2" w:tentative="0">
-      <w:start w:val="1"/>
-      <w:numFmt w:val="bullet"/>
-      <w:lvlText w:val=""/>
-      <w:lvlJc w:val="left"/>
-      <w:pPr>
-        <w:tabs>
-          <w:tab w:val="left" w:pos="2160"/>
-        </w:tabs>
-        <w:ind w:left="2160" w:hanging="360"/>
-      </w:pPr>
-      <w:rPr>
-        <w:rFonts w:ascii="Wingdings" w:hAnsi="Wingdings" w:cs="Wingdings"/>
-        <w:sz w:val="20"/>
-      </w:rPr>
-    </w:lvl>
-    <w:lvl w:ilvl="3" w:tentative="0">
-      <w:start w:val="1"/>
-      <w:numFmt w:val="bullet"/>
-      <w:lvlText w:val=""/>
-      <w:lvlJc w:val="left"/>
-      <w:pPr>
-        <w:tabs>
-          <w:tab w:val="left" w:pos="2880"/>
-        </w:tabs>
-        <w:ind w:left="2880" w:hanging="360"/>
-      </w:pPr>
-      <w:rPr>
-        <w:rFonts w:hint="default" w:ascii="Wingdings" w:hAnsi="Wingdings" w:cs="Wingdings"/>
-        <w:sz w:val="20"/>
-      </w:rPr>
-    </w:lvl>
-    <w:lvl w:ilvl="4" w:tentative="0">
-      <w:start w:val="1"/>
-      <w:numFmt w:val="bullet"/>
-      <w:lvlText w:val=""/>
-      <w:lvlJc w:val="left"/>
-      <w:pPr>
-        <w:tabs>
-          <w:tab w:val="left" w:pos="3600"/>
-        </w:tabs>
-        <w:ind w:left="3600" w:hanging="360"/>
-      </w:pPr>
-      <w:rPr>
-        <w:rFonts w:hint="default" w:ascii="Wingdings" w:hAnsi="Wingdings" w:cs="Wingdings"/>
-        <w:sz w:val="20"/>
-      </w:rPr>
-    </w:lvl>
-    <w:lvl w:ilvl="5" w:tentative="0">
-      <w:start w:val="1"/>
-      <w:numFmt w:val="bullet"/>
-      <w:lvlText w:val=""/>
-      <w:lvlJc w:val="left"/>
-      <w:pPr>
-        <w:tabs>
-          <w:tab w:val="left" w:pos="4320"/>
-        </w:tabs>
-        <w:ind w:left="4320" w:hanging="360"/>
-      </w:pPr>
-      <w:rPr>
-        <w:rFonts w:hint="default" w:ascii="Wingdings" w:hAnsi="Wingdings" w:cs="Wingdings"/>
-        <w:sz w:val="20"/>
-      </w:rPr>
-    </w:lvl>
-    <w:lvl w:ilvl="6" w:tentative="0">
-      <w:start w:val="1"/>
-      <w:numFmt w:val="bullet"/>
-      <w:lvlText w:val=""/>
-      <w:lvlJc w:val="left"/>
-      <w:pPr>
-        <w:tabs>
-          <w:tab w:val="left" w:pos="5040"/>
-        </w:tabs>
-        <w:ind w:left="5040" w:hanging="360"/>
-      </w:pPr>
-      <w:rPr>
-        <w:rFonts w:hint="default" w:ascii="Wingdings" w:hAnsi="Wingdings" w:cs="Wingdings"/>
-        <w:sz w:val="20"/>
-      </w:rPr>
-    </w:lvl>
-    <w:lvl w:ilvl="7" w:tentative="0">
-      <w:start w:val="1"/>
-      <w:numFmt w:val="bullet"/>
-      <w:lvlText w:val=""/>
-      <w:lvlJc w:val="left"/>
-      <w:pPr>
-        <w:tabs>
-          <w:tab w:val="left" w:pos="5760"/>
-        </w:tabs>
-        <w:ind w:left="5760" w:hanging="360"/>
-      </w:pPr>
-      <w:rPr>
-        <w:rFonts w:hint="default" w:ascii="Wingdings" w:hAnsi="Wingdings" w:cs="Wingdings"/>
-        <w:sz w:val="20"/>
-      </w:rPr>
-    </w:lvl>
-    <w:lvl w:ilvl="8" w:tentative="0">
-      <w:start w:val="1"/>
-      <w:numFmt w:val="bullet"/>
-      <w:lvlText w:val=""/>
-      <w:lvlJc w:val="left"/>
-      <w:pPr>
-        <w:tabs>
-          <w:tab w:val="left" w:pos="6480"/>
-        </w:tabs>
-        <w:ind w:left="6480" w:hanging="360"/>
-      </w:pPr>
-      <w:rPr>
-        <w:rFonts w:hint="default" w:ascii="Wingdings" w:hAnsi="Wingdings" w:cs="Wingdings"/>
-        <w:sz w:val="20"/>
-      </w:rPr>
-    </w:lvl>
-  </w:abstractNum>
   <w:num w:numId="1">
-    <w:abstractNumId w:val="5"/>
+    <w:abstractNumId w:val="3"/>
   </w:num>
   <w:num w:numId="2">
-    <w:abstractNumId w:val="6"/>
+    <w:abstractNumId w:val="4"/>
   </w:num>
   <w:num w:numId="3">
-    <w:abstractNumId w:val="6"/>
+    <w:abstractNumId w:val="4"/>
     <w:lvlOverride w:ilvl="0">
       <w:startOverride w:val="1"/>
     </w:lvlOverride>
@@ -8544,22 +8103,16 @@
     </w:lvlOverride>
   </w:num>
   <w:num w:numId="4">
-    <w:abstractNumId w:val="2"/>
+    <w:abstractNumId w:val="0"/>
   </w:num>
   <w:num w:numId="5">
-    <w:abstractNumId w:val="3"/>
+    <w:abstractNumId w:val="1"/>
   </w:num>
   <w:num w:numId="6">
-    <w:abstractNumId w:val="7"/>
+    <w:abstractNumId w:val="5"/>
   </w:num>
   <w:num w:numId="7">
-    <w:abstractNumId w:val="0"/>
-  </w:num>
-  <w:num w:numId="8">
-    <w:abstractNumId w:val="4"/>
-  </w:num>
-  <w:num w:numId="9">
-    <w:abstractNumId w:val="1"/>
+    <w:abstractNumId w:val="2"/>
   </w:num>
 </w:numbering>
 </file>
@@ -8679,7 +8232,7 @@
     <w:lsdException w:uiPriority="99" w:name="HTML Typewriter"/>
     <w:lsdException w:uiPriority="99" w:name="HTML Variable"/>
     <w:lsdException w:qFormat="1" w:uiPriority="99" w:name="Normal Table"/>
-    <w:lsdException w:uiPriority="99" w:name="annotation subject"/>
+    <w:lsdException w:qFormat="1" w:uiPriority="99" w:name="annotation subject"/>
     <w:lsdException w:uiPriority="99" w:name="Table Simple 1"/>
     <w:lsdException w:uiPriority="99" w:name="Table Simple 2"/>
     <w:lsdException w:uiPriority="99" w:name="Table Simple 3"/>
@@ -8913,6 +8466,7 @@
     <w:link w:val="16"/>
     <w:semiHidden/>
     <w:unhideWhenUsed/>
+    <w:qFormat/>
     <w:uiPriority w:val="99"/>
     <w:rPr>
       <w:b/>
@@ -8976,6 +8530,7 @@
       <w:jc w:val="left"/>
     </w:pPr>
     <w:rPr>
+      <w:rFonts w:ascii="Times New Roman" w:hAnsi="Times New Roman" w:eastAsia="SimSun" w:cs="Times New Roman"/>
       <w:kern w:val="0"/>
       <w:sz w:val="24"/>
       <w:szCs w:val="24"/>
